--- a/AppTurnosExplora/docs/pdf/Manual_Usuario.docx
+++ b/AppTurnosExplora/docs/pdf/Manual_Usuario.docx
@@ -42,7 +42,7 @@
           <w:color w:val="606060"/>
           <w:sz w:val="20"/>
         </w:rPr>
-        <w:t>Version 1.0  |  09/08/2026</w:t>
+        <w:t>Version 1.0  |  13/08/2026</w:t>
       </w:r>
     </w:p>
     <w:p>
@@ -13535,7 +13535,21 @@
         <w:pStyle w:val="ListNumber"/>
       </w:pPr>
       <w:r>
-        <w:t xml:space="preserve">Si el pago cae en sábado, indica en </w:t>
+        <w:t>Si el pago cae en sábado y ese día tú estás libre pero tu compañero sí trabaja, aparece</w:t>
+      </w:r>
+    </w:p>
+    <w:p>
+      <w:r>
+        <w:t xml:space="preserve">el aviso </w:t>
+      </w:r>
+      <w:r>
+        <w:rPr>
+          <w:b/>
+        </w:rPr>
+        <w:t>Pago en Sábado</w:t>
+      </w:r>
+      <w:r>
+        <w:t xml:space="preserve"> y debes indicar en </w:t>
       </w:r>
       <w:r>
         <w:rPr>
@@ -13544,12 +13558,56 @@
         <w:t>¿Qué mitad del sábado cubrirás tú?</w:t>
       </w:r>
       <w:r>
-        <w:t xml:space="preserve"> la jornada</w:t>
-      </w:r>
-    </w:p>
-    <w:p>
-      <w:r>
-        <w:t>que asumes.</w:t>
+        <w:t xml:space="preserve"> la jornada que asumes: él trabaja la otra mitad. Si tu compañero también descansa ese sábado, ni el aviso ni esa pregunta aparecen, porque no hay ninguna jornada suya que cubrir; la </w:t>
+      </w:r>
+      <w:r>
+        <w:rPr>
+          <w:b/>
+        </w:rPr>
+        <w:t>Vista Previa del Acuerdo</w:t>
+      </w:r>
+      <w:r>
+        <w:t xml:space="preserve"> te dirá que esa fecha de pago no sirve. &lt;!-- fuente: static/js/cambio-turno/solicitar_doblada.js (sincronizarSelectorPagoSabado) --&gt;</w:t>
+      </w:r>
+    </w:p>
+    <w:p>
+      <w:pPr>
+        <w:pStyle w:val="ListNumber"/>
+      </w:pPr>
+      <w:r>
+        <w:t xml:space="preserve">Revisa la </w:t>
+      </w:r>
+      <w:r>
+        <w:rPr>
+          <w:b/>
+        </w:rPr>
+        <w:t>Vista Previa del Acuerdo</w:t>
+      </w:r>
+      <w:r>
+        <w:t xml:space="preserve"> antes de enviar: si el recuadro es azul</w:t>
+      </w:r>
+    </w:p>
+    <w:p>
+      <w:r>
+        <w:t>(</w:t>
+      </w:r>
+      <w:r>
+        <w:rPr>
+          <w:b/>
+        </w:rPr>
+        <w:t>Resumen del Acuerdo</w:t>
+      </w:r>
+      <w:r>
+        <w:t>), el acuerdo es válido; si es rojo (</w:t>
+      </w:r>
+      <w:r>
+        <w:rPr>
+          <w:b/>
+        </w:rPr>
+        <w:t>No se puede enviar la solicitud</w:t>
+      </w:r>
+      <w:r>
+        <w:t>), corrige lo que indique el motivo. &lt;!-- fuente: static/js/cambio-turno/solicitar_doblada.js (verificarCoincidenciaPago) --&gt;</w:t>
       </w:r>
     </w:p>
     <w:p>
@@ -14173,7 +14231,7 @@
               <w:rPr>
                 <w:sz w:val="20"/>
               </w:rPr>
-              <w:t>Solo si el pago es sábado</w:t>
+              <w:t>Solo si el pago es sábado, tú estás libre ese día y el compañero sí trabaja</w:t>
             </w:r>
           </w:p>
         </w:tc>
@@ -14209,7 +14267,7 @@
               <w:rPr>
                 <w:sz w:val="20"/>
               </w:rPr>
-              <w:t>Define tu carga ese sábado</w:t>
+              <w:t>Define tu carga ese sábado &lt;!-- fuente: static/js/cambio-turno/solicitar_doblada.js (sincronizarSelectorPagoSabado) --&gt;</w:t>
             </w:r>
           </w:p>
         </w:tc>
@@ -14762,6 +14820,51 @@
               <w:rPr>
                 <w:sz w:val="20"/>
               </w:rPr>
+              <w:t xml:space="preserve">Pago en </w:t>
+            </w:r>
+            <w:r>
+              <w:rPr>
+                <w:b/>
+                <w:sz w:val="20"/>
+              </w:rPr>
+              <w:t>sábado en el que el compañero descansa</w:t>
+            </w:r>
+          </w:p>
+        </w:tc>
+        <w:tc>
+          <w:tcPr>
+            <w:tcW w:type="dxa" w:w="4320"/>
+          </w:tcPr>
+          <w:p>
+            <w:r>
+              <w:rPr>
+                <w:sz w:val="20"/>
+              </w:rPr>
+            </w:r>
+            <w:r>
+              <w:rPr>
+                <w:sz w:val="20"/>
+              </w:rPr>
+              <w:t>No sirve como fecha de pago: no hay jornada suya que cubrir. No se te pide la mitad del sábado y la vista previa lo rechaza &lt;!-- fuente: static/js/cambio-turno/solicitar_doblada.js; solicitudes/services/doblada_pago_service.py:100 --&gt;</w:t>
+            </w:r>
+          </w:p>
+        </w:tc>
+      </w:tr>
+      <w:tr>
+        <w:tc>
+          <w:tcPr>
+            <w:tcW w:type="dxa" w:w="4320"/>
+          </w:tcPr>
+          <w:p>
+            <w:r>
+              <w:rPr>
+                <w:sz w:val="20"/>
+              </w:rPr>
+            </w:r>
+            <w:r>
+              <w:rPr>
+                <w:sz w:val="20"/>
+              </w:rPr>
               <w:t xml:space="preserve">Cesión y pago </w:t>
             </w:r>
             <w:r>
@@ -14962,6 +15065,79 @@
     </w:p>
     <w:p>
       <w:r>
+        <w:t xml:space="preserve">En cuanto completas </w:t>
+      </w:r>
+      <w:r>
+        <w:rPr>
+          <w:b/>
+        </w:rPr>
+        <w:t>Fecha de Pago</w:t>
+      </w:r>
+      <w:r>
+        <w:t xml:space="preserve"> y </w:t>
+      </w:r>
+      <w:r>
+        <w:rPr>
+          <w:b/>
+        </w:rPr>
+        <w:t>Compañero que te Cubrirá</w:t>
+      </w:r>
+      <w:r>
+        <w:t xml:space="preserve">, la </w:t>
+      </w:r>
+      <w:r>
+        <w:rPr>
+          <w:b/>
+        </w:rPr>
+        <w:t>Vista Previa del Acuerdo</w:t>
+      </w:r>
+      <w:r>
+        <w:t xml:space="preserve"> se pronuncia: si el acuerdo es válido verás el recuadro azul </w:t>
+      </w:r>
+      <w:r>
+        <w:rPr>
+          <w:b/>
+        </w:rPr>
+        <w:t>Resumen del Acuerdo</w:t>
+      </w:r>
+      <w:r>
+        <w:t xml:space="preserve">; si el sistema ya sabe que lo rechazará, verás en su lugar un recuadro rojo </w:t>
+      </w:r>
+      <w:r>
+        <w:rPr>
+          <w:b/>
+        </w:rPr>
+        <w:t>No se puede enviar la solicitud</w:t>
+      </w:r>
+      <w:r>
+        <w:t xml:space="preserve"> con el motivo, sin tener que pulsar </w:t>
+      </w:r>
+      <w:r>
+        <w:rPr>
+          <w:b/>
+        </w:rPr>
+        <w:t>Enviar Solicitud</w:t>
+      </w:r>
+      <w:r>
+        <w:t xml:space="preserve"> para enterarte. Ocurre, por ejemplo, cuando los dos descansan en la fecha de pago, cuando el compañero descansa ese día o cuando ese día ambos tenéis la misma jornada. &lt;!-- fuente: static/js/cambio-turno/solicitar_doblada.js (verificarCoincidenciaPago) --&gt;</w:t>
+      </w:r>
+    </w:p>
+    <w:p>
+      <w:r>
+        <w:t xml:space="preserve">Si el pago cae en sábado, el aviso </w:t>
+      </w:r>
+      <w:r>
+        <w:rPr>
+          <w:b/>
+        </w:rPr>
+        <w:t>Pago en Sábado</w:t>
+      </w:r>
+      <w:r>
+        <w:t xml:space="preserve"> y la pregunta por la mitad solo aparecen cuando el compañero sí trabaja ese sábado. Si él descansa, no aparecen: no existe mitad que repartir. &lt;!-- fuente: static/js/cambio-turno/solicitar_doblada.js (sincronizarSelectorPagoSabado) --&gt;</w:t>
+      </w:r>
+    </w:p>
+    <w:p>
+      <w:r>
         <w:t>&lt;!-- fuente: static/js/cambio-turno/solicitar_doblada.js --&gt;</w:t>
       </w:r>
     </w:p>
@@ -15116,7 +15292,44 @@
     </w:p>
     <w:p>
       <w:r>
-        <w:t>Al aprobarse, el día de la cesión te queda libre y el de pago queda registrado como tu devolución.</w:t>
+        <w:t xml:space="preserve">Al aprobarse, el día de la cesión te queda libre y el de pago queda registrado como tu devolución. Las condiciones se vuelven a comprobar en ese momento: si entre el envío y la aprobación el compañero dejó de trabajar el sábado de pago, la solicitud no se aplica y se avisa con </w:t>
+      </w:r>
+      <w:r>
+        <w:rPr>
+          <w:i/>
+        </w:rPr>
+        <w:t>"&amp;lt;Nombre&amp;gt; no trabaja el sábado DD/MM/AAAA: ese día descansa, así que no hay jornada suya que cubrir y no se le puede pagar la doblada. La doblada debe rehacerse con otra fecha de pago."</w:t>
+      </w:r>
+      <w:r>
+        <w:t xml:space="preserve"> Ese aviso lo ve quien aprueba, no tú: por eso no pide elegir una fecha, sino que deja constancia de que la solicitud debe volver a enviarse con otra fecha de pago. &lt;!-- fuente: solicitudes/services/doblada_pago_service.py:144 --&gt;</w:t>
+      </w:r>
+    </w:p>
+    <w:p>
+      <w:r>
+        <w:t xml:space="preserve">La misma comprobación se aplica cuando el pago cae </w:t>
+      </w:r>
+      <w:r>
+        <w:rPr>
+          <w:b/>
+        </w:rPr>
+        <w:t>entre semana</w:t>
+      </w:r>
+      <w:r>
+        <w:t xml:space="preserve">. Si al aplicarse la doblada resulta que el compañero descansa ese día, el sistema se detiene y avisa con </w:t>
+      </w:r>
+      <w:r>
+        <w:rPr>
+          <w:i/>
+        </w:rPr>
+        <w:t>"&amp;lt;Nombre&amp;gt; &amp;lt;Apellido&amp;gt; no trabaja el DD/MM/AAAA: ese día descansa, así que no tiene una jornada que cubrirle para pagar la doblada. La doblada debe rehacerse con otra fecha de pago."</w:t>
+      </w:r>
+      <w:r>
+        <w:t xml:space="preserve"> Antes, en algunos casos, la doblada seguía adelante y le dejaba a esa persona un turno en un día libre sin que nadie se enterara. &lt;!-- fuente: solicitudes/services/doblada_pago_service.py:302,536 --&gt;</w:t>
+      </w:r>
+    </w:p>
+    <w:p>
+      <w:r>
+        <w:t>Rellenando el formulario no deberías toparte con este aviso: al enviar ya se comprueba que el compañero trabaje la fecha de pago. Aparece sobre todo cuando ese día cambió entre el envío y la aprobación, o cuando un administrador rehace una doblada por su cuenta.</w:t>
       </w:r>
     </w:p>
     <w:p>
@@ -16189,6 +16402,118 @@
                 <w:sz w:val="20"/>
               </w:rPr>
               <w:t>Selecciónalo</w:t>
+            </w:r>
+          </w:p>
+        </w:tc>
+      </w:tr>
+      <w:tr>
+        <w:tc>
+          <w:tcPr>
+            <w:tcW w:type="dxa" w:w="2880"/>
+          </w:tcPr>
+          <w:p>
+            <w:r>
+              <w:rPr>
+                <w:sz w:val="20"/>
+              </w:rPr>
+            </w:r>
+            <w:r>
+              <w:rPr>
+                <w:sz w:val="20"/>
+              </w:rPr>
+              <w:t>"&amp;lt;Nombre&amp;gt; no trabaja el sábado DD/MM/AAAA: ese día descansa, así que no hay jornada suya que cubrir y no se le puede pagar la doblada. La doblada debe rehacerse con otra fecha de pago."</w:t>
+            </w:r>
+          </w:p>
+        </w:tc>
+        <w:tc>
+          <w:tcPr>
+            <w:tcW w:type="dxa" w:w="2880"/>
+          </w:tcPr>
+          <w:p>
+            <w:r>
+              <w:rPr>
+                <w:sz w:val="20"/>
+              </w:rPr>
+            </w:r>
+            <w:r>
+              <w:rPr>
+                <w:sz w:val="20"/>
+              </w:rPr>
+              <w:t>Al aprobarse, el compañero ya no trabaja ese sábado (cambió su programación o cedió el día). Lo ve quien aprueba</w:t>
+            </w:r>
+          </w:p>
+        </w:tc>
+        <w:tc>
+          <w:tcPr>
+            <w:tcW w:type="dxa" w:w="2880"/>
+          </w:tcPr>
+          <w:p>
+            <w:r>
+              <w:rPr>
+                <w:sz w:val="20"/>
+              </w:rPr>
+            </w:r>
+            <w:r>
+              <w:rPr>
+                <w:sz w:val="20"/>
+              </w:rPr>
+              <w:t>Envía la solicitud de nuevo con otra fecha de pago</w:t>
+            </w:r>
+          </w:p>
+        </w:tc>
+      </w:tr>
+      <w:tr>
+        <w:tc>
+          <w:tcPr>
+            <w:tcW w:type="dxa" w:w="2880"/>
+          </w:tcPr>
+          <w:p>
+            <w:r>
+              <w:rPr>
+                <w:sz w:val="20"/>
+              </w:rPr>
+            </w:r>
+            <w:r>
+              <w:rPr>
+                <w:sz w:val="20"/>
+              </w:rPr>
+              <w:t>"&amp;lt;Nombre&amp;gt; &amp;lt;Apellido&amp;gt; no trabaja el DD/MM/AAAA: ese día descansa, así que no tiene una jornada que cubrirle para pagar la doblada. La doblada debe rehacerse con otra fecha de pago."</w:t>
+            </w:r>
+          </w:p>
+        </w:tc>
+        <w:tc>
+          <w:tcPr>
+            <w:tcW w:type="dxa" w:w="2880"/>
+          </w:tcPr>
+          <w:p>
+            <w:r>
+              <w:rPr>
+                <w:sz w:val="20"/>
+              </w:rPr>
+            </w:r>
+            <w:r>
+              <w:rPr>
+                <w:sz w:val="20"/>
+              </w:rPr>
+              <w:t>Al aplicarse la doblada, el compañero ya no trabaja esa fecha de pago entre semana. Lo ve quien aprueba</w:t>
+            </w:r>
+          </w:p>
+        </w:tc>
+        <w:tc>
+          <w:tcPr>
+            <w:tcW w:type="dxa" w:w="2880"/>
+          </w:tcPr>
+          <w:p>
+            <w:r>
+              <w:rPr>
+                <w:sz w:val="20"/>
+              </w:rPr>
+            </w:r>
+            <w:r>
+              <w:rPr>
+                <w:sz w:val="20"/>
+              </w:rPr>
+              <w:t>Envía la solicitud de nuevo con otra fecha de pago</w:t>
             </w:r>
           </w:p>
         </w:tc>
@@ -23180,7 +23505,40 @@
     </w:p>
     <w:p>
       <w:r>
-        <w:t>Una solicitud pasa primero por el compañero y después por el supervisor. En el momento de cada aprobación el sistema vuelve a comprobar las reglas: si la situación cambió desde que se envió —una sanción nueva, un turno modificado— la aprobación se rechaza con el motivo. &lt;!-- fuente: solicitudes/services/solicitud_aprobacion_service.py ("No se puede aprobar: …") --&gt;</w:t>
+        <w:t>Una solicitud pasa primero por el compañero y después por el supervisor. En el momento de cada aprobación el sistema vuelve a comprobar las reglas: si la situación cambió desde que se envió —una sanción nueva, un turno modificado— la aprobación no se realiza y verás el motivo. &lt;!-- fuente: solicitudes/services/solicitud_aprobacion_service.py ("No se puede aprobar: …") --&gt;</w:t>
+      </w:r>
+    </w:p>
+    <w:p>
+      <w:r>
+        <w:t xml:space="preserve">Cuando eso ocurre, el aviso que lees empieza por "No se puede aprobar: la solicitud ya no es válida con el estado actual." y a continuación cita el motivo entre la palabra </w:t>
+      </w:r>
+      <w:r>
+        <w:rPr>
+          <w:b/>
+        </w:rPr>
+        <w:t>Motivo:</w:t>
+      </w:r>
+      <w:r>
+        <w:t xml:space="preserve"> y la aclaración "(instrucciones dirigidas a quien la envió)". &lt;!-- fuente: solicitudes/services/solicitud_aprobacion_service.py:130-134 --&gt;</w:t>
+      </w:r>
+    </w:p>
+    <w:p>
+      <w:r>
+        <w:t>Ese motivo está redactado para quien envió la solicitud, no para ti. Por eso suena a orden —"Elige otra fecha de pago.", "Elige otro día de la semana."— y por eso va entre paréntesis la aclaración: tú no puedes cambiar nada de una solicitud ya enviada. &lt;!-- fuente: solicitudes/services/solicitud_aprobacion_service.py:123-129 --&gt;</w:t>
+      </w:r>
+    </w:p>
+    <w:p>
+      <w:r>
+        <w:t xml:space="preserve">Lo que te toca hacer es </w:t>
+      </w:r>
+      <w:r>
+        <w:rPr>
+          <w:b/>
+        </w:rPr>
+        <w:t>rechazar</w:t>
+      </w:r>
+      <w:r>
+        <w:t xml:space="preserve"> la solicitud. Al rechazarla, tu compañero recibe el aviso y puede volver a enviarla corrigiendo lo que indica el motivo. El propio texto termina diciéndotelo: "Recházala para que pueda rehacerse." &lt;!-- fuente: solicitudes/services/solicitud_aprobacion_service.py:130-134 --&gt;</w:t>
       </w:r>
     </w:p>
     <w:p>
@@ -24838,6 +25196,62 @@
                 <w:sz w:val="20"/>
               </w:rPr>
               <w:t>Habla con tu supervisor &lt;!-- fuente: solicitudes/services/solicitud_aprobacion_service.py --&gt;</w:t>
+            </w:r>
+          </w:p>
+        </w:tc>
+      </w:tr>
+      <w:tr>
+        <w:tc>
+          <w:tcPr>
+            <w:tcW w:type="dxa" w:w="2880"/>
+          </w:tcPr>
+          <w:p>
+            <w:r>
+              <w:rPr>
+                <w:sz w:val="20"/>
+              </w:rPr>
+            </w:r>
+            <w:r>
+              <w:rPr>
+                <w:sz w:val="20"/>
+              </w:rPr>
+              <w:t>"No se puede aprobar: la solicitud ya no es válida con el estado actual. Motivo: … (instrucciones dirigidas a quien la envió). Recházala para que pueda rehacerse."</w:t>
+            </w:r>
+          </w:p>
+        </w:tc>
+        <w:tc>
+          <w:tcPr>
+            <w:tcW w:type="dxa" w:w="2880"/>
+          </w:tcPr>
+          <w:p>
+            <w:r>
+              <w:rPr>
+                <w:sz w:val="20"/>
+              </w:rPr>
+            </w:r>
+            <w:r>
+              <w:rPr>
+                <w:sz w:val="20"/>
+              </w:rPr>
+              <w:t>Lo ves al aprobar: la situación cambió desde que se envió la solicitud y ya no cumple las reglas. El motivo citado está escrito para quien la envió, no para ti</w:t>
+            </w:r>
+          </w:p>
+        </w:tc>
+        <w:tc>
+          <w:tcPr>
+            <w:tcW w:type="dxa" w:w="2880"/>
+          </w:tcPr>
+          <w:p>
+            <w:r>
+              <w:rPr>
+                <w:sz w:val="20"/>
+              </w:rPr>
+            </w:r>
+            <w:r>
+              <w:rPr>
+                <w:sz w:val="20"/>
+              </w:rPr>
+              <w:t>Recházala; tu compañero podrá enviarla de nuevo corregida. Ver el apartado 6.5 &lt;!-- fuente: solicitudes/services/solicitud_aprobacion_service.py:130-134 --&gt;</w:t>
             </w:r>
           </w:p>
         </w:tc>

--- a/AppTurnosExplora/docs/pdf/Manual_Usuario.docx
+++ b/AppTurnosExplora/docs/pdf/Manual_Usuario.docx
@@ -42,7 +42,7 @@
           <w:color w:val="606060"/>
           <w:sz w:val="20"/>
         </w:rPr>
-        <w:t>Version 1.0  |  13/08/2026</w:t>
+        <w:t>Version 1.0  |  18/08/2026</w:t>
       </w:r>
     </w:p>
     <w:p>
@@ -13510,7 +13510,7 @@
     </w:p>
     <w:p>
       <w:r>
-        <w:t>disponibles para esa fecha.</w:t>
+        <w:t>disponibles para esa fecha. Se esconde a quien ese día ya queda trabajando la mañana y la tarde —pedirle la doblada sería un triple turno—, pero sí aparece quien ese día descansa por haber cedido su jornada en otra doblada, incluido quien descansa precisamente porque te cedió el día a ti. &lt;!-- fuente: solicitudes/services/doblada_filtro_service.py:54-66,94-113 --&gt;</w:t>
       </w:r>
     </w:p>
     <w:p>
@@ -14895,6 +14895,96 @@
           </w:p>
         </w:tc>
       </w:tr>
+      <w:tr>
+        <w:tc>
+          <w:tcPr>
+            <w:tcW w:type="dxa" w:w="4320"/>
+          </w:tcPr>
+          <w:p>
+            <w:r>
+              <w:rPr>
+                <w:sz w:val="20"/>
+              </w:rPr>
+            </w:r>
+            <w:r>
+              <w:rPr>
+                <w:sz w:val="20"/>
+              </w:rPr>
+              <w:t xml:space="preserve">Compañero que ese día </w:t>
+            </w:r>
+            <w:r>
+              <w:rPr>
+                <w:b/>
+                <w:sz w:val="20"/>
+              </w:rPr>
+              <w:t>trabaja mañana y tarde</w:t>
+            </w:r>
+          </w:p>
+        </w:tc>
+        <w:tc>
+          <w:tcPr>
+            <w:tcW w:type="dxa" w:w="4320"/>
+          </w:tcPr>
+          <w:p>
+            <w:r>
+              <w:rPr>
+                <w:sz w:val="20"/>
+              </w:rPr>
+            </w:r>
+            <w:r>
+              <w:rPr>
+                <w:sz w:val="20"/>
+              </w:rPr>
+              <w:t>No aparece en la lista: ya está doblado y no puede asumir otra jornada &lt;!-- fuente: solicitudes/services/doblada_filtro_service.py:94-113 --&gt;</w:t>
+            </w:r>
+          </w:p>
+        </w:tc>
+      </w:tr>
+      <w:tr>
+        <w:tc>
+          <w:tcPr>
+            <w:tcW w:type="dxa" w:w="4320"/>
+          </w:tcPr>
+          <w:p>
+            <w:r>
+              <w:rPr>
+                <w:sz w:val="20"/>
+              </w:rPr>
+            </w:r>
+            <w:r>
+              <w:rPr>
+                <w:sz w:val="20"/>
+              </w:rPr>
+              <w:t xml:space="preserve">Compañero que ese día </w:t>
+            </w:r>
+            <w:r>
+              <w:rPr>
+                <w:b/>
+                <w:sz w:val="20"/>
+              </w:rPr>
+              <w:t>descansa por haber cedido su jornada</w:t>
+            </w:r>
+          </w:p>
+        </w:tc>
+        <w:tc>
+          <w:tcPr>
+            <w:tcW w:type="dxa" w:w="4320"/>
+          </w:tcPr>
+          <w:p>
+            <w:r>
+              <w:rPr>
+                <w:sz w:val="20"/>
+              </w:rPr>
+            </w:r>
+            <w:r>
+              <w:rPr>
+                <w:sz w:val="20"/>
+              </w:rPr>
+              <w:t>Sí aparece: tiene el día libre y puede cubrirte &lt;!-- fuente: solicitudes/services/doblada_filtro_service.py:54-66 --&gt;</w:t>
+            </w:r>
+          </w:p>
+        </w:tc>
+      </w:tr>
     </w:tbl>
     <w:p/>
     <w:p>
@@ -28507,6 +28597,57 @@
                 <w:sz w:val="20"/>
               </w:rPr>
               <w:t>Queda el registro de la sanción y de cuándo se levantó &lt;!-- fuente: commit 0e541c1 --&gt;</w:t>
+            </w:r>
+          </w:p>
+        </w:tc>
+      </w:tr>
+      <w:tr>
+        <w:tc>
+          <w:tcPr>
+            <w:tcW w:type="dxa" w:w="4320"/>
+          </w:tcPr>
+          <w:p>
+            <w:r>
+              <w:rPr>
+                <w:sz w:val="20"/>
+              </w:rPr>
+            </w:r>
+            <w:r>
+              <w:rPr>
+                <w:sz w:val="20"/>
+              </w:rPr>
+              <w:t xml:space="preserve">En </w:t>
+            </w:r>
+            <w:r>
+              <w:rPr>
+                <w:b/>
+                <w:sz w:val="20"/>
+              </w:rPr>
+              <w:t>Doblada</w:t>
+            </w:r>
+            <w:r>
+              <w:rPr>
+                <w:sz w:val="20"/>
+              </w:rPr>
+              <w:t>, la lista de compañeros esconde a quien ya trabaja mañana y tarde</w:t>
+            </w:r>
+          </w:p>
+        </w:tc>
+        <w:tc>
+          <w:tcPr>
+            <w:tcW w:type="dxa" w:w="4320"/>
+          </w:tcPr>
+          <w:p>
+            <w:r>
+              <w:rPr>
+                <w:sz w:val="20"/>
+              </w:rPr>
+            </w:r>
+            <w:r>
+              <w:rPr>
+                <w:sz w:val="20"/>
+              </w:rPr>
+              <w:t>Antes se escondía por error a quien ese día descansaba por haber cedido su jornada. Ahora aparecen en el desplegable compañeros libres que antes no se mostraban, incluido quien descansa porque te cedió el día a ti &lt;!-- fuente: solicitudes/services/doblada_filtro_service.py:54-66 --&gt;</w:t>
             </w:r>
           </w:p>
         </w:tc>

--- a/AppTurnosExplora/docs/pdf/Manual_Usuario.docx
+++ b/AppTurnosExplora/docs/pdf/Manual_Usuario.docx
@@ -42,7 +42,7 @@
           <w:color w:val="606060"/>
           <w:sz w:val="20"/>
         </w:rPr>
-        <w:t>Version 1.0  |  19/08/2026</w:t>
+        <w:t>Version 1.0  |  03/09/2026</w:t>
       </w:r>
     </w:p>
     <w:p>
@@ -1292,15 +1292,52 @@
         <w:rPr>
           <w:b/>
         </w:rPr>
-        <w:t>No recupera contraseñas por tu cuenta.</w:t>
-      </w:r>
-      <w:r>
-        <w:t xml:space="preserve"> No existe una pantalla de "olvidé mi</w:t>
-      </w:r>
-    </w:p>
-    <w:p>
-      <w:r>
-        <w:t>contraseña": el cambio lo hace el administrador. &lt;!-- fuente: core/login/urls.py (solo rutas de inicio y cierre de sesión) --&gt;</w:t>
+        <w:t>No te crea la cuenta.</w:t>
+      </w:r>
+      <w:r>
+        <w:t xml:space="preserve"> El alta de tu usuario la hace el administrador. La</w:t>
+      </w:r>
+    </w:p>
+    <w:p>
+      <w:r>
+        <w:t xml:space="preserve">contraseña sí la manejas tú: hay </w:t>
+      </w:r>
+      <w:r>
+        <w:rPr>
+          <w:b/>
+        </w:rPr>
+        <w:t>¿Olvidaste tu contraseña?</w:t>
+      </w:r>
+      <w:r>
+        <w:t xml:space="preserve"> en la pantalla de entrada y </w:t>
+      </w:r>
+      <w:r>
+        <w:rPr>
+          <w:b/>
+        </w:rPr>
+        <w:t>Cambiar mi contraseña</w:t>
+      </w:r>
+      <w:r>
+        <w:t xml:space="preserve"> dentro de la aplicación. Ver el apartado 2.3 &lt;!-- fuente: core/login/template/login.html:74; templates/base.html:46 --&gt;</w:t>
+      </w:r>
+    </w:p>
+    <w:p>
+      <w:pPr>
+        <w:pStyle w:val="ListBullet"/>
+      </w:pPr>
+      <w:r>
+        <w:rPr>
+          <w:b/>
+        </w:rPr>
+        <w:t>No trabaja sobre otro año que el que estás viviendo.</w:t>
+      </w:r>
+      <w:r>
+        <w:t xml:space="preserve"> En diciembre no puedes pedir</w:t>
+      </w:r>
+    </w:p>
+    <w:p>
+      <w:r>
+        <w:t>un cambio cuyo pago caiga en enero, ni un permiso que cruce el 31 de diciembre. Ver el apartado 6.7 &lt;!-- fuente: core/utils/anio_operativo.py (anio_operativo) --&gt;</w:t>
       </w:r>
     </w:p>
     <w:p>
@@ -2843,12 +2880,160 @@
     </w:p>
     <w:p>
       <w:r>
-        <w:t>No hay autoservicio. Si olvidaste tu contraseña o quieres cambiarla, pídeselo a tu supervisor o al administrador del sistema. &lt;!-- fuente: core/login/urls.py (no hay rutas de restablecimiento de contraseña) --&gt;</w:t>
-      </w:r>
-    </w:p>
-    <w:p>
-      <w:r>
-        <w:t>Lo mismo si quedaste bloqueado tras cinco intentos fallidos y no quieres esperar la hora de espera.</w:t>
+        <w:t>Puedes hacerlo tú, sin pedírselo a nadie.</w:t>
+      </w:r>
+    </w:p>
+    <w:p>
+      <w:r>
+        <w:rPr>
+          <w:b/>
+        </w:rPr>
+        <w:t>Si la olvidaste:</w:t>
+      </w:r>
+    </w:p>
+    <w:p>
+      <w:pPr>
+        <w:pStyle w:val="ListNumber"/>
+      </w:pPr>
+      <w:r>
+        <w:t xml:space="preserve">En la pantalla de entrada pulsa </w:t>
+      </w:r>
+      <w:r>
+        <w:rPr>
+          <w:b/>
+        </w:rPr>
+        <w:t>¿Olvidaste tu contraseña?</w:t>
+      </w:r>
+    </w:p>
+    <w:p>
+      <w:r>
+        <w:t>&lt;!-- fuente: core/login/template/login.html:74 --&gt;</w:t>
+      </w:r>
+    </w:p>
+    <w:p>
+      <w:pPr>
+        <w:pStyle w:val="ListNumber"/>
+      </w:pPr>
+      <w:r>
+        <w:t xml:space="preserve">Escribe tu correo y pulsa </w:t>
+      </w:r>
+      <w:r>
+        <w:rPr>
+          <w:b/>
+        </w:rPr>
+        <w:t>Enviar enlace</w:t>
+      </w:r>
+      <w:r>
+        <w:t>. La pantalla siguiente dice *"Revisa tu</w:t>
+      </w:r>
+    </w:p>
+    <w:p>
+      <w:r>
+        <w:t>correo"</w:t>
+      </w:r>
+      <w:r>
+        <w:rPr>
+          <w:i/>
+        </w:rPr>
+        <w:t xml:space="preserve">, y avisa de que el enlace </w:t>
+      </w:r>
+      <w:r>
+        <w:t>"caduca en 30 minutos"* y solo puede usarse una vez. &lt;!-- fuente: templates/registration/password_reset_form.html; password_reset_done.html; config/settings.py:243 --&gt;</w:t>
+      </w:r>
+    </w:p>
+    <w:p>
+      <w:pPr>
+        <w:pStyle w:val="ListNumber"/>
+      </w:pPr>
+      <w:r>
+        <w:t xml:space="preserve">Abre el correo, pulsa el enlace, escribe la </w:t>
+      </w:r>
+      <w:r>
+        <w:rPr>
+          <w:b/>
+        </w:rPr>
+        <w:t>Nueva contraseña</w:t>
+      </w:r>
+      <w:r>
+        <w:t xml:space="preserve"> dos veces y pulsa</w:t>
+      </w:r>
+    </w:p>
+    <w:p>
+      <w:r>
+        <w:rPr>
+          <w:b/>
+        </w:rPr>
+        <w:t>Guardar contraseña</w:t>
+      </w:r>
+      <w:r>
+        <w:t>. &lt;!-- fuente: templates/registration/password_reset_confirm.html --&gt;</w:t>
+      </w:r>
+    </w:p>
+    <w:p>
+      <w:r>
+        <w:t xml:space="preserve">Por seguridad, la pantalla responde lo mismo exista o no ese correo: </w:t>
+      </w:r>
+      <w:r>
+        <w:rPr>
+          <w:i/>
+        </w:rPr>
+        <w:t>"Si ese correo corresponde a una cuenta, ya va en camino"</w:t>
+      </w:r>
+      <w:r>
+        <w:t>. Si no te llega nada, puede que tu cuenta no tenga correo registrado; pídeselo al administrador. &lt;!-- fuente: templates/registration/password_reset_done.html --&gt;</w:t>
+      </w:r>
+    </w:p>
+    <w:p>
+      <w:r>
+        <w:t xml:space="preserve">Si el enlace ya caducó o ya lo usaste, verás </w:t>
+      </w:r>
+      <w:r>
+        <w:rPr>
+          <w:i/>
+        </w:rPr>
+        <w:t>"El enlace ha caducado, ya se usó, o la contraseña cambió por otra vía."</w:t>
+      </w:r>
+      <w:r>
+        <w:t xml:space="preserve"> y un botón para pedir otro. &lt;!-- fuente: templates/registration/password_reset_confirm.html:50 --&gt;</w:t>
+      </w:r>
+    </w:p>
+    <w:p>
+      <w:r>
+        <w:rPr>
+          <w:b/>
+        </w:rPr>
+        <w:t>Si solo quieres cambiarla</w:t>
+      </w:r>
+      <w:r>
+        <w:t xml:space="preserve">, entra y usa </w:t>
+      </w:r>
+      <w:r>
+        <w:rPr>
+          <w:b/>
+        </w:rPr>
+        <w:t>Cambiar mi contraseña</w:t>
+      </w:r>
+      <w:r>
+        <w:t xml:space="preserve"> en el menú de tu usuario. &lt;!-- fuente: templates/base.html:46; templates/registration/password_change_form.html --&gt;</w:t>
+      </w:r>
+    </w:p>
+    <w:p>
+      <w:r>
+        <w:t>Y si quedaste bloqueado tras cinco intentos fallidos, recuperar la contraseña por correo levanta ese bloqueo: no tienes que esperar la hora. &lt;!-- fuente: core/login/views.py (PasswordResetConfirmSWALPView, _resetear_axes) --&gt;</w:t>
+      </w:r>
+    </w:p>
+    <w:p>
+      <w:r>
+        <w:t xml:space="preserve">Cada vez que tu contraseña cambia, tu correo recibe el aviso </w:t>
+      </w:r>
+      <w:r>
+        <w:rPr>
+          <w:b/>
+        </w:rPr>
+        <w:t>"Tu contraseña ha cambiado"</w:t>
+      </w:r>
+      <w:r>
+        <w:t>. &lt;!-- fuente: templates/registration/aviso_password_cambiada.html:19 --&gt;</w:t>
       </w:r>
     </w:p>
     <w:p>
@@ -4540,6 +4725,20 @@
       </w:r>
       <w:r>
         <w:t>. &lt;!-- fuente: static/js/mis_turnos.js:590-597 --&gt;</w:t>
+      </w:r>
+    </w:p>
+    <w:p>
+      <w:r>
+        <w:t xml:space="preserve">Si en el detalle del día la sala aparece como </w:t>
+      </w:r>
+      <w:r>
+        <w:rPr>
+          <w:b/>
+        </w:rPr>
+        <w:t>Por asignar</w:t>
+      </w:r>
+      <w:r>
+        <w:t>, no es un fallo ni te falta nada: significa que ese turno todavía no tiene sala asignada. El turno es válido y cuenta igual; la sala la completa tu supervisor. &lt;!-- fuente: turnos/services/mis_turnos_dia.py:77,141,205,235; turnos/services/turno_service.py:166 --&gt;</w:t>
       </w:r>
     </w:p>
     <w:p>
@@ -26351,6 +26550,162 @@
     </w:p>
     <w:p>
       <w:pPr>
+        <w:pStyle w:val="Heading3"/>
+      </w:pPr>
+      <w:r>
+        <w:t>6.7 Sobre el año en curso: por qué en diciembre no puedes pedir nada de enero</w:t>
+      </w:r>
+    </w:p>
+    <w:p>
+      <w:r>
+        <w:t>La aplicación trabaja sobre el año que estás viviendo y solo sobre él. Ninguna solicitud y ningún permiso puede tocar una fecha de otro año: ni un cambio cuyo pago caiga en enero, ni un permiso que cruce el 31 de diciembre, ni un cambio permanente que se estire hasta el año que viene. &lt;!-- fuente: core/utils/anio_operativo.py --&gt;</w:t>
+      </w:r>
+    </w:p>
+    <w:p>
+      <w:r>
+        <w:t>La razón es el calendario. Los festivos, los mantenimientos, las temporadas, los descansos de semana y la alternancia de fines de semana del año siguiente se publican aparte, antes de que ese año empiece. Una solicitud enviada sobre un calendario que todavía no está publicado —o que aún se va a reconstruir— daría un turno sin sentido. &lt;!-- fuente: core/utils/anio_operativo.py (encabezado del módulo) --&gt;</w:t>
+      </w:r>
+    </w:p>
+    <w:p>
+      <w:r>
+        <w:t xml:space="preserve">Si lo intentas, el sistema te lo dice al enviar, nombrando las fechas que se salen: </w:t>
+      </w:r>
+      <w:r>
+        <w:rPr>
+          <w:i/>
+        </w:rPr>
+        <w:t>"Solo se puede operar sobre el año AAAA. Estas fechas son de otro año: dd/mm/aaaa. El año siguiente se podrá trabajar a partir del 1 de enero, sobre el calendario que deja publicado la apertura de año."</w:t>
+      </w:r>
+      <w:r>
+        <w:t xml:space="preserve"> &lt;!-- fuente: core/utils/anio_operativo.py (mensaje_fuera_del_anio_operativo) --&gt;</w:t>
+      </w:r>
+    </w:p>
+    <w:p>
+      <w:r>
+        <w:t xml:space="preserve">Lee bien ese cierre: el momento lo marca el calendario, el 1 de enero. Publicar el año siguiente </w:t>
+      </w:r>
+      <w:r>
+        <w:rPr>
+          <w:b/>
+        </w:rPr>
+        <w:t>no</w:t>
+      </w:r>
+      <w:r>
+        <w:t xml:space="preserve"> adelanta la fecha desde la que se puede pedir. Si eres supervisor, completar la apertura de año no te va a desbloquear esa fecha; prepara el terreno para pisarlo en enero, nada más. &lt;!-- fuente: core/utils/anio_operativo.py (comentario de mensaje_fuera_del_anio_operativo) --&gt;</w:t>
+      </w:r>
+    </w:p>
+    <w:p>
+      <w:r>
+        <w:t>Una excepción que te conviene conocer: una solicitud enviada en diciembre y aprobada ya en enero no se rechaza por esto. La regla vigila el momento de crearla, no el de aprobarla. &lt;!-- fuente: solicitudes/services/solicitud_factory.py (es_revalidacion) --&gt;</w:t>
+      </w:r>
+    </w:p>
+    <w:p>
+      <w:pPr>
+        <w:pStyle w:val="Heading3"/>
+      </w:pPr>
+      <w:r>
+        <w:t>6.8 Sobre el plazo para pagar una deuda</w:t>
+      </w:r>
+    </w:p>
+    <w:p>
+      <w:r>
+        <w:t xml:space="preserve">Cuando alguien te cubre una jornada queda una </w:t>
+      </w:r>
+      <w:r>
+        <w:rPr>
+          <w:b/>
+        </w:rPr>
+        <w:t>deuda</w:t>
+      </w:r>
+      <w:r>
+        <w:t xml:space="preserve">, y esa deuda tiene fecha límite: el </w:t>
+      </w:r>
+      <w:r>
+        <w:rPr>
+          <w:b/>
+        </w:rPr>
+        <w:t>último día del mes</w:t>
+      </w:r>
+      <w:r>
+        <w:t xml:space="preserve"> en que se generó. &lt;!-- fuente: solicitudes/services/sancion_deuda_calculo.py (Periodo.fin_de_plazo) --&gt;</w:t>
+      </w:r>
+    </w:p>
+    <w:p>
+      <w:r>
+        <w:t xml:space="preserve">Pasado ese día, el mes se cierra y ya no admite pago. Y no se arregla pagando después: el mes cerrado debiendo se salda cumpliendo la </w:t>
+      </w:r>
+      <w:r>
+        <w:rPr>
+          <w:b/>
+        </w:rPr>
+        <w:t>sanción</w:t>
+      </w:r>
+      <w:r>
+        <w:t>, que la primera vez son 15 días y crece de 15 en 15 con cada reincidencia. &lt;!-- fuente: permisos/pago_horas_service.py (_periodos_vencidos); solicitudes/services/sancion_deuda_calculo.py:64-67 --&gt;</w:t>
+      </w:r>
+    </w:p>
+    <w:p>
+      <w:r>
+        <w:t xml:space="preserve">Por eso la pantalla donde el supervisor registra los pagos avisa </w:t>
+      </w:r>
+      <w:r>
+        <w:rPr>
+          <w:b/>
+        </w:rPr>
+        <w:t>antes</w:t>
+      </w:r>
+      <w:r>
+        <w:t xml:space="preserve"> de que el plazo se acabe, y no solo cuando ya pasó. La cabecera de cada mes dice </w:t>
+      </w:r>
+      <w:r>
+        <w:rPr>
+          <w:i/>
+        </w:rPr>
+        <w:t>"Se puede pagar hasta el dd/mm/aaaa · quedan N días"</w:t>
+      </w:r>
+      <w:r>
+        <w:t xml:space="preserve">, el último día cambia a </w:t>
+      </w:r>
+      <w:r>
+        <w:rPr>
+          <w:i/>
+        </w:rPr>
+        <w:t>"Último día para pagar este mes (dd/mm/aaaa)"</w:t>
+      </w:r>
+      <w:r>
+        <w:t>, y durante la última semana el aviso se resalta en ámbar. &lt;!-- fuente: static/js/empleados/pdh_create.js:116-126; permisos/pago_horas_service.py:176-186 (DIAS_AVISO_VENCIMIENTO = 7) --&gt;</w:t>
+      </w:r>
+    </w:p>
+    <w:p>
+      <w:r>
+        <w:t xml:space="preserve">Un mes ya cerrado se marca </w:t>
+      </w:r>
+      <w:r>
+        <w:rPr>
+          <w:b/>
+        </w:rPr>
+        <w:t>VENCIDO</w:t>
+      </w:r>
+      <w:r>
+        <w:t xml:space="preserve">, con la nota </w:t>
+      </w:r>
+      <w:r>
+        <w:rPr>
+          <w:i/>
+        </w:rPr>
+        <w:t>"No se puede pagar: el plazo cerró"</w:t>
+      </w:r>
+      <w:r>
+        <w:t>, y sus casillas quedan bloqueadas. &lt;!-- fuente: static/js/empleados/pdh_create.js:70,113-115 --&gt;</w:t>
+      </w:r>
+    </w:p>
+    <w:p>
+      <w:r>
+        <w:t>Si tienes una deuda, no esperes al final: acuerda el pago con tu supervisor dentro del mismo mes en que se generó.</w:t>
+      </w:r>
+    </w:p>
+    <w:p>
+      <w:pPr>
         <w:spacing w:after="40"/>
         <w:shd w:val="clear" w:fill="D9D9D9"/>
       </w:pPr>
@@ -27280,6 +27635,174 @@
               <w:rPr>
                 <w:sz w:val="20"/>
               </w:rPr>
+              <w:t>"Solo se puede operar sobre el año AAAA. Estas fechas son de otro año: dd/mm/aaaa. El año siguiente se podrá trabajar a partir del 1 de enero, sobre el calendario que deja publicado la apertura de año."</w:t>
+            </w:r>
+          </w:p>
+        </w:tc>
+        <w:tc>
+          <w:tcPr>
+            <w:tcW w:type="dxa" w:w="2880"/>
+          </w:tcPr>
+          <w:p>
+            <w:r>
+              <w:rPr>
+                <w:sz w:val="20"/>
+              </w:rPr>
+            </w:r>
+            <w:r>
+              <w:rPr>
+                <w:sz w:val="20"/>
+              </w:rPr>
+              <w:t>Alguna fecha del formulario cae en otro año</w:t>
+            </w:r>
+          </w:p>
+        </w:tc>
+        <w:tc>
+          <w:tcPr>
+            <w:tcW w:type="dxa" w:w="2880"/>
+          </w:tcPr>
+          <w:p>
+            <w:r>
+              <w:rPr>
+                <w:sz w:val="20"/>
+              </w:rPr>
+            </w:r>
+            <w:r>
+              <w:rPr>
+                <w:sz w:val="20"/>
+              </w:rPr>
+              <w:t>Mueve la fecha al año en curso, o espera al 1 de enero. Ver el apartado 6.7 &lt;!-- fuente: core/utils/anio_operativo.py (mensaje_fuera_del_anio_operativo); solicitudes/services/solicitud_factory.py; permisos/forms.py:63; permisos/views.py:809 --&gt;</w:t>
+            </w:r>
+          </w:p>
+        </w:tc>
+      </w:tr>
+      <w:tr>
+        <w:tc>
+          <w:tcPr>
+            <w:tcW w:type="dxa" w:w="2880"/>
+          </w:tcPr>
+          <w:p>
+            <w:r>
+              <w:rPr>
+                <w:sz w:val="20"/>
+              </w:rPr>
+            </w:r>
+            <w:r>
+              <w:rPr>
+                <w:sz w:val="20"/>
+              </w:rPr>
+              <w:t>"El tipo de solicitud «NOMBRE» no tiene selector de compañeros de fin de semana. Solo lo tienen CAMBIO DESCANSO y D FDS."</w:t>
+            </w:r>
+          </w:p>
+        </w:tc>
+        <w:tc>
+          <w:tcPr>
+            <w:tcW w:type="dxa" w:w="2880"/>
+          </w:tcPr>
+          <w:p>
+            <w:r>
+              <w:rPr>
+                <w:sz w:val="20"/>
+              </w:rPr>
+            </w:r>
+            <w:r>
+              <w:rPr>
+                <w:sz w:val="20"/>
+              </w:rPr>
+              <w:t>La pantalla pidió la lista de compañeros de un sábado o un domingo con un trámite que no es de fin de semana</w:t>
+            </w:r>
+          </w:p>
+        </w:tc>
+        <w:tc>
+          <w:tcPr>
+            <w:tcW w:type="dxa" w:w="2880"/>
+          </w:tcPr>
+          <w:p>
+            <w:r>
+              <w:rPr>
+                <w:sz w:val="20"/>
+              </w:rPr>
+            </w:r>
+            <w:r>
+              <w:rPr>
+                <w:sz w:val="20"/>
+              </w:rPr>
+              <w:t>Recarga la página y entra al formulario desde el menú; si vuelve a salir, avisa a tu supervisor &lt;!-- fuente: solicitudes/views/api_fin_semana.py (json_error, code='tipo_sin_selector_finde') --&gt;</w:t>
+            </w:r>
+          </w:p>
+        </w:tc>
+      </w:tr>
+      <w:tr>
+        <w:tc>
+          <w:tcPr>
+            <w:tcW w:type="dxa" w:w="2880"/>
+          </w:tcPr>
+          <w:p>
+            <w:r>
+              <w:rPr>
+                <w:sz w:val="20"/>
+              </w:rPr>
+            </w:r>
+            <w:r>
+              <w:rPr>
+                <w:sz w:val="20"/>
+              </w:rPr>
+              <w:t>"No se puede pagar la deuda de MES: ese plazo ya venció. Un mes cerrado se salda cumpliendo la sanción, no pagándolo."</w:t>
+            </w:r>
+          </w:p>
+        </w:tc>
+        <w:tc>
+          <w:tcPr>
+            <w:tcW w:type="dxa" w:w="2880"/>
+          </w:tcPr>
+          <w:p>
+            <w:r>
+              <w:rPr>
+                <w:sz w:val="20"/>
+              </w:rPr>
+            </w:r>
+            <w:r>
+              <w:rPr>
+                <w:sz w:val="20"/>
+              </w:rPr>
+              <w:t>El supervisor intentó registrar el pago de un mes ya cerrado</w:t>
+            </w:r>
+          </w:p>
+        </w:tc>
+        <w:tc>
+          <w:tcPr>
+            <w:tcW w:type="dxa" w:w="2880"/>
+          </w:tcPr>
+          <w:p>
+            <w:r>
+              <w:rPr>
+                <w:sz w:val="20"/>
+              </w:rPr>
+            </w:r>
+            <w:r>
+              <w:rPr>
+                <w:sz w:val="20"/>
+              </w:rPr>
+              <w:t>Nada que hacer con el pago; ese mes se salda con la sanción. Ver el apartado 6.8 &lt;!-- fuente: permisos/pago_horas_service.py:248 --&gt;</w:t>
+            </w:r>
+          </w:p>
+        </w:tc>
+      </w:tr>
+      <w:tr>
+        <w:tc>
+          <w:tcPr>
+            <w:tcW w:type="dxa" w:w="2880"/>
+          </w:tcPr>
+          <w:p>
+            <w:r>
+              <w:rPr>
+                <w:sz w:val="20"/>
+              </w:rPr>
+            </w:r>
+            <w:r>
+              <w:rPr>
+                <w:sz w:val="20"/>
+              </w:rPr>
               <w:t>"Error al procesar la solicitud"</w:t>
             </w:r>
           </w:p>
@@ -33456,6 +33979,266 @@
             </w:r>
             <w:r>
               <w:rPr>
+                <w:b/>
+                <w:sz w:val="20"/>
+              </w:rPr>
+              <w:t>La pantalla de pagos avisa de cuándo cierra el plazo, no solo de que ya cerró</w:t>
+            </w:r>
+          </w:p>
+        </w:tc>
+        <w:tc>
+          <w:tcPr>
+            <w:tcW w:type="dxa" w:w="4320"/>
+          </w:tcPr>
+          <w:p>
+            <w:r>
+              <w:rPr>
+                <w:sz w:val="20"/>
+              </w:rPr>
+            </w:r>
+            <w:r>
+              <w:rPr>
+                <w:sz w:val="20"/>
+              </w:rPr>
+              <w:t>Cada mes muestra "Se puede pagar hasta el dd/mm/aaaa · quedan N días", resaltado durante la última semana, y "Último día para pagar este mes" el día del cierre. Antes solo se sabía cuando el mes ya salía VENCIDO, y para entonces la deuda ya no se paga: se salda con sanción. Ver el apartado 6.8 &lt;!-- fuente: static/js/empleados/pdh_create.js:116-126; permisos/pago_horas_service.py:176-186 --&gt;</w:t>
+            </w:r>
+          </w:p>
+        </w:tc>
+      </w:tr>
+      <w:tr>
+        <w:tc>
+          <w:tcPr>
+            <w:tcW w:type="dxa" w:w="4320"/>
+          </w:tcPr>
+          <w:p>
+            <w:r>
+              <w:rPr>
+                <w:sz w:val="20"/>
+              </w:rPr>
+            </w:r>
+            <w:r>
+              <w:rPr>
+                <w:b/>
+                <w:sz w:val="20"/>
+              </w:rPr>
+              <w:t>El aviso de "otro año" ahora dice cuándo se podrá</w:t>
+            </w:r>
+          </w:p>
+        </w:tc>
+        <w:tc>
+          <w:tcPr>
+            <w:tcW w:type="dxa" w:w="4320"/>
+          </w:tcPr>
+          <w:p>
+            <w:r>
+              <w:rPr>
+                <w:sz w:val="20"/>
+              </w:rPr>
+            </w:r>
+            <w:r>
+              <w:rPr>
+                <w:sz w:val="20"/>
+              </w:rPr>
+              <w:t>El mensaje termina diciendo que el año siguiente se podrá trabajar a partir del 1 de enero. Antes remitía a la apertura de año, y quien la completaba se encontraba el mismo rechazo: publicar el año no adelanta la fecha desde la que se puede pedir. La regla no cambió. Ver el apartado 6.7 &lt;!-- fuente: core/utils/anio_operativo.py (mensaje_fuera_del_anio_operativo) --&gt;</w:t>
+            </w:r>
+          </w:p>
+        </w:tc>
+      </w:tr>
+      <w:tr>
+        <w:tc>
+          <w:tcPr>
+            <w:tcW w:type="dxa" w:w="4320"/>
+          </w:tcPr>
+          <w:p>
+            <w:r>
+              <w:rPr>
+                <w:sz w:val="20"/>
+              </w:rPr>
+            </w:r>
+            <w:r>
+              <w:rPr>
+                <w:b/>
+                <w:sz w:val="20"/>
+              </w:rPr>
+              <w:t>Un turno sin sala se muestra como "Por asignar"</w:t>
+            </w:r>
+          </w:p>
+        </w:tc>
+        <w:tc>
+          <w:tcPr>
+            <w:tcW w:type="dxa" w:w="4320"/>
+          </w:tcPr>
+          <w:p>
+            <w:r>
+              <w:rPr>
+                <w:sz w:val="20"/>
+              </w:rPr>
+            </w:r>
+            <w:r>
+              <w:rPr>
+                <w:sz w:val="20"/>
+              </w:rPr>
+              <w:t xml:space="preserve">Si todavía no tienes sala asignada, el turno se crea igual y en el detalle del día ves </w:t>
+            </w:r>
+            <w:r>
+              <w:rPr>
+                <w:b/>
+                <w:sz w:val="20"/>
+              </w:rPr>
+              <w:t>Por asignar</w:t>
+            </w:r>
+            <w:r>
+              <w:rPr>
+                <w:sz w:val="20"/>
+              </w:rPr>
+              <w:t>. Antes, esa falta dejaba el dato en blanco o impedía aplicar el cambio &lt;!-- fuente: turnos/models.py:60; turnos/services/doblada_turno_service.py:39,76 --&gt;</w:t>
+            </w:r>
+          </w:p>
+        </w:tc>
+      </w:tr>
+      <w:tr>
+        <w:tc>
+          <w:tcPr>
+            <w:tcW w:type="dxa" w:w="4320"/>
+          </w:tcPr>
+          <w:p>
+            <w:r>
+              <w:rPr>
+                <w:sz w:val="20"/>
+              </w:rPr>
+            </w:r>
+            <w:r>
+              <w:rPr>
+                <w:b/>
+                <w:sz w:val="20"/>
+              </w:rPr>
+              <w:t>Pedir compañeros de fin de semana con un trámite que no es de finde da un error claro</w:t>
+            </w:r>
+          </w:p>
+        </w:tc>
+        <w:tc>
+          <w:tcPr>
+            <w:tcW w:type="dxa" w:w="4320"/>
+          </w:tcPr>
+          <w:p>
+            <w:r>
+              <w:rPr>
+                <w:sz w:val="20"/>
+              </w:rPr>
+            </w:r>
+            <w:r>
+              <w:rPr>
+                <w:sz w:val="20"/>
+              </w:rPr>
+              <w:t xml:space="preserve">Afecta a </w:t>
+            </w:r>
+            <w:r>
+              <w:rPr>
+                <w:b/>
+                <w:sz w:val="20"/>
+              </w:rPr>
+              <w:t>Cambio de Día de Descanso</w:t>
+            </w:r>
+            <w:r>
+              <w:rPr>
+                <w:sz w:val="20"/>
+              </w:rPr>
+              <w:t xml:space="preserve"> y </w:t>
+            </w:r>
+            <w:r>
+              <w:rPr>
+                <w:b/>
+                <w:sz w:val="20"/>
+              </w:rPr>
+              <w:t>Doblada de Fin de Semana</w:t>
+            </w:r>
+            <w:r>
+              <w:rPr>
+                <w:sz w:val="20"/>
+              </w:rPr>
+              <w:t>, los únicos con selector de fin de semana. Antes la lista se calculaba con el criterio equivocado y salía verosímil pero sin sentido, sin aviso alguno &lt;!-- fuente: solicitudes/views/api_fin_semana.py (tipo_sin_selector_finde) --&gt;</w:t>
+            </w:r>
+          </w:p>
+        </w:tc>
+      </w:tr>
+      <w:tr>
+        <w:tc>
+          <w:tcPr>
+            <w:tcW w:type="dxa" w:w="4320"/>
+          </w:tcPr>
+          <w:p>
+            <w:r>
+              <w:rPr>
+                <w:sz w:val="20"/>
+              </w:rPr>
+            </w:r>
+            <w:r>
+              <w:rPr>
+                <w:b/>
+                <w:sz w:val="20"/>
+              </w:rPr>
+              <w:t>Ya puedes recuperar y cambiar tu contraseña tú mismo</w:t>
+            </w:r>
+          </w:p>
+        </w:tc>
+        <w:tc>
+          <w:tcPr>
+            <w:tcW w:type="dxa" w:w="4320"/>
+          </w:tcPr>
+          <w:p>
+            <w:r>
+              <w:rPr>
+                <w:sz w:val="20"/>
+              </w:rPr>
+            </w:r>
+            <w:r>
+              <w:rPr>
+                <w:sz w:val="20"/>
+              </w:rPr>
+              <w:t xml:space="preserve">En la pantalla de entrada hay </w:t>
+            </w:r>
+            <w:r>
+              <w:rPr>
+                <w:b/>
+                <w:sz w:val="20"/>
+              </w:rPr>
+              <w:t>¿Olvidaste tu contraseña?</w:t>
+            </w:r>
+            <w:r>
+              <w:rPr>
+                <w:sz w:val="20"/>
+              </w:rPr>
+              <w:t xml:space="preserve"> y dentro de la aplicación, </w:t>
+            </w:r>
+            <w:r>
+              <w:rPr>
+                <w:b/>
+                <w:sz w:val="20"/>
+              </w:rPr>
+              <w:t>Cambiar mi contraseña</w:t>
+            </w:r>
+            <w:r>
+              <w:rPr>
+                <w:sz w:val="20"/>
+              </w:rPr>
+              <w:t>. El enlace del correo caduca en 30 minutos y se usa una sola vez; recuperarla también levanta el bloqueo por intentos fallidos. Ver el apartado 2.3 &lt;!-- fuente: core/login/urls.py; core/login/views.py (_resetear_axes); config/settings.py:243 --&gt;</w:t>
+            </w:r>
+          </w:p>
+        </w:tc>
+      </w:tr>
+      <w:tr>
+        <w:tc>
+          <w:tcPr>
+            <w:tcW w:type="dxa" w:w="4320"/>
+          </w:tcPr>
+          <w:p>
+            <w:r>
+              <w:rPr>
+                <w:sz w:val="20"/>
+              </w:rPr>
+            </w:r>
+            <w:r>
+              <w:rPr>
                 <w:sz w:val="20"/>
               </w:rPr>
               <w:t xml:space="preserve">En </w:t>
@@ -34470,6 +35253,181 @@
                 <w:sz w:val="20"/>
               </w:rPr>
               <w:t>No se abrieron las plantillas de correo en esta revisión; solo se comprobó que el texto se guarda y se muestra en pantalla</w:t>
+            </w:r>
+          </w:p>
+        </w:tc>
+      </w:tr>
+      <w:tr>
+        <w:tc>
+          <w:tcPr>
+            <w:tcW w:type="dxa" w:w="2880"/>
+          </w:tcPr>
+          <w:p>
+            <w:r>
+              <w:rPr>
+                <w:sz w:val="20"/>
+              </w:rPr>
+            </w:r>
+            <w:r>
+              <w:rPr>
+                <w:sz w:val="20"/>
+              </w:rPr>
+              <w:t xml:space="preserve">Cuándo y cómo se completa la sala de un turno que salió como </w:t>
+            </w:r>
+            <w:r>
+              <w:rPr>
+                <w:b/>
+                <w:sz w:val="20"/>
+              </w:rPr>
+              <w:t>Por asignar</w:t>
+            </w:r>
+          </w:p>
+        </w:tc>
+        <w:tc>
+          <w:tcPr>
+            <w:tcW w:type="dxa" w:w="2880"/>
+          </w:tcPr>
+          <w:p>
+            <w:r>
+              <w:rPr>
+                <w:sz w:val="20"/>
+              </w:rPr>
+            </w:r>
+            <w:r>
+              <w:rPr>
+                <w:sz w:val="20"/>
+              </w:rPr>
+              <w:t>Módulo de personas y de turnos</w:t>
+            </w:r>
+          </w:p>
+        </w:tc>
+        <w:tc>
+          <w:tcPr>
+            <w:tcW w:type="dxa" w:w="2880"/>
+          </w:tcPr>
+          <w:p>
+            <w:r>
+              <w:rPr>
+                <w:sz w:val="20"/>
+              </w:rPr>
+            </w:r>
+            <w:r>
+              <w:rPr>
+                <w:sz w:val="20"/>
+              </w:rPr>
+              <w:t>Se comprobó que la falta de sala ya no bloquea el turno y que la pantalla muestra "Por asignar"; no se localizó un procedimiento escrito para asignarla después</w:t>
+            </w:r>
+          </w:p>
+        </w:tc>
+      </w:tr>
+      <w:tr>
+        <w:tc>
+          <w:tcPr>
+            <w:tcW w:type="dxa" w:w="2880"/>
+          </w:tcPr>
+          <w:p>
+            <w:r>
+              <w:rPr>
+                <w:sz w:val="20"/>
+              </w:rPr>
+            </w:r>
+            <w:r>
+              <w:rPr>
+                <w:sz w:val="20"/>
+              </w:rPr>
+              <w:t>Si el explorador ve en alguna pantalla propia la fecha límite para pagar su deuda</w:t>
+            </w:r>
+          </w:p>
+        </w:tc>
+        <w:tc>
+          <w:tcPr>
+            <w:tcW w:type="dxa" w:w="2880"/>
+          </w:tcPr>
+          <w:p>
+            <w:r>
+              <w:rPr>
+                <w:sz w:val="20"/>
+              </w:rPr>
+            </w:r>
+            <w:r>
+              <w:rPr>
+                <w:sz w:val="20"/>
+              </w:rPr>
+              <w:t>Pantallas de consulta del explorador</w:t>
+            </w:r>
+          </w:p>
+        </w:tc>
+        <w:tc>
+          <w:tcPr>
+            <w:tcW w:type="dxa" w:w="2880"/>
+          </w:tcPr>
+          <w:p>
+            <w:r>
+              <w:rPr>
+                <w:sz w:val="20"/>
+              </w:rPr>
+            </w:r>
+            <w:r>
+              <w:rPr>
+                <w:sz w:val="20"/>
+              </w:rPr>
+              <w:t>El aviso de plazo se comprobó en la pantalla de registro de pagos, que es del supervisor; no se revisó si alguna vista del explorador lo repite</w:t>
+            </w:r>
+          </w:p>
+        </w:tc>
+      </w:tr>
+      <w:tr>
+        <w:tc>
+          <w:tcPr>
+            <w:tcW w:type="dxa" w:w="2880"/>
+          </w:tcPr>
+          <w:p>
+            <w:r>
+              <w:rPr>
+                <w:sz w:val="20"/>
+              </w:rPr>
+            </w:r>
+            <w:r>
+              <w:rPr>
+                <w:sz w:val="20"/>
+              </w:rPr>
+              <w:t>Si el aviso de "otro año" aparece también antes de enviar, dentro del formulario</w:t>
+            </w:r>
+          </w:p>
+        </w:tc>
+        <w:tc>
+          <w:tcPr>
+            <w:tcW w:type="dxa" w:w="2880"/>
+          </w:tcPr>
+          <w:p>
+            <w:r>
+              <w:rPr>
+                <w:sz w:val="20"/>
+              </w:rPr>
+            </w:r>
+            <w:r>
+              <w:rPr>
+                <w:sz w:val="20"/>
+              </w:rPr>
+              <w:t>Formularios de los seis trámites</w:t>
+            </w:r>
+          </w:p>
+        </w:tc>
+        <w:tc>
+          <w:tcPr>
+            <w:tcW w:type="dxa" w:w="2880"/>
+          </w:tcPr>
+          <w:p>
+            <w:r>
+              <w:rPr>
+                <w:sz w:val="20"/>
+              </w:rPr>
+            </w:r>
+            <w:r>
+              <w:rPr>
+                <w:sz w:val="20"/>
+              </w:rPr>
+              <w:t>Se comprobó la validación al enviar, común a los seis; no se localizó un aviso equivalente en la propia pantalla</w:t>
             </w:r>
           </w:p>
         </w:tc>

--- a/AppTurnosExplora/docs/pdf/Manual_Usuario.docx
+++ b/AppTurnosExplora/docs/pdf/Manual_Usuario.docx
@@ -2011,6 +2011,58 @@
                 <w:b/>
                 <w:sz w:val="20"/>
               </w:rPr>
+              <w:t>Horas a favor</w:t>
+            </w:r>
+          </w:p>
+        </w:tc>
+        <w:tc>
+          <w:tcPr>
+            <w:tcW w:type="dxa" w:w="4320"/>
+          </w:tcPr>
+          <w:p>
+            <w:r>
+              <w:rPr>
+                <w:sz w:val="20"/>
+              </w:rPr>
+            </w:r>
+            <w:r>
+              <w:rPr>
+                <w:sz w:val="20"/>
+              </w:rPr>
+              <w:t xml:space="preserve">Lo contrario de la deuda: horas que la corporación o tu supervisor te deben a </w:t>
+            </w:r>
+            <w:r>
+              <w:rPr>
+                <w:b/>
+                <w:sz w:val="20"/>
+              </w:rPr>
+              <w:t>ti</w:t>
+            </w:r>
+            <w:r>
+              <w:rPr>
+                <w:sz w:val="20"/>
+              </w:rPr>
+              <w:t>, porque trabajaste más de lo que te tocaba. Se guardan en una bolsa y se descuentan cuando tengas horas pendientes por pagar. &lt;!-- fuente: permisos/credito_horas_service.py (docstring del módulo) --&gt;</w:t>
+            </w:r>
+          </w:p>
+        </w:tc>
+      </w:tr>
+      <w:tr>
+        <w:tc>
+          <w:tcPr>
+            <w:tcW w:type="dxa" w:w="4320"/>
+          </w:tcPr>
+          <w:p>
+            <w:r>
+              <w:rPr>
+                <w:sz w:val="20"/>
+              </w:rPr>
+            </w:r>
+            <w:r>
+              <w:rPr>
+                <w:b/>
+                <w:sz w:val="20"/>
+              </w:rPr>
               <w:t>Condonar</w:t>
             </w:r>
           </w:p>
@@ -2831,6 +2883,15 @@
         <w:t>PDH</w:t>
       </w:r>
       <w:r>
+        <w:t xml:space="preserve">, </w:t>
+      </w:r>
+      <w:r>
+        <w:rPr>
+          <w:b/>
+        </w:rPr>
+        <w:t>Horas a favor</w:t>
+      </w:r>
+      <w:r>
         <w:t xml:space="preserve"> y </w:t>
       </w:r>
       <w:r>
@@ -3139,7 +3200,7 @@
     </w:p>
     <w:p>
       <w:r>
-        <w:t>Caso aparte: si dejaste un formulario abierto mucho tiempo y pulsas enviar, puede aparecer la pantalla "Tu sesión expiró antes de enviar el formulario". No se guarda nada; se explica en el apartado 7.2. &lt;!-- fuente: templates/403_csrf.html; core/errors.py:154-164 --&gt;</w:t>
+        <w:t>Caso aparte: si dejaste un formulario abierto mucho tiempo y pulsas enviar, puede aparecer la pantalla "Tu sesión expiró antes de enviar el formulario". No se guarda nada; se explica en el apartado 7.2. &lt;!-- fuente: templates/403_csrf.html; core/errors.py:153-163 --&gt;</w:t>
       </w:r>
     </w:p>
     <w:p>
@@ -4279,6 +4340,19 @@
                 <w:sz w:val="20"/>
               </w:rPr>
               <w:t>PDH</w:t>
+            </w:r>
+            <w:r>
+              <w:rPr>
+                <w:sz w:val="20"/>
+              </w:rPr>
+              <w:t xml:space="preserve">, </w:t>
+            </w:r>
+            <w:r>
+              <w:rPr>
+                <w:b/>
+                <w:sz w:val="20"/>
+              </w:rPr>
+              <w:t>Horas a favor</w:t>
             </w:r>
             <w:r>
               <w:rPr>
@@ -6686,7 +6760,7 @@
         <w:t>"Solicitud enviada correctamente. Se han enviado notificaciones al supervisor y al compañero."</w:t>
       </w:r>
       <w:r>
-        <w:t xml:space="preserve"> &lt;!-- fuente: solicitudes/services/solicitud_orchestrator.py:674-677 --&gt;</w:t>
+        <w:t xml:space="preserve"> &lt;!-- fuente: solicitudes/services/solicitud_orchestrator.py:615-620 --&gt;</w:t>
       </w:r>
     </w:p>
     <w:p>
@@ -9053,7 +9127,7 @@
     </w:p>
     <w:p>
       <w:r>
-        <w:t>&lt;!-- fuente: solicitudes/services/validators/ct_permanente_validator.py:278 --&gt;</w:t>
+        <w:t>&lt;!-- fuente: solicitudes/services/validators/ct_permanente_validator.py:277 --&gt;</w:t>
       </w:r>
     </w:p>
     <w:p>
@@ -16578,7 +16652,7 @@
         <w:t>"Solicitud enviada correctamente. Se han enviado notificaciones al supervisor y al compañero."</w:t>
       </w:r>
       <w:r>
-        <w:t xml:space="preserve"> &lt;!-- fuente: solicitudes/services/solicitud_orchestrator.py:674-677 --&gt;</w:t>
+        <w:t xml:space="preserve"> &lt;!-- fuente: solicitudes/services/solicitud_orchestrator.py:615-620 --&gt;</w:t>
       </w:r>
     </w:p>
     <w:p>
@@ -26562,6 +26636,134 @@
           </w:p>
         </w:tc>
       </w:tr>
+      <w:tr>
+        <w:tc>
+          <w:tcPr>
+            <w:tcW w:type="dxa" w:w="2880"/>
+          </w:tcPr>
+          <w:p>
+            <w:r>
+              <w:rPr>
+                <w:sz w:val="20"/>
+              </w:rPr>
+            </w:r>
+            <w:r>
+              <w:rPr>
+                <w:b/>
+                <w:sz w:val="20"/>
+              </w:rPr>
+              <w:t>Horas a favor</w:t>
+            </w:r>
+          </w:p>
+        </w:tc>
+        <w:tc>
+          <w:tcPr>
+            <w:tcW w:type="dxa" w:w="2880"/>
+          </w:tcPr>
+          <w:p>
+            <w:r>
+              <w:rPr>
+                <w:sz w:val="20"/>
+              </w:rPr>
+            </w:r>
+            <w:r>
+              <w:rPr>
+                <w:sz w:val="20"/>
+              </w:rPr>
+              <w:t>Registrar horas que se le deben a un explorador</w:t>
+            </w:r>
+          </w:p>
+        </w:tc>
+        <w:tc>
+          <w:tcPr>
+            <w:tcW w:type="dxa" w:w="2880"/>
+          </w:tcPr>
+          <w:p>
+            <w:r>
+              <w:rPr>
+                <w:sz w:val="20"/>
+              </w:rPr>
+            </w:r>
+            <w:r>
+              <w:rPr>
+                <w:b/>
+                <w:sz w:val="20"/>
+              </w:rPr>
+              <w:t>Motivo \</w:t>
+            </w:r>
+            <w:r>
+              <w:rPr>
+                <w:sz w:val="20"/>
+              </w:rPr>
+              <w:t>* &lt;!-- fuente: templates/empleados/credito_create.html; empleados/forms.py (CreditoHorasForm.clean_motivo) --&gt;</w:t>
+            </w:r>
+          </w:p>
+        </w:tc>
+      </w:tr>
+      <w:tr>
+        <w:tc>
+          <w:tcPr>
+            <w:tcW w:type="dxa" w:w="2880"/>
+          </w:tcPr>
+          <w:p>
+            <w:r>
+              <w:rPr>
+                <w:sz w:val="20"/>
+              </w:rPr>
+            </w:r>
+            <w:r>
+              <w:rPr>
+                <w:b/>
+                <w:sz w:val="20"/>
+              </w:rPr>
+              <w:t>Horas a favor</w:t>
+            </w:r>
+          </w:p>
+        </w:tc>
+        <w:tc>
+          <w:tcPr>
+            <w:tcW w:type="dxa" w:w="2880"/>
+          </w:tcPr>
+          <w:p>
+            <w:r>
+              <w:rPr>
+                <w:sz w:val="20"/>
+              </w:rPr>
+            </w:r>
+            <w:r>
+              <w:rPr>
+                <w:sz w:val="20"/>
+              </w:rPr>
+              <w:t>Anular un registro</w:t>
+            </w:r>
+          </w:p>
+        </w:tc>
+        <w:tc>
+          <w:tcPr>
+            <w:tcW w:type="dxa" w:w="2880"/>
+          </w:tcPr>
+          <w:p>
+            <w:r>
+              <w:rPr>
+                <w:sz w:val="20"/>
+              </w:rPr>
+            </w:r>
+            <w:r>
+              <w:rPr>
+                <w:b/>
+                <w:sz w:val="20"/>
+              </w:rPr>
+              <w:t>Motivo \</w:t>
+            </w:r>
+            <w:r>
+              <w:rPr>
+                <w:sz w:val="20"/>
+              </w:rPr>
+              <w:t>* &lt;!-- fuente: templates/empleados/credito_confirm_anular.html --&gt;</w:t>
+            </w:r>
+          </w:p>
+        </w:tc>
+      </w:tr>
     </w:tbl>
     <w:p/>
     <w:p>
@@ -27335,6 +27537,144 @@
     </w:p>
     <w:p>
       <w:pPr>
+        <w:pStyle w:val="Heading3"/>
+      </w:pPr>
+      <w:r>
+        <w:t>6.9 Cuando las horas te las deben a ti</w:t>
+      </w:r>
+    </w:p>
+    <w:p>
+      <w:r>
+        <w:t>No toda la cuenta va en la misma dirección. A veces el que trabaja de más eres tú: tu entrada era a las 8:00, tu supervisor te pidió entrar a las 7:00, y esa hora te la deben.</w:t>
+      </w:r>
+    </w:p>
+    <w:p>
+      <w:r>
+        <w:t xml:space="preserve">Eso se registra como </w:t>
+      </w:r>
+      <w:r>
+        <w:rPr>
+          <w:b/>
+        </w:rPr>
+        <w:t>horas a favor</w:t>
+      </w:r>
+      <w:r>
+        <w:t xml:space="preserve">. Son una </w:t>
+      </w:r>
+      <w:r>
+        <w:rPr>
+          <w:b/>
+        </w:rPr>
+        <w:t>bolsa</w:t>
+      </w:r>
+      <w:r>
+        <w:t xml:space="preserve"> tuya: no van contra una deuda concreta, se quedan ahí hasta que haga falta. &lt;!-- fuente: permisos/credito_horas_service.py (docstring del módulo) --&gt;</w:t>
+      </w:r>
+    </w:p>
+    <w:p>
+      <w:r>
+        <w:rPr>
+          <w:b/>
+        </w:rPr>
+        <w:t>Cómo se usan.</w:t>
+      </w:r>
+      <w:r>
+        <w:t xml:space="preserve"> Cuando tu supervisor registre un pago de horas tuyo, la pantalla le mostrará cuántas horas a favor tienes y podrá aplicarlas a ese pago. Si te deben 1 hora y solo tienes media hora por pagar, se descuenta esa media hora y </w:t>
+      </w:r>
+      <w:r>
+        <w:rPr>
+          <w:b/>
+        </w:rPr>
+        <w:t>te siguen debiendo la otra media</w:t>
+      </w:r>
+      <w:r>
+        <w:t>, que queda disponible para la próxima vez. &lt;!-- fuente: templates/empleados/pdh_create.html (bloque "Horas a favor"); permisos/credito_horas_service.py (consumir) --&gt;</w:t>
+      </w:r>
+    </w:p>
+    <w:p>
+      <w:r>
+        <w:rPr>
+          <w:b/>
+        </w:rPr>
+        <w:t>En qué orden se gastan.</w:t>
+      </w:r>
+      <w:r>
+        <w:t xml:space="preserve"> Siempre primero las más antiguas. &lt;!-- fuente: permisos/models.py (CreditoHoras.Meta.ordering) --&gt;</w:t>
+      </w:r>
+    </w:p>
+    <w:p>
+      <w:r>
+        <w:rPr>
+          <w:b/>
+        </w:rPr>
+        <w:t>Dónde las ves.</w:t>
+      </w:r>
+      <w:r>
+        <w:t xml:space="preserve"> En </w:t>
+      </w:r>
+      <w:r>
+        <w:rPr>
+          <w:b/>
+        </w:rPr>
+        <w:t>Consolidado de Horas</w:t>
+      </w:r>
+      <w:r>
+        <w:t xml:space="preserve"> aparecen en su propia sección, «Horas a favor (se las deben)». Si superan lo que debes, el consolidado te muestra el saldo a tu favor. &lt;!-- fuente: templates/turnos/consolidado_horas.html --&gt;</w:t>
+      </w:r>
+    </w:p>
+    <w:p>
+      <w:r>
+        <w:rPr>
+          <w:b/>
+        </w:rPr>
+        <w:t>Quién las registra.</w:t>
+      </w:r>
+      <w:r>
+        <w:t xml:space="preserve"> Solo un supervisor o un administrador, desde </w:t>
+      </w:r>
+      <w:r>
+        <w:rPr>
+          <w:b/>
+        </w:rPr>
+        <w:t>Horas a favor → Registrar horas a favor</w:t>
+      </w:r>
+      <w:r>
+        <w:t>. Hay que indicar el día en que trabajaste de más, cuántas horas (en múltiplos de 15 minutos) y el motivo, que es obligatorio. &lt;!-- fuente: empleados/views/credito.py (CreditoHorasCreateView); empleados/forms.py (CreditoHorasForm) --&gt;</w:t>
+      </w:r>
+    </w:p>
+    <w:p>
+      <w:r>
+        <w:rPr>
+          <w:b/>
+        </w:rPr>
+        <w:t>Ojo con una cosa.</w:t>
+      </w:r>
+      <w:r>
+        <w:t xml:space="preserve"> Las horas a favor </w:t>
+      </w:r>
+      <w:r>
+        <w:rPr>
+          <w:b/>
+        </w:rPr>
+        <w:t>no te libran de una sanción</w:t>
+      </w:r>
+      <w:r>
+        <w:t>. Si dejaste vencer el mes debiendo horas, la sanción llega igual aunque tengas saldo a favor de sobra: lo que se sanciona es haber dejado pasar el plazo, no la cantidad. Las horas a favor reducen lo que debes, no el hecho de no haber pagado a tiempo. &lt;!-- fuente: permisos/tests/test_credito_horas.py (test_el_credito_no_evita_la_sancion_de_un_mes_vencido) --&gt;</w:t>
+      </w:r>
+    </w:p>
+    <w:p>
+      <w:r>
+        <w:rPr>
+          <w:b/>
+        </w:rPr>
+        <w:t>Un registro no se borra, se anula.</w:t>
+      </w:r>
+      <w:r>
+        <w:t xml:space="preserve"> Si se apuntó por error, el supervisor lo anula dejando el motivo; y si esas horas ya se aplicaron a un pago, primero hay que deshacer ese pago. &lt;!-- fuente: empleados/views/credito.py (CreditoHorasAnularView); permisos/credito_horas_service.py (anular) --&gt;</w:t>
+      </w:r>
+    </w:p>
+    <w:p>
+      <w:pPr>
         <w:pStyle w:val="Heading2"/>
       </w:pPr>
       <w:r>
@@ -27846,7 +28186,7 @@
               <w:rPr>
                 <w:sz w:val="20"/>
               </w:rPr>
-              <w:t>Selecciónalo &lt;!-- fuente: solicitudes/services/solicitud_orchestrator.py:643 --&gt;</w:t>
+              <w:t>Selecciónalo &lt;!-- fuente: solicitudes/services/solicitud_orchestrator.py:586 --&gt;</w:t>
             </w:r>
           </w:p>
         </w:tc>
@@ -27902,7 +28242,7 @@
               <w:rPr>
                 <w:sz w:val="20"/>
               </w:rPr>
-              <w:t>Recarga la página y vuelve a elegir &lt;!-- fuente: solicitudes/services/solicitud_orchestrator.py:648 --&gt;</w:t>
+              <w:t>Recarga la página y vuelve a elegir &lt;!-- fuente: solicitudes/services/solicitud_orchestrator.py:591 --&gt;</w:t>
             </w:r>
           </w:p>
         </w:tc>
@@ -31374,7 +31714,7 @@
     </w:p>
     <w:p>
       <w:r>
-        <w:t>Cuando algo impide seguir, la aplicación ya no te deja en una página en blanco ni te enseña una pantalla técnica en inglés. Ves una de estas cinco pantallas, escritas en español y con el aspecto de SWALP. &lt;!-- fuente: templates/errors/_base_error.html; core/errors.py:114-164 (handlers 400/403/404/500 y csrf_failure) --&gt;</w:t>
+        <w:t>Cuando algo impide seguir, la aplicación ya no te deja en una página en blanco ni te enseña una pantalla técnica en inglés. Ves una de estas cinco pantallas, escritas en español y con el aspecto de SWALP. &lt;!-- fuente: templates/errors/_base_error.html; core/errors.py:114-163 (handlers 400/403/404/500 y csrf_failure) --&gt;</w:t>
       </w:r>
     </w:p>
     <w:p>
@@ -31575,7 +31915,7 @@
         <w:t>Error 403 · Verificación fallida</w:t>
       </w:r>
       <w:r>
-        <w:t>. Aparece al enviar un formulario desde una pestaña que llevaba demasiado tiempo abierta. Por seguridad, la aplicación comprueba que cada envío venga de una sesión activa y de la propia aplicación. &lt;!-- fuente: templates/403_csrf.html (heading, lede); core/errors.py:154-164 (csrf_failure) --&gt;</w:t>
+        <w:t>. Aparece al enviar un formulario desde una pestaña que llevaba demasiado tiempo abierta. Por seguridad, la aplicación comprueba que cada envío venga de una sesión activa y de la propia aplicación. &lt;!-- fuente: templates/403_csrf.html (heading, lede); core/errors.py:153-163 (csrf_failure) --&gt;</w:t>
       </w:r>
     </w:p>
     <w:p>
@@ -32966,6 +33306,45 @@
                 <w:b/>
               </w:rPr>
               <w:t>Qué significa para ti</w:t>
+            </w:r>
+          </w:p>
+        </w:tc>
+      </w:tr>
+      <w:tr>
+        <w:tc>
+          <w:tcPr>
+            <w:tcW w:type="dxa" w:w="4320"/>
+          </w:tcPr>
+          <w:p>
+            <w:r>
+              <w:rPr>
+                <w:sz w:val="20"/>
+              </w:rPr>
+            </w:r>
+            <w:r>
+              <w:rPr>
+                <w:b/>
+                <w:sz w:val="20"/>
+              </w:rPr>
+              <w:t>Nuevo: horas a favor del explorador</w:t>
+            </w:r>
+          </w:p>
+        </w:tc>
+        <w:tc>
+          <w:tcPr>
+            <w:tcW w:type="dxa" w:w="4320"/>
+          </w:tcPr>
+          <w:p>
+            <w:r>
+              <w:rPr>
+                <w:sz w:val="20"/>
+              </w:rPr>
+            </w:r>
+            <w:r>
+              <w:rPr>
+                <w:sz w:val="20"/>
+              </w:rPr>
+              <w:t>Si tu supervisor o la corporación te deben horas —te pidieron entrar antes de tu turno, por ejemplo—, ahora quedan registradas y se descuentan de lo que tú debas. Lo que sobre no se pierde: sigue a tu favor para la próxima. Ver § 6.9</w:t>
             </w:r>
           </w:p>
         </w:tc>
@@ -35342,6 +35721,176 @@
                 <w:b/>
               </w:rPr>
               <w:t>Por qué no se pudo verificar</w:t>
+            </w:r>
+          </w:p>
+        </w:tc>
+      </w:tr>
+      <w:tr>
+        <w:tc>
+          <w:tcPr>
+            <w:tcW w:type="dxa" w:w="2880"/>
+          </w:tcPr>
+          <w:p>
+            <w:r>
+              <w:rPr>
+                <w:sz w:val="20"/>
+              </w:rPr>
+            </w:r>
+            <w:r>
+              <w:rPr>
+                <w:sz w:val="20"/>
+              </w:rPr>
+              <w:t>Si las horas a favor caducan pasado un tiempo</w:t>
+            </w:r>
+          </w:p>
+        </w:tc>
+        <w:tc>
+          <w:tcPr>
+            <w:tcW w:type="dxa" w:w="2880"/>
+          </w:tcPr>
+          <w:p>
+            <w:r>
+              <w:rPr>
+                <w:sz w:val="20"/>
+              </w:rPr>
+            </w:r>
+            <w:r>
+              <w:rPr>
+                <w:rFonts w:ascii="Consolas" w:hAnsi="Consolas"/>
+                <w:color w:val="A03030"/>
+                <w:sz w:val="20"/>
+              </w:rPr>
+              <w:t>permisos/credito_horas_service.py</w:t>
+            </w:r>
+            <w:r>
+              <w:rPr>
+                <w:sz w:val="20"/>
+              </w:rPr>
+              <w:t xml:space="preserve">, </w:t>
+            </w:r>
+            <w:r>
+              <w:rPr>
+                <w:rFonts w:ascii="Consolas" w:hAnsi="Consolas"/>
+                <w:color w:val="A03030"/>
+                <w:sz w:val="20"/>
+              </w:rPr>
+              <w:t>permisos/models.py</w:t>
+            </w:r>
+          </w:p>
+        </w:tc>
+        <w:tc>
+          <w:tcPr>
+            <w:tcW w:type="dxa" w:w="2880"/>
+          </w:tcPr>
+          <w:p>
+            <w:r>
+              <w:rPr>
+                <w:sz w:val="20"/>
+              </w:rPr>
+            </w:r>
+            <w:r>
+              <w:rPr>
+                <w:sz w:val="20"/>
+              </w:rPr>
+              <w:t xml:space="preserve">Hoy </w:t>
+            </w:r>
+            <w:r>
+              <w:rPr>
+                <w:b/>
+                <w:sz w:val="20"/>
+              </w:rPr>
+              <w:t>no caducan</w:t>
+            </w:r>
+            <w:r>
+              <w:rPr>
+                <w:sz w:val="20"/>
+              </w:rPr>
+              <w:t>: se quedan en la bolsa indefinidamente. No se ha encontrado ninguna regla de caducidad, pero tampoco una decisión escrita de que deban durar para siempre</w:t>
+            </w:r>
+          </w:p>
+        </w:tc>
+      </w:tr>
+      <w:tr>
+        <w:tc>
+          <w:tcPr>
+            <w:tcW w:type="dxa" w:w="2880"/>
+          </w:tcPr>
+          <w:p>
+            <w:r>
+              <w:rPr>
+                <w:sz w:val="20"/>
+              </w:rPr>
+            </w:r>
+            <w:r>
+              <w:rPr>
+                <w:sz w:val="20"/>
+              </w:rPr>
+              <w:t>Si un explorador puede consultar por sí mismo sus horas a favor sin pasar por el supervisor</w:t>
+            </w:r>
+          </w:p>
+        </w:tc>
+        <w:tc>
+          <w:tcPr>
+            <w:tcW w:type="dxa" w:w="2880"/>
+          </w:tcPr>
+          <w:p>
+            <w:r>
+              <w:rPr>
+                <w:sz w:val="20"/>
+              </w:rPr>
+            </w:r>
+            <w:r>
+              <w:rPr>
+                <w:rFonts w:ascii="Consolas" w:hAnsi="Consolas"/>
+                <w:color w:val="A03030"/>
+                <w:sz w:val="20"/>
+              </w:rPr>
+              <w:t>templates/turnos/consolidado_horas.html</w:t>
+            </w:r>
+            <w:r>
+              <w:rPr>
+                <w:sz w:val="20"/>
+              </w:rPr>
+              <w:t xml:space="preserve">, </w:t>
+            </w:r>
+            <w:r>
+              <w:rPr>
+                <w:rFonts w:ascii="Consolas" w:hAnsi="Consolas"/>
+                <w:color w:val="A03030"/>
+                <w:sz w:val="20"/>
+              </w:rPr>
+              <w:t>core/sesiones.py</w:t>
+            </w:r>
+          </w:p>
+        </w:tc>
+        <w:tc>
+          <w:tcPr>
+            <w:tcW w:type="dxa" w:w="2880"/>
+          </w:tcPr>
+          <w:p>
+            <w:r>
+              <w:rPr>
+                <w:sz w:val="20"/>
+              </w:rPr>
+            </w:r>
+            <w:r>
+              <w:rPr>
+                <w:sz w:val="20"/>
+              </w:rPr>
+              <w:t xml:space="preserve">Aparecen en su </w:t>
+            </w:r>
+            <w:r>
+              <w:rPr>
+                <w:b/>
+                <w:sz w:val="20"/>
+              </w:rPr>
+              <w:t>Consolidado de Horas</w:t>
+            </w:r>
+            <w:r>
+              <w:rPr>
+                <w:sz w:val="20"/>
+              </w:rPr>
+              <w:t>, que él sí ve; la pantalla de gestión (registrar y anular) es solo de supervisor</w:t>
             </w:r>
           </w:p>
         </w:tc>

--- a/AppTurnosExplora/docs/pdf/Manual_Usuario.docx
+++ b/AppTurnosExplora/docs/pdf/Manual_Usuario.docx
@@ -42,7 +42,7 @@
           <w:color w:val="606060"/>
           <w:sz w:val="20"/>
         </w:rPr>
-        <w:t>Version 1.0  |  05/09/2026</w:t>
+        <w:t>Version 1.0  |  09/09/2026</w:t>
       </w:r>
     </w:p>
     <w:p>
@@ -1834,7 +1834,7 @@
               <w:rPr>
                 <w:sz w:val="20"/>
               </w:rPr>
-              <w:t>Día que te queda libre porque cediste tu jornada en una doblada. Se marca con ☕. &lt;!-- fuente: static/js/mis_turnos.js:459 --&gt;</w:t>
+              <w:t>Día que te queda libre porque un compañero trabaja por ti en una doblada: el que cediste o el que él te devuelve. Se marca con ☕. &lt;!-- fuente: static/js/mis_turnos.js:413-421,818-824 --&gt;</w:t>
             </w:r>
           </w:p>
         </w:tc>
@@ -4656,7 +4656,7 @@
               <w:rPr>
                 <w:sz w:val="20"/>
               </w:rPr>
-              <w:t>Día libre porque cediste tu jornada en una doblada</w:t>
+              <w:t>Día libre por una doblada: un compañero trabaja por ti, sea el día que cediste o el que te devuelven</w:t>
             </w:r>
           </w:p>
         </w:tc>
@@ -4821,12 +4821,84 @@
       </w:r>
     </w:p>
     <w:p>
-      <w:r>
-        <w:t xml:space="preserve">En el detalle del día, el nombre del acuerdo que modificó la jornada se muestra con su nombre real: </w:t>
-      </w:r>
-      <w:r>
-        <w:rPr>
+      <w:pPr>
+        <w:pStyle w:val="Heading4"/>
+      </w:pPr>
+      <w:r>
+        <w:t>Detalles del día: qué dice Mi Jornada</w:t>
+      </w:r>
+    </w:p>
+    <w:p>
+      <w:r>
+        <w:t>Cada día que una solicitud aprobada modificó te cuenta cuatro cosas: qué trabajas, de qué acuerdo viene, con quién es y cuándo se aprobó. Así se lee un día trabajado por una doblada permanente:</w:t>
+      </w:r>
+    </w:p>
+    <w:p>
+      <w:pPr>
+        <w:ind w:left="432"/>
+        <w:shd w:val="clear" w:fill="F7F7F0"/>
+      </w:pPr>
+      <w:r>
+        <w:rPr>
+          <w:b/>
           <w:i/>
+          <w:color w:val="606060"/>
+        </w:rPr>
+        <w:t>DOBLADA (AM + PM)</w:t>
+      </w:r>
+    </w:p>
+    <w:p>
+      <w:pPr>
+        <w:ind w:left="432"/>
+        <w:shd w:val="clear" w:fill="F7F7F0"/>
+      </w:pPr>
+    </w:p>
+    <w:p>
+      <w:pPr>
+        <w:ind w:left="432"/>
+        <w:shd w:val="clear" w:fill="F7F7F0"/>
+      </w:pPr>
+      <w:r>
+        <w:rPr>
+          <w:b/>
+          <w:i/>
+          <w:color w:val="606060"/>
+        </w:rPr>
+        <w:t>Doblada permanente:</w:t>
+      </w:r>
+      <w:r>
+        <w:rPr>
+          <w:i/>
+          <w:color w:val="606060"/>
+        </w:rPr>
+        <w:t xml:space="preserve"> Tu jornada predeterminada era AM; ahora trabajas DOBLADA (AM +</w:t>
+      </w:r>
+    </w:p>
+    <w:p>
+      <w:pPr>
+        <w:ind w:left="432"/>
+        <w:shd w:val="clear" w:fill="F7F7F0"/>
+      </w:pPr>
+      <w:r>
+        <w:rPr>
+          <w:i/>
+          <w:color w:val="606060"/>
+        </w:rPr>
+        <w:t>PM). Estás cubriendo a Arley Ramírez este día. Aprobado el 27/08/2026 14:29.</w:t>
+      </w:r>
+    </w:p>
+    <w:p>
+      <w:r>
+        <w:t>&lt;!-- fuente: static/js/utils/detalle-dia-mensajes.js (mensajeCambio); static/js/mis_turnos.js (mostrarDetallesDia) --&gt;</w:t>
+      </w:r>
+    </w:p>
+    <w:p>
+      <w:r>
+        <w:t xml:space="preserve">El acuerdo se nombra siempre por el trámite real: </w:t>
+      </w:r>
+      <w:r>
+        <w:rPr>
+          <w:i/>
         </w:rPr>
         <w:t>Cambio de turno</w:t>
       </w:r>
@@ -4867,75 +4939,86 @@
         <w:t>Doblada permanente</w:t>
       </w:r>
       <w:r>
+        <w:t xml:space="preserve">, </w:t>
+      </w:r>
+      <w:r>
+        <w:rPr>
+          <w:i/>
+        </w:rPr>
+        <w:t>Doblada de fin de semana</w:t>
+      </w:r>
+      <w:r>
         <w:t xml:space="preserve"> o </w:t>
       </w:r>
       <w:r>
         <w:rPr>
           <w:i/>
         </w:rPr>
-        <w:t>Doblada de fin de semana</w:t>
-      </w:r>
-      <w:r>
-        <w:t>. &lt;!-- fuente: static/js/mis_turnos.js:590-597 --&gt;</w:t>
-      </w:r>
-    </w:p>
-    <w:p>
-      <w:r>
-        <w:t xml:space="preserve">Si en el detalle del día la sala aparece como </w:t>
-      </w:r>
-      <w:r>
-        <w:rPr>
-          <w:b/>
-        </w:rPr>
-        <w:t>Por asignar</w:t>
-      </w:r>
-      <w:r>
-        <w:t>, no es un fallo ni te falta nada: significa que ese turno todavía no tiene sala asignada. El turno es válido y cuenta igual; la sala la completa tu supervisor. &lt;!-- fuente: turnos/services/mis_turnos_dia.py:77,141,205,235; turnos/services/turno_service.py:166 --&gt;</w:t>
-      </w:r>
-    </w:p>
-    <w:p>
-      <w:r>
-        <w:t xml:space="preserve">Un detalle de vocabulario: entre semana, trabajar AM y PM el mismo día se muestra como </w:t>
-      </w:r>
-      <w:r>
-        <w:rPr>
-          <w:b/>
-        </w:rPr>
-        <w:t>DOBLADA (AM + PM)</w:t>
-      </w:r>
-      <w:r>
-        <w:t xml:space="preserve">; en sábado o domingo, como </w:t>
-      </w:r>
-      <w:r>
-        <w:rPr>
-          <w:b/>
-        </w:rPr>
-        <w:t>DÍA COMPLETO (AM + PM)</w:t>
-      </w:r>
-      <w:r>
-        <w:t>, porque en fin de semana lo habitual es trabajar el día entero y no es un esfuerzo extra. &lt;!-- fuente: static/js/mis_turnos.js:742 --&gt;</w:t>
+        <w:t>Pago reprogramado</w:t>
+      </w:r>
+      <w:r>
+        <w:t>. &lt;!-- fuente: static/js/utils/detalle-dia-mensajes.js (NOMBRE_ACUERDO) --&gt;</w:t>
+      </w:r>
+    </w:p>
+    <w:p>
+      <w:r>
+        <w:t>La primera frase dice qué cambió, en una de estas tres formas:</w:t>
       </w:r>
     </w:p>
     <w:p>
       <w:pPr>
-        <w:pStyle w:val="Heading3"/>
+        <w:pStyle w:val="ListNumber"/>
       </w:pPr>
       <w:r>
-        <w:t>3.3 Estado de una solicitud</w:t>
-      </w:r>
-    </w:p>
-    <w:p>
-      <w:r>
-        <w:t xml:space="preserve">En </w:t>
-      </w:r>
-      <w:r>
-        <w:rPr>
-          <w:b/>
-        </w:rPr>
-        <w:t>Mis Solicitudes</w:t>
-      </w:r>
-      <w:r>
-        <w:t xml:space="preserve"> cada fila tiene un estado.</w:t>
+        <w:rPr>
+          <w:i/>
+        </w:rPr>
+        <w:t>"Tu jornada predeterminada era AM; ahora trabajas DOBLADA (AM + PM)."</w:t>
+      </w:r>
+      <w:r>
+        <w:t xml:space="preserve"> — lo habitual.</w:t>
+      </w:r>
+    </w:p>
+    <w:p>
+      <w:pPr>
+        <w:pStyle w:val="ListNumber"/>
+      </w:pPr>
+      <w:r>
+        <w:rPr>
+          <w:i/>
+        </w:rPr>
+        <w:t>"Normalmente descansabas este día; por este acuerdo trabajas PM."</w:t>
+      </w:r>
+      <w:r>
+        <w:t xml:space="preserve"> — cuando ese día</w:t>
+      </w:r>
+    </w:p>
+    <w:p>
+      <w:r>
+        <w:t>descansabas y el acuerdo te pone a trabajar.</w:t>
+      </w:r>
+    </w:p>
+    <w:p>
+      <w:pPr>
+        <w:pStyle w:val="ListNumber"/>
+      </w:pPr>
+      <w:r>
+        <w:t>*"Este turno fue modificado por un cambio aprobado. Tu jornada actual (AM) coincide con</w:t>
+      </w:r>
+    </w:p>
+    <w:p>
+      <w:r>
+        <w:t>tu jornada predeterminada."* — cuando el acuerdo te deja la misma jornada que ya tenías.</w:t>
+      </w:r>
+    </w:p>
+    <w:p>
+      <w:r>
+        <w:t>&lt;!-- fuente: static/js/utils/detalle-dia-mensajes.js (mensajeCambio) --&gt;</w:t>
+      </w:r>
+    </w:p>
+    <w:p>
+      <w:r>
+        <w:t>Después viene con quién. El compañero aparece con nombre y apellido, y la frase que lo acompaña cambia según el trámite, porque no todos significan lo mismo. &lt;!-- fuente: solicitudes/services/acuerdo_por_dia_service.py (companero_nombre: nombre y apellido) --&gt;</w:t>
       </w:r>
     </w:p>
     <w:tbl>
@@ -4966,7 +5049,7 @@
               <w:rPr>
                 <w:b/>
               </w:rPr>
-              <w:t>Estado</w:t>
+              <w:t>Acuerdo</w:t>
             </w:r>
           </w:p>
         </w:tc>
@@ -4984,7 +5067,7 @@
               <w:rPr>
                 <w:b/>
               </w:rPr>
-              <w:t>Qué significa</w:t>
+              <w:t>Frase que ves</w:t>
             </w:r>
           </w:p>
         </w:tc>
@@ -5002,7 +5085,7 @@
               <w:rPr>
                 <w:b/>
               </w:rPr>
-              <w:t>Qué puedes hacer</w:t>
+              <w:t>Qué quiere decir</w:t>
             </w:r>
           </w:p>
         </w:tc>
@@ -5023,50 +5106,82 @@
                 <w:b/>
                 <w:sz w:val="20"/>
               </w:rPr>
-              <w:t>Pendiente</w:t>
-            </w:r>
-          </w:p>
-        </w:tc>
-        <w:tc>
-          <w:tcPr>
-            <w:tcW w:type="dxa" w:w="2880"/>
-          </w:tcPr>
-          <w:p>
-            <w:r>
-              <w:rPr>
-                <w:sz w:val="20"/>
-              </w:rPr>
-            </w:r>
-            <w:r>
-              <w:rPr>
-                <w:sz w:val="20"/>
-              </w:rPr>
-              <w:t>Falta al menos una de las dos aprobaciones</w:t>
-            </w:r>
-          </w:p>
-        </w:tc>
-        <w:tc>
-          <w:tcPr>
-            <w:tcW w:type="dxa" w:w="2880"/>
-          </w:tcPr>
-          <w:p>
-            <w:r>
-              <w:rPr>
-                <w:sz w:val="20"/>
-              </w:rPr>
+              <w:t>Doblada</w:t>
+            </w:r>
+            <w:r>
+              <w:rPr>
+                <w:sz w:val="20"/>
+              </w:rPr>
+              <w:t xml:space="preserve">, </w:t>
             </w:r>
             <w:r>
               <w:rPr>
                 <w:b/>
                 <w:sz w:val="20"/>
               </w:rPr>
-              <w:t>Cancelar</w:t>
-            </w:r>
-            <w:r>
-              <w:rPr>
-                <w:sz w:val="20"/>
-              </w:rPr>
-              <w:t>, sin límite de tiempo y en el acto</w:t>
+              <w:t>Doblada de fin de semana</w:t>
+            </w:r>
+            <w:r>
+              <w:rPr>
+                <w:sz w:val="20"/>
+              </w:rPr>
+              <w:t xml:space="preserve">, </w:t>
+            </w:r>
+            <w:r>
+              <w:rPr>
+                <w:b/>
+                <w:sz w:val="20"/>
+              </w:rPr>
+              <w:t>Doblada permanente</w:t>
+            </w:r>
+          </w:p>
+        </w:tc>
+        <w:tc>
+          <w:tcPr>
+            <w:tcW w:type="dxa" w:w="2880"/>
+          </w:tcPr>
+          <w:p>
+            <w:r>
+              <w:rPr>
+                <w:sz w:val="20"/>
+              </w:rPr>
+            </w:r>
+            <w:r>
+              <w:rPr>
+                <w:sz w:val="20"/>
+              </w:rPr>
+              <w:t xml:space="preserve">"Estás </w:t>
+            </w:r>
+            <w:r>
+              <w:rPr>
+                <w:b/>
+                <w:sz w:val="20"/>
+              </w:rPr>
+              <w:t>cubriendo a</w:t>
+            </w:r>
+            <w:r>
+              <w:rPr>
+                <w:sz w:val="20"/>
+              </w:rPr>
+              <w:t xml:space="preserve"> Arley Ramírez este día."</w:t>
+            </w:r>
+          </w:p>
+        </w:tc>
+        <w:tc>
+          <w:tcPr>
+            <w:tcW w:type="dxa" w:w="2880"/>
+          </w:tcPr>
+          <w:p>
+            <w:r>
+              <w:rPr>
+                <w:sz w:val="20"/>
+              </w:rPr>
+            </w:r>
+            <w:r>
+              <w:rPr>
+                <w:sz w:val="20"/>
+              </w:rPr>
+              <w:t>El favor lo haces tú: trabajas el día que él cedió</w:t>
             </w:r>
           </w:p>
         </w:tc>
@@ -5084,53 +5199,58 @@
             </w:r>
             <w:r>
               <w:rPr>
+                <w:sz w:val="20"/>
+              </w:rPr>
+              <w:t>Los mismos tres</w:t>
+            </w:r>
+          </w:p>
+        </w:tc>
+        <w:tc>
+          <w:tcPr>
+            <w:tcW w:type="dxa" w:w="2880"/>
+          </w:tcPr>
+          <w:p>
+            <w:r>
+              <w:rPr>
+                <w:sz w:val="20"/>
+              </w:rPr>
+            </w:r>
+            <w:r>
+              <w:rPr>
+                <w:sz w:val="20"/>
+              </w:rPr>
+              <w:t xml:space="preserve">"Estás </w:t>
+            </w:r>
+            <w:r>
+              <w:rPr>
                 <w:b/>
                 <w:sz w:val="20"/>
               </w:rPr>
-              <w:t>Aprobada</w:t>
-            </w:r>
-          </w:p>
-        </w:tc>
-        <w:tc>
-          <w:tcPr>
-            <w:tcW w:type="dxa" w:w="2880"/>
-          </w:tcPr>
-          <w:p>
-            <w:r>
-              <w:rPr>
-                <w:sz w:val="20"/>
-              </w:rPr>
-            </w:r>
-            <w:r>
-              <w:rPr>
-                <w:sz w:val="20"/>
-              </w:rPr>
-              <w:t>Compañero y supervisor aprobaron; el calendario ya cambió</w:t>
-            </w:r>
-          </w:p>
-        </w:tc>
-        <w:tc>
-          <w:tcPr>
-            <w:tcW w:type="dxa" w:w="2880"/>
-          </w:tcPr>
-          <w:p>
-            <w:r>
-              <w:rPr>
-                <w:sz w:val="20"/>
-              </w:rPr>
-            </w:r>
-            <w:r>
-              <w:rPr>
-                <w:b/>
-                <w:sz w:val="20"/>
-              </w:rPr>
-              <w:t>Pedir cancelación</w:t>
-            </w:r>
-            <w:r>
-              <w:rPr>
-                <w:sz w:val="20"/>
-              </w:rPr>
-              <w:t xml:space="preserve"> al compañero, dentro de las 24 horas siguientes</w:t>
+              <w:t>devolviéndole el favor a</w:t>
+            </w:r>
+            <w:r>
+              <w:rPr>
+                <w:sz w:val="20"/>
+              </w:rPr>
+              <w:t xml:space="preserve"> Arley Ramírez."</w:t>
+            </w:r>
+          </w:p>
+        </w:tc>
+        <w:tc>
+          <w:tcPr>
+            <w:tcW w:type="dxa" w:w="2880"/>
+          </w:tcPr>
+          <w:p>
+            <w:r>
+              <w:rPr>
+                <w:sz w:val="20"/>
+              </w:rPr>
+            </w:r>
+            <w:r>
+              <w:rPr>
+                <w:sz w:val="20"/>
+              </w:rPr>
+              <w:t>Estás pagando el día que él trabajó por ti</w:t>
             </w:r>
           </w:p>
         </w:tc>
@@ -5151,43 +5271,56 @@
                 <w:b/>
                 <w:sz w:val="20"/>
               </w:rPr>
-              <w:t>Rechazada</w:t>
-            </w:r>
-          </w:p>
-        </w:tc>
-        <w:tc>
-          <w:tcPr>
-            <w:tcW w:type="dxa" w:w="2880"/>
-          </w:tcPr>
-          <w:p>
-            <w:r>
-              <w:rPr>
-                <w:sz w:val="20"/>
-              </w:rPr>
-            </w:r>
-            <w:r>
-              <w:rPr>
-                <w:sz w:val="20"/>
-              </w:rPr>
-              <w:t>Alguien la rechazó; nada cambia</w:t>
-            </w:r>
-          </w:p>
-        </w:tc>
-        <w:tc>
-          <w:tcPr>
-            <w:tcW w:type="dxa" w:w="2880"/>
-          </w:tcPr>
-          <w:p>
-            <w:r>
-              <w:rPr>
-                <w:sz w:val="20"/>
-              </w:rPr>
-            </w:r>
-            <w:r>
-              <w:rPr>
-                <w:sz w:val="20"/>
-              </w:rPr>
-              <w:t>Nada; envía otra si procede</w:t>
+              <w:t>Cambio de día de descanso</w:t>
+            </w:r>
+          </w:p>
+        </w:tc>
+        <w:tc>
+          <w:tcPr>
+            <w:tcW w:type="dxa" w:w="2880"/>
+          </w:tcPr>
+          <w:p>
+            <w:r>
+              <w:rPr>
+                <w:sz w:val="20"/>
+              </w:rPr>
+            </w:r>
+            <w:r>
+              <w:rPr>
+                <w:sz w:val="20"/>
+              </w:rPr>
+              <w:t>"</w:t>
+            </w:r>
+            <w:r>
+              <w:rPr>
+                <w:b/>
+                <w:sz w:val="20"/>
+              </w:rPr>
+              <w:t>Intercambio con</w:t>
+            </w:r>
+            <w:r>
+              <w:rPr>
+                <w:sz w:val="20"/>
+              </w:rPr>
+              <w:t xml:space="preserve"> Jessika Cardona."</w:t>
+            </w:r>
+          </w:p>
+        </w:tc>
+        <w:tc>
+          <w:tcPr>
+            <w:tcW w:type="dxa" w:w="2880"/>
+          </w:tcPr>
+          <w:p>
+            <w:r>
+              <w:rPr>
+                <w:sz w:val="20"/>
+              </w:rPr>
+            </w:r>
+            <w:r>
+              <w:rPr>
+                <w:sz w:val="20"/>
+              </w:rPr>
+              <w:t>Es un trueque: cada uno toma el día del otro y nadie queda debiendo</w:t>
             </w:r>
           </w:p>
         </w:tc>
@@ -5208,43 +5341,133 @@
                 <w:b/>
                 <w:sz w:val="20"/>
               </w:rPr>
-              <w:t>Cancelada</w:t>
-            </w:r>
-          </w:p>
-        </w:tc>
-        <w:tc>
-          <w:tcPr>
-            <w:tcW w:type="dxa" w:w="2880"/>
-          </w:tcPr>
-          <w:p>
-            <w:r>
-              <w:rPr>
-                <w:sz w:val="20"/>
-              </w:rPr>
-            </w:r>
-            <w:r>
-              <w:rPr>
-                <w:sz w:val="20"/>
-              </w:rPr>
-              <w:t>Se dio de baja</w:t>
-            </w:r>
-          </w:p>
-        </w:tc>
-        <w:tc>
-          <w:tcPr>
-            <w:tcW w:type="dxa" w:w="2880"/>
-          </w:tcPr>
-          <w:p>
-            <w:r>
-              <w:rPr>
-                <w:sz w:val="20"/>
-              </w:rPr>
-            </w:r>
-            <w:r>
-              <w:rPr>
-                <w:sz w:val="20"/>
-              </w:rPr>
-              <w:t>Nada</w:t>
+              <w:t>Cambio de turno</w:t>
+            </w:r>
+            <w:r>
+              <w:rPr>
+                <w:sz w:val="20"/>
+              </w:rPr>
+              <w:t xml:space="preserve">, </w:t>
+            </w:r>
+            <w:r>
+              <w:rPr>
+                <w:b/>
+                <w:sz w:val="20"/>
+              </w:rPr>
+              <w:t>Cambio de turno permanente</w:t>
+            </w:r>
+          </w:p>
+        </w:tc>
+        <w:tc>
+          <w:tcPr>
+            <w:tcW w:type="dxa" w:w="2880"/>
+          </w:tcPr>
+          <w:p>
+            <w:r>
+              <w:rPr>
+                <w:sz w:val="20"/>
+              </w:rPr>
+            </w:r>
+            <w:r>
+              <w:rPr>
+                <w:sz w:val="20"/>
+              </w:rPr>
+              <w:t>"</w:t>
+            </w:r>
+            <w:r>
+              <w:rPr>
+                <w:b/>
+                <w:sz w:val="20"/>
+              </w:rPr>
+              <w:t>Cambio con</w:t>
+            </w:r>
+            <w:r>
+              <w:rPr>
+                <w:sz w:val="20"/>
+              </w:rPr>
+              <w:t xml:space="preserve"> Jessika Cardona."</w:t>
+            </w:r>
+          </w:p>
+        </w:tc>
+        <w:tc>
+          <w:tcPr>
+            <w:tcW w:type="dxa" w:w="2880"/>
+          </w:tcPr>
+          <w:p>
+            <w:r>
+              <w:rPr>
+                <w:sz w:val="20"/>
+              </w:rPr>
+            </w:r>
+            <w:r>
+              <w:rPr>
+                <w:sz w:val="20"/>
+              </w:rPr>
+              <w:t>Os intercambiasteis la jornada</w:t>
+            </w:r>
+          </w:p>
+        </w:tc>
+      </w:tr>
+      <w:tr>
+        <w:tc>
+          <w:tcPr>
+            <w:tcW w:type="dxa" w:w="2880"/>
+          </w:tcPr>
+          <w:p>
+            <w:r>
+              <w:rPr>
+                <w:sz w:val="20"/>
+              </w:rPr>
+            </w:r>
+            <w:r>
+              <w:rPr>
+                <w:b/>
+                <w:sz w:val="20"/>
+              </w:rPr>
+              <w:t>Pago reprogramado</w:t>
+            </w:r>
+          </w:p>
+        </w:tc>
+        <w:tc>
+          <w:tcPr>
+            <w:tcW w:type="dxa" w:w="2880"/>
+          </w:tcPr>
+          <w:p>
+            <w:r>
+              <w:rPr>
+                <w:sz w:val="20"/>
+              </w:rPr>
+            </w:r>
+            <w:r>
+              <w:rPr>
+                <w:sz w:val="20"/>
+              </w:rPr>
+              <w:t>"Es la doblada que quedó pendiente con Arley Ramírez."</w:t>
+            </w:r>
+          </w:p>
+        </w:tc>
+        <w:tc>
+          <w:tcPr>
+            <w:tcW w:type="dxa" w:w="2880"/>
+          </w:tcPr>
+          <w:p>
+            <w:r>
+              <w:rPr>
+                <w:sz w:val="20"/>
+              </w:rPr>
+            </w:r>
+            <w:r>
+              <w:rPr>
+                <w:sz w:val="20"/>
+              </w:rPr>
+              <w:t xml:space="preserve">El día que tu supervisor programó para pagar una doblada que no pudiste cumplir; el texto añade </w:t>
+            </w:r>
+            <w:r>
+              <w:rPr>
+                <w:i/>
+                <w:sz w:val="20"/>
+              </w:rPr>
+              <w:t>"Programado por el supervisor."</w:t>
             </w:r>
           </w:p>
         </w:tc>
@@ -5253,44 +5476,35 @@
     <w:p/>
     <w:p>
       <w:r>
-        <w:t>&lt;!-- fuente: templates/solicitudes/mis_solicitudes_list.html (filtros Pendiente/Aprobada/Rechazada/Cancelada) --&gt; &lt;!-- fuente: core/constants.py (VENTANA_PEDIR_CANCELACION_HORAS = 24) --&gt;</w:t>
-      </w:r>
-    </w:p>
-    <w:p>
-      <w:r>
-        <w:t xml:space="preserve">En las filas aprobadas, el botón muestra una cuenta atrás con el tiempo que te queda: </w:t>
+        <w:t>&lt;!-- fuente: static/js/utils/detalle-dia-mensajes.js (conQuien; rama PAGO REPROGRAMADO de mensajeCambio) --&gt;</w:t>
+      </w:r>
+    </w:p>
+    <w:p>
+      <w:r>
+        <w:t xml:space="preserve">Cierra la fecha de aprobación, con día y hora: </w:t>
+      </w:r>
+      <w:r>
+        <w:rPr>
+          <w:i/>
+        </w:rPr>
+        <w:t>"Aprobado el 27/08/2026 14:29."</w:t>
+      </w:r>
+      <w:r>
+        <w:t xml:space="preserve"> &lt;!-- fuente: core/utils/date_utils.py (format_datetime_display: DD/MM/YYYY HH:MM en hora local) --&gt;</w:t>
+      </w:r>
+    </w:p>
+    <w:p>
+      <w:r>
+        <w:t xml:space="preserve">Los días en los que </w:t>
       </w:r>
       <w:r>
         <w:rPr>
           <w:b/>
         </w:rPr>
-        <w:t>Pedir cancelación (7h 12m)</w:t>
-      </w:r>
-      <w:r>
-        <w:t xml:space="preserve">. Cuando el plazo se agota, el botón se apaga y dice </w:t>
-      </w:r>
-      <w:r>
-        <w:rPr>
-          <w:i/>
-        </w:rPr>
-        <w:t>Expirado</w:t>
-      </w:r>
-      <w:r>
-        <w:t>. &lt;!-- fuente: static/js/solicitudes/mis_solicitudes_list.js (actualizarContadoresCancelacion) --&gt;</w:t>
-      </w:r>
-    </w:p>
-    <w:p>
-      <w:r>
-        <w:t xml:space="preserve">Una solicitud aprobada </w:t>
-      </w:r>
-      <w:r>
-        <w:rPr>
-          <w:b/>
-        </w:rPr>
-        <w:t>no se cancela sola</w:t>
-      </w:r>
-      <w:r>
-        <w:t>: se le pide al compañero. Por eso, cuando ya pediste la cancelación, en lugar del botón aparece una de estas tres etiquetas.</w:t>
+        <w:t>no</w:t>
+      </w:r>
+      <w:r>
+        <w:t xml:space="preserve"> trabajas siguen la misma regla.</w:t>
       </w:r>
     </w:p>
     <w:tbl>
@@ -5321,6 +5535,784 @@
               <w:rPr>
                 <w:b/>
               </w:rPr>
+              <w:t>Lo que ves</w:t>
+            </w:r>
+          </w:p>
+        </w:tc>
+        <w:tc>
+          <w:tcPr>
+            <w:tcW w:type="dxa" w:w="2880"/>
+          </w:tcPr>
+          <w:p>
+            <w:r>
+              <w:rPr>
+                <w:b/>
+              </w:rPr>
+            </w:r>
+            <w:r>
+              <w:rPr>
+                <w:b/>
+              </w:rPr>
+              <w:t>Cuándo aparece</w:t>
+            </w:r>
+          </w:p>
+        </w:tc>
+        <w:tc>
+          <w:tcPr>
+            <w:tcW w:type="dxa" w:w="2880"/>
+          </w:tcPr>
+          <w:p>
+            <w:r>
+              <w:rPr>
+                <w:b/>
+              </w:rPr>
+            </w:r>
+            <w:r>
+              <w:rPr>
+                <w:b/>
+              </w:rPr>
+              <w:t>Ejemplo del texto</w:t>
+            </w:r>
+          </w:p>
+        </w:tc>
+      </w:tr>
+      <w:tr>
+        <w:tc>
+          <w:tcPr>
+            <w:tcW w:type="dxa" w:w="2880"/>
+          </w:tcPr>
+          <w:p>
+            <w:r>
+              <w:rPr>
+                <w:sz w:val="20"/>
+              </w:rPr>
+            </w:r>
+            <w:r>
+              <w:rPr>
+                <w:sz w:val="20"/>
+              </w:rPr>
+              <w:t xml:space="preserve">Etiqueta </w:t>
+            </w:r>
+            <w:r>
+              <w:rPr>
+                <w:b/>
+                <w:sz w:val="20"/>
+              </w:rPr>
+              <w:t>DÍA LIBRE</w:t>
+            </w:r>
+            <w:r>
+              <w:rPr>
+                <w:sz w:val="20"/>
+              </w:rPr>
+              <w:t>, encabezada por el nombre del acuerdo</w:t>
+            </w:r>
+          </w:p>
+        </w:tc>
+        <w:tc>
+          <w:tcPr>
+            <w:tcW w:type="dxa" w:w="2880"/>
+          </w:tcPr>
+          <w:p>
+            <w:r>
+              <w:rPr>
+                <w:sz w:val="20"/>
+              </w:rPr>
+            </w:r>
+            <w:r>
+              <w:rPr>
+                <w:sz w:val="20"/>
+              </w:rPr>
+              <w:t>Quedaste libre porque un compañero cubre tu jornada</w:t>
+            </w:r>
+          </w:p>
+        </w:tc>
+        <w:tc>
+          <w:tcPr>
+            <w:tcW w:type="dxa" w:w="2880"/>
+          </w:tcPr>
+          <w:p>
+            <w:r>
+              <w:rPr>
+                <w:sz w:val="20"/>
+              </w:rPr>
+            </w:r>
+            <w:r>
+              <w:rPr>
+                <w:sz w:val="20"/>
+              </w:rPr>
+              <w:t>*"</w:t>
+            </w:r>
+            <w:r>
+              <w:rPr>
+                <w:b/>
+                <w:sz w:val="20"/>
+              </w:rPr>
+              <w:t>Doblada permanente:</w:t>
+            </w:r>
+            <w:r>
+              <w:rPr>
+                <w:sz w:val="20"/>
+              </w:rPr>
+              <w:t xml:space="preserve"> El compañero Arley Ramírez está trabajando por ti este día. Aprobado el 27/08/2026 14:29."*</w:t>
+            </w:r>
+          </w:p>
+        </w:tc>
+      </w:tr>
+      <w:tr>
+        <w:tc>
+          <w:tcPr>
+            <w:tcW w:type="dxa" w:w="2880"/>
+          </w:tcPr>
+          <w:p>
+            <w:r>
+              <w:rPr>
+                <w:sz w:val="20"/>
+              </w:rPr>
+            </w:r>
+            <w:r>
+              <w:rPr>
+                <w:sz w:val="20"/>
+              </w:rPr>
+              <w:t xml:space="preserve">Etiqueta </w:t>
+            </w:r>
+            <w:r>
+              <w:rPr>
+                <w:b/>
+                <w:sz w:val="20"/>
+              </w:rPr>
+              <w:t>DESCANSO</w:t>
+            </w:r>
+            <w:r>
+              <w:rPr>
+                <w:sz w:val="20"/>
+              </w:rPr>
+              <w:t xml:space="preserve">, encabezada por </w:t>
+            </w:r>
+            <w:r>
+              <w:rPr>
+                <w:b/>
+                <w:sz w:val="20"/>
+              </w:rPr>
+              <w:t>Cambio de día de descanso</w:t>
+            </w:r>
+          </w:p>
+        </w:tc>
+        <w:tc>
+          <w:tcPr>
+            <w:tcW w:type="dxa" w:w="2880"/>
+          </w:tcPr>
+          <w:p>
+            <w:r>
+              <w:rPr>
+                <w:sz w:val="20"/>
+              </w:rPr>
+            </w:r>
+            <w:r>
+              <w:rPr>
+                <w:sz w:val="20"/>
+              </w:rPr>
+              <w:t>Tu descanso se movió de día por un intercambio</w:t>
+            </w:r>
+          </w:p>
+        </w:tc>
+        <w:tc>
+          <w:tcPr>
+            <w:tcW w:type="dxa" w:w="2880"/>
+          </w:tcPr>
+          <w:p>
+            <w:r>
+              <w:rPr>
+                <w:sz w:val="20"/>
+              </w:rPr>
+            </w:r>
+            <w:r>
+              <w:rPr>
+                <w:sz w:val="20"/>
+              </w:rPr>
+              <w:t>*"</w:t>
+            </w:r>
+            <w:r>
+              <w:rPr>
+                <w:b/>
+                <w:sz w:val="20"/>
+              </w:rPr>
+              <w:t>Cambio de día de descanso:</w:t>
+            </w:r>
+            <w:r>
+              <w:rPr>
+                <w:sz w:val="20"/>
+              </w:rPr>
+              <w:t xml:space="preserve"> Descanso intercambiado con Jessika Cardona. Aprobado el 08/09/2026 16:18."*</w:t>
+            </w:r>
+          </w:p>
+        </w:tc>
+      </w:tr>
+      <w:tr>
+        <w:tc>
+          <w:tcPr>
+            <w:tcW w:type="dxa" w:w="2880"/>
+          </w:tcPr>
+          <w:p>
+            <w:r>
+              <w:rPr>
+                <w:sz w:val="20"/>
+              </w:rPr>
+            </w:r>
+            <w:r>
+              <w:rPr>
+                <w:sz w:val="20"/>
+              </w:rPr>
+              <w:t xml:space="preserve">Etiqueta </w:t>
+            </w:r>
+            <w:r>
+              <w:rPr>
+                <w:b/>
+                <w:sz w:val="20"/>
+              </w:rPr>
+              <w:t>DESCANSO</w:t>
+            </w:r>
+            <w:r>
+              <w:rPr>
+                <w:sz w:val="20"/>
+              </w:rPr>
+              <w:t xml:space="preserve">, encabezada por </w:t>
+            </w:r>
+            <w:r>
+              <w:rPr>
+                <w:b/>
+                <w:sz w:val="20"/>
+              </w:rPr>
+              <w:t>Día de descanso</w:t>
+            </w:r>
+          </w:p>
+        </w:tc>
+        <w:tc>
+          <w:tcPr>
+            <w:tcW w:type="dxa" w:w="2880"/>
+          </w:tcPr>
+          <w:p>
+            <w:r>
+              <w:rPr>
+                <w:sz w:val="20"/>
+              </w:rPr>
+            </w:r>
+            <w:r>
+              <w:rPr>
+                <w:sz w:val="20"/>
+              </w:rPr>
+              <w:t>Descanso de tu programación: mantenimiento, temporada o fin de semana</w:t>
+            </w:r>
+          </w:p>
+        </w:tc>
+        <w:tc>
+          <w:tcPr>
+            <w:tcW w:type="dxa" w:w="2880"/>
+          </w:tcPr>
+          <w:p>
+            <w:r>
+              <w:rPr>
+                <w:sz w:val="20"/>
+              </w:rPr>
+            </w:r>
+            <w:r>
+              <w:rPr>
+                <w:sz w:val="20"/>
+              </w:rPr>
+              <w:t>*"</w:t>
+            </w:r>
+            <w:r>
+              <w:rPr>
+                <w:b/>
+                <w:sz w:val="20"/>
+              </w:rPr>
+              <w:t>Día de descanso:</w:t>
+            </w:r>
+            <w:r>
+              <w:rPr>
+                <w:sz w:val="20"/>
+              </w:rPr>
+              <w:t xml:space="preserve"> Descanso por día de mantenimiento."*</w:t>
+            </w:r>
+          </w:p>
+        </w:tc>
+      </w:tr>
+    </w:tbl>
+    <w:p/>
+    <w:p>
+      <w:r>
+        <w:t>&lt;!-- fuente: static/js/utils/detalle-dia-mensajes.js (mensajeDescanso) --&gt; &lt;!-- fuente: turnos/services/mis_turnos_dia.py (descanso_info); solicitudes/services/descanso_solicitud_service.py --&gt;</w:t>
+      </w:r>
+    </w:p>
+    <w:p>
+      <w:r>
+        <w:t>Un descanso que viene de tu programación no lo pactó nadie contigo: por eso no nombra a ningún compañero ni lleva fecha de aprobación. Si un día de descanso no menciona a nadie, es tuyo por calendario y no hay nada que revisar. &lt;!-- fuente: turnos/services/mis_turnos_dia.py (descanso de temporada y mantenimiento, sin compañero ni fecha) --&gt;</w:t>
+      </w:r>
+    </w:p>
+    <w:p>
+      <w:r>
+        <w:t xml:space="preserve">Cuando el acuerdo tiene sus dos fechas —el día que cediste y el día en que se paga—, el texto añade la otra: </w:t>
+      </w:r>
+      <w:r>
+        <w:rPr>
+          <w:i/>
+        </w:rPr>
+        <w:t>"Pagarás el 15/09/2026."</w:t>
+      </w:r>
+      <w:r>
+        <w:t xml:space="preserve"> en el día que cediste y </w:t>
+      </w:r>
+      <w:r>
+        <w:rPr>
+          <w:i/>
+        </w:rPr>
+        <w:t>"Tú lo cubriste el 01/09/2026."</w:t>
+      </w:r>
+      <w:r>
+        <w:t xml:space="preserve"> en el día que te devuelven. Los acuerdos permanentes no la llevan, porque son un rango de fechas y no un par. &lt;!-- fuente: static/js/utils/detalle-dia-mensajes.js (mensajeDescanso: fecha_pago y fecha_cesion) --&gt; &lt;!-- fuente: solicitudes/services/descanso_solicitud_service.py (DOBLADA PERMANENTE deja ambas fechas vacías) --&gt;</w:t>
+      </w:r>
+    </w:p>
+    <w:p>
+      <w:r>
+        <w:t xml:space="preserve">Si en el detalle del día la sala aparece como </w:t>
+      </w:r>
+      <w:r>
+        <w:rPr>
+          <w:b/>
+        </w:rPr>
+        <w:t>Por asignar</w:t>
+      </w:r>
+      <w:r>
+        <w:t>, no es un fallo ni te falta nada: significa que ese turno todavía no tiene sala asignada. El turno es válido y cuenta igual; la sala la completa tu supervisor. &lt;!-- fuente: turnos/services/mis_turnos_dia.py:77,141,205,235; turnos/services/turno_service.py:166 --&gt;</w:t>
+      </w:r>
+    </w:p>
+    <w:p>
+      <w:r>
+        <w:t xml:space="preserve">Un detalle de vocabulario: entre semana, trabajar AM y PM el mismo día se muestra como </w:t>
+      </w:r>
+      <w:r>
+        <w:rPr>
+          <w:b/>
+        </w:rPr>
+        <w:t>DOBLADA (AM + PM)</w:t>
+      </w:r>
+      <w:r>
+        <w:t xml:space="preserve">; en sábado o domingo, como </w:t>
+      </w:r>
+      <w:r>
+        <w:rPr>
+          <w:b/>
+        </w:rPr>
+        <w:t>DÍA COMPLETO (AM + PM)</w:t>
+      </w:r>
+      <w:r>
+        <w:t>, porque en fin de semana lo habitual es trabajar el día entero y no es un esfuerzo extra. &lt;!-- fuente: static/js/mis_turnos.js:742 --&gt;</w:t>
+      </w:r>
+    </w:p>
+    <w:p>
+      <w:pPr>
+        <w:pStyle w:val="Heading3"/>
+      </w:pPr>
+      <w:r>
+        <w:t>3.3 Estado de una solicitud</w:t>
+      </w:r>
+    </w:p>
+    <w:p>
+      <w:r>
+        <w:t xml:space="preserve">En </w:t>
+      </w:r>
+      <w:r>
+        <w:rPr>
+          <w:b/>
+        </w:rPr>
+        <w:t>Mis Solicitudes</w:t>
+      </w:r>
+      <w:r>
+        <w:t xml:space="preserve"> cada fila tiene un estado.</w:t>
+      </w:r>
+    </w:p>
+    <w:tbl>
+      <w:tblPr>
+        <w:tblStyle w:val="LightGrid-Accent1"/>
+        <w:tblW w:type="auto" w:w="0"/>
+        <w:jc w:val="center"/>
+        <w:tblLayout w:type="autofit"/>
+        <w:tblLook w:firstColumn="1" w:firstRow="1" w:lastColumn="0" w:lastRow="0" w:noHBand="0" w:noVBand="1" w:val="04A0"/>
+      </w:tblPr>
+      <w:tblGrid>
+        <w:gridCol w:w="2880"/>
+        <w:gridCol w:w="2880"/>
+        <w:gridCol w:w="2880"/>
+      </w:tblGrid>
+      <w:tr>
+        <w:tc>
+          <w:tcPr>
+            <w:tcW w:type="dxa" w:w="2880"/>
+          </w:tcPr>
+          <w:p>
+            <w:r>
+              <w:rPr>
+                <w:b/>
+              </w:rPr>
+            </w:r>
+            <w:r>
+              <w:rPr>
+                <w:b/>
+              </w:rPr>
+              <w:t>Estado</w:t>
+            </w:r>
+          </w:p>
+        </w:tc>
+        <w:tc>
+          <w:tcPr>
+            <w:tcW w:type="dxa" w:w="2880"/>
+          </w:tcPr>
+          <w:p>
+            <w:r>
+              <w:rPr>
+                <w:b/>
+              </w:rPr>
+            </w:r>
+            <w:r>
+              <w:rPr>
+                <w:b/>
+              </w:rPr>
+              <w:t>Qué significa</w:t>
+            </w:r>
+          </w:p>
+        </w:tc>
+        <w:tc>
+          <w:tcPr>
+            <w:tcW w:type="dxa" w:w="2880"/>
+          </w:tcPr>
+          <w:p>
+            <w:r>
+              <w:rPr>
+                <w:b/>
+              </w:rPr>
+            </w:r>
+            <w:r>
+              <w:rPr>
+                <w:b/>
+              </w:rPr>
+              <w:t>Qué puedes hacer</w:t>
+            </w:r>
+          </w:p>
+        </w:tc>
+      </w:tr>
+      <w:tr>
+        <w:tc>
+          <w:tcPr>
+            <w:tcW w:type="dxa" w:w="2880"/>
+          </w:tcPr>
+          <w:p>
+            <w:r>
+              <w:rPr>
+                <w:sz w:val="20"/>
+              </w:rPr>
+            </w:r>
+            <w:r>
+              <w:rPr>
+                <w:b/>
+                <w:sz w:val="20"/>
+              </w:rPr>
+              <w:t>Pendiente</w:t>
+            </w:r>
+          </w:p>
+        </w:tc>
+        <w:tc>
+          <w:tcPr>
+            <w:tcW w:type="dxa" w:w="2880"/>
+          </w:tcPr>
+          <w:p>
+            <w:r>
+              <w:rPr>
+                <w:sz w:val="20"/>
+              </w:rPr>
+            </w:r>
+            <w:r>
+              <w:rPr>
+                <w:sz w:val="20"/>
+              </w:rPr>
+              <w:t>Falta al menos una de las dos aprobaciones</w:t>
+            </w:r>
+          </w:p>
+        </w:tc>
+        <w:tc>
+          <w:tcPr>
+            <w:tcW w:type="dxa" w:w="2880"/>
+          </w:tcPr>
+          <w:p>
+            <w:r>
+              <w:rPr>
+                <w:sz w:val="20"/>
+              </w:rPr>
+            </w:r>
+            <w:r>
+              <w:rPr>
+                <w:b/>
+                <w:sz w:val="20"/>
+              </w:rPr>
+              <w:t>Cancelar</w:t>
+            </w:r>
+            <w:r>
+              <w:rPr>
+                <w:sz w:val="20"/>
+              </w:rPr>
+              <w:t>, sin límite de tiempo y en el acto</w:t>
+            </w:r>
+          </w:p>
+        </w:tc>
+      </w:tr>
+      <w:tr>
+        <w:tc>
+          <w:tcPr>
+            <w:tcW w:type="dxa" w:w="2880"/>
+          </w:tcPr>
+          <w:p>
+            <w:r>
+              <w:rPr>
+                <w:sz w:val="20"/>
+              </w:rPr>
+            </w:r>
+            <w:r>
+              <w:rPr>
+                <w:b/>
+                <w:sz w:val="20"/>
+              </w:rPr>
+              <w:t>Aprobada</w:t>
+            </w:r>
+          </w:p>
+        </w:tc>
+        <w:tc>
+          <w:tcPr>
+            <w:tcW w:type="dxa" w:w="2880"/>
+          </w:tcPr>
+          <w:p>
+            <w:r>
+              <w:rPr>
+                <w:sz w:val="20"/>
+              </w:rPr>
+            </w:r>
+            <w:r>
+              <w:rPr>
+                <w:sz w:val="20"/>
+              </w:rPr>
+              <w:t>Compañero y supervisor aprobaron; el calendario ya cambió</w:t>
+            </w:r>
+          </w:p>
+        </w:tc>
+        <w:tc>
+          <w:tcPr>
+            <w:tcW w:type="dxa" w:w="2880"/>
+          </w:tcPr>
+          <w:p>
+            <w:r>
+              <w:rPr>
+                <w:sz w:val="20"/>
+              </w:rPr>
+            </w:r>
+            <w:r>
+              <w:rPr>
+                <w:b/>
+                <w:sz w:val="20"/>
+              </w:rPr>
+              <w:t>Pedir cancelación</w:t>
+            </w:r>
+            <w:r>
+              <w:rPr>
+                <w:sz w:val="20"/>
+              </w:rPr>
+              <w:t xml:space="preserve"> al compañero, dentro de las 24 horas siguientes</w:t>
+            </w:r>
+          </w:p>
+        </w:tc>
+      </w:tr>
+      <w:tr>
+        <w:tc>
+          <w:tcPr>
+            <w:tcW w:type="dxa" w:w="2880"/>
+          </w:tcPr>
+          <w:p>
+            <w:r>
+              <w:rPr>
+                <w:sz w:val="20"/>
+              </w:rPr>
+            </w:r>
+            <w:r>
+              <w:rPr>
+                <w:b/>
+                <w:sz w:val="20"/>
+              </w:rPr>
+              <w:t>Rechazada</w:t>
+            </w:r>
+          </w:p>
+        </w:tc>
+        <w:tc>
+          <w:tcPr>
+            <w:tcW w:type="dxa" w:w="2880"/>
+          </w:tcPr>
+          <w:p>
+            <w:r>
+              <w:rPr>
+                <w:sz w:val="20"/>
+              </w:rPr>
+            </w:r>
+            <w:r>
+              <w:rPr>
+                <w:sz w:val="20"/>
+              </w:rPr>
+              <w:t>Alguien la rechazó; nada cambia</w:t>
+            </w:r>
+          </w:p>
+        </w:tc>
+        <w:tc>
+          <w:tcPr>
+            <w:tcW w:type="dxa" w:w="2880"/>
+          </w:tcPr>
+          <w:p>
+            <w:r>
+              <w:rPr>
+                <w:sz w:val="20"/>
+              </w:rPr>
+            </w:r>
+            <w:r>
+              <w:rPr>
+                <w:sz w:val="20"/>
+              </w:rPr>
+              <w:t>Nada; envía otra si procede</w:t>
+            </w:r>
+          </w:p>
+        </w:tc>
+      </w:tr>
+      <w:tr>
+        <w:tc>
+          <w:tcPr>
+            <w:tcW w:type="dxa" w:w="2880"/>
+          </w:tcPr>
+          <w:p>
+            <w:r>
+              <w:rPr>
+                <w:sz w:val="20"/>
+              </w:rPr>
+            </w:r>
+            <w:r>
+              <w:rPr>
+                <w:b/>
+                <w:sz w:val="20"/>
+              </w:rPr>
+              <w:t>Cancelada</w:t>
+            </w:r>
+          </w:p>
+        </w:tc>
+        <w:tc>
+          <w:tcPr>
+            <w:tcW w:type="dxa" w:w="2880"/>
+          </w:tcPr>
+          <w:p>
+            <w:r>
+              <w:rPr>
+                <w:sz w:val="20"/>
+              </w:rPr>
+            </w:r>
+            <w:r>
+              <w:rPr>
+                <w:sz w:val="20"/>
+              </w:rPr>
+              <w:t>Se dio de baja</w:t>
+            </w:r>
+          </w:p>
+        </w:tc>
+        <w:tc>
+          <w:tcPr>
+            <w:tcW w:type="dxa" w:w="2880"/>
+          </w:tcPr>
+          <w:p>
+            <w:r>
+              <w:rPr>
+                <w:sz w:val="20"/>
+              </w:rPr>
+            </w:r>
+            <w:r>
+              <w:rPr>
+                <w:sz w:val="20"/>
+              </w:rPr>
+              <w:t>Nada</w:t>
+            </w:r>
+          </w:p>
+        </w:tc>
+      </w:tr>
+    </w:tbl>
+    <w:p/>
+    <w:p>
+      <w:r>
+        <w:t>&lt;!-- fuente: templates/solicitudes/mis_solicitudes_list.html (filtros Pendiente/Aprobada/Rechazada/Cancelada) --&gt; &lt;!-- fuente: core/constants.py (VENTANA_PEDIR_CANCELACION_HORAS = 24) --&gt;</w:t>
+      </w:r>
+    </w:p>
+    <w:p>
+      <w:r>
+        <w:t xml:space="preserve">En las filas aprobadas, el botón muestra una cuenta atrás con el tiempo que te queda: </w:t>
+      </w:r>
+      <w:r>
+        <w:rPr>
+          <w:b/>
+        </w:rPr>
+        <w:t>Pedir cancelación (7h 12m)</w:t>
+      </w:r>
+      <w:r>
+        <w:t xml:space="preserve">. Cuando el plazo se agota, el botón se apaga y dice </w:t>
+      </w:r>
+      <w:r>
+        <w:rPr>
+          <w:i/>
+        </w:rPr>
+        <w:t>Expirado</w:t>
+      </w:r>
+      <w:r>
+        <w:t>. &lt;!-- fuente: static/js/solicitudes/mis_solicitudes_list.js (actualizarContadoresCancelacion) --&gt;</w:t>
+      </w:r>
+    </w:p>
+    <w:p>
+      <w:r>
+        <w:t xml:space="preserve">Una solicitud aprobada </w:t>
+      </w:r>
+      <w:r>
+        <w:rPr>
+          <w:b/>
+        </w:rPr>
+        <w:t>no se cancela sola</w:t>
+      </w:r>
+      <w:r>
+        <w:t>: se le pide al compañero. Por eso, cuando ya pediste la cancelación, en lugar del botón aparece una de estas tres etiquetas.</w:t>
+      </w:r>
+    </w:p>
+    <w:tbl>
+      <w:tblPr>
+        <w:tblStyle w:val="LightGrid-Accent1"/>
+        <w:tblW w:type="auto" w:w="0"/>
+        <w:jc w:val="center"/>
+        <w:tblLayout w:type="autofit"/>
+        <w:tblLook w:firstColumn="1" w:firstRow="1" w:lastColumn="0" w:lastRow="0" w:noHBand="0" w:noVBand="1" w:val="04A0"/>
+      </w:tblPr>
+      <w:tblGrid>
+        <w:gridCol w:w="2880"/>
+        <w:gridCol w:w="2880"/>
+        <w:gridCol w:w="2880"/>
+      </w:tblGrid>
+      <w:tr>
+        <w:tc>
+          <w:tcPr>
+            <w:tcW w:type="dxa" w:w="2880"/>
+          </w:tcPr>
+          <w:p>
+            <w:r>
+              <w:rPr>
+                <w:b/>
+              </w:rPr>
+            </w:r>
+            <w:r>
+              <w:rPr>
+                <w:b/>
+              </w:rPr>
               <w:t>Etiqueta</w:t>
             </w:r>
           </w:p>
@@ -5654,6 +6646,40 @@
     <w:p>
       <w:r>
         <w:t>decide. Está explicado una sola vez, para los seis, en el apartado 6.3. &lt;!-- fuente: solicitudes/use_cases/cancelar_solicitud.py (_pedir_cancelacion) --&gt;</w:t>
+      </w:r>
+    </w:p>
+    <w:p>
+      <w:pPr>
+        <w:pStyle w:val="ListBullet"/>
+      </w:pPr>
+      <w:r>
+        <w:rPr>
+          <w:b/>
+        </w:rPr>
+        <w:t>El aviso de "Enviando solicitud..." nunca se queda para siempre.</w:t>
+      </w:r>
+      <w:r>
+        <w:t xml:space="preserve"> Si pasan</w:t>
+      </w:r>
+    </w:p>
+    <w:p>
+      <w:r>
+        <w:rPr>
+          <w:b/>
+        </w:rPr>
+        <w:t>45 segundos</w:t>
+      </w:r>
+      <w:r>
+        <w:t xml:space="preserve"> sin respuesta, la pantalla deja de esperar y te avisa. Ese aviso no quiere decir que el envío haya fallado: antes de reenviar hay que comprobar </w:t>
+      </w:r>
+      <w:r>
+        <w:rPr>
+          <w:b/>
+        </w:rPr>
+        <w:t>Mis Solicitudes</w:t>
+      </w:r>
+      <w:r>
+        <w:t>. Está explicado una sola vez, para los seis, en el apartado 7.1. &lt;!-- fuente: static/js/loading-ui.js:43 (LIMITE_ENVIO_MS = 45000), :50-52, :101-131 (fetchLimitado) --&gt;</w:t>
       </w:r>
     </w:p>
     <w:p>
@@ -6830,7 +7856,7 @@
         <w:t>Cambio de turno</w:t>
       </w:r>
       <w:r>
-        <w:t>. &lt;!-- fuente: templates/solicitudes/mis_solicitudes_list.html; static/js/mis_turnos.js:590-597 --&gt;</w:t>
+        <w:t>, con quién fue el cambio y cuándo se aprobó. Ver el apartado 3.2 &lt;!-- fuente: templates/solicitudes/mis_solicitudes_list.html; static/js/utils/detalle-dia-mensajes.js --&gt;</w:t>
       </w:r>
     </w:p>
     <w:p>
@@ -7787,6 +8813,29 @@
     <w:p>
       <w:r>
         <w:t>&lt;!-- fuente: solicitudes/services/validators/ct_validator.py; base_validator.py; strategies/cambio_turno_strategy.py --&gt;</w:t>
+      </w:r>
+    </w:p>
+    <w:p>
+      <w:r>
+        <w:t xml:space="preserve">Además, si pasan 45 segundos sin respuesta el envío deja de esperar y sale </w:t>
+      </w:r>
+      <w:r>
+        <w:rPr>
+          <w:i/>
+        </w:rPr>
+        <w:t>"La solicitud está tardando demasiado"</w:t>
+      </w:r>
+      <w:r>
+        <w:t xml:space="preserve">. No significa que haya fallado: comprueba </w:t>
+      </w:r>
+      <w:r>
+        <w:rPr>
+          <w:b/>
+        </w:rPr>
+        <w:t>Mis Solicitudes</w:t>
+      </w:r>
+      <w:r>
+        <w:t xml:space="preserve"> antes de reenviar. Ver el apartado 7.1. &lt;!-- fuente: static/js/loading-ui.js:43, :50-52, :133-152 --&gt;</w:t>
       </w:r>
     </w:p>
     <w:p>
@@ -9215,7 +10264,16 @@
         <w:t>Mis Turnos</w:t>
       </w:r>
       <w:r>
-        <w:t xml:space="preserve"> por los meses del rango: los días marcados mostrarán la jornada nueva.</w:t>
+        <w:t xml:space="preserve"> por los meses del rango: los días marcados mostrarán la jornada nueva. Al tocar cualquiera de ellos, el detalle dice </w:t>
+      </w:r>
+      <w:r>
+        <w:rPr>
+          <w:i/>
+        </w:rPr>
+        <w:t>Cambio de turno permanente</w:t>
+      </w:r>
+      <w:r>
+        <w:t>, con quién es y cuándo se aprobó; antes ese dato solo salía en el primer día del rango. Ver el apartado 3.2 &lt;!-- fuente: solicitudes/services/acuerdo_por_dia_service.py (todos los días del rango, no solo el primero) --&gt;</w:t>
       </w:r>
     </w:p>
     <w:p>
@@ -9977,6 +11035,29 @@
     <w:p>
       <w:r>
         <w:t>&lt;!-- fuente: solicitudes/services/validators/ct_permanente_validator.py; strategies/ct_permanente_strategy.py; views/api_disponibles_ct_preview.py:331 --&gt;</w:t>
+      </w:r>
+    </w:p>
+    <w:p>
+      <w:r>
+        <w:t xml:space="preserve">Además, si pasan 45 segundos sin respuesta el envío deja de esperar y sale </w:t>
+      </w:r>
+      <w:r>
+        <w:rPr>
+          <w:i/>
+        </w:rPr>
+        <w:t>"La solicitud está tardando demasiado"</w:t>
+      </w:r>
+      <w:r>
+        <w:t xml:space="preserve">. No significa que haya fallado: comprueba </w:t>
+      </w:r>
+      <w:r>
+        <w:rPr>
+          <w:b/>
+        </w:rPr>
+        <w:t>Mis Solicitudes</w:t>
+      </w:r>
+      <w:r>
+        <w:t xml:space="preserve"> antes de reenviar. Ver el apartado 7.1. &lt;!-- fuente: static/js/loading-ui.js:43, :50-52, :133-152 --&gt;</w:t>
       </w:r>
     </w:p>
     <w:p>
@@ -13265,7 +14346,25 @@
         <w:t>Cambio de día de descanso</w:t>
       </w:r>
       <w:r>
-        <w:t>. El día que pasa a ser descanso se marca con 😴, no con ☕: es un intercambio, no una doblada. &lt;!-- fuente: static/js/mis_turnos.js:455,675-682 --&gt;</w:t>
+        <w:t>. El día que pasa a ser descanso se marca con 😴, no con ☕: es un intercambio, no una doblada. El detalle nombra además al compañero —</w:t>
+      </w:r>
+      <w:r>
+        <w:rPr>
+          <w:i/>
+        </w:rPr>
+        <w:t>Intercambio con</w:t>
+      </w:r>
+      <w:r>
+        <w:t xml:space="preserve"> él en el día que trabajas, </w:t>
+      </w:r>
+      <w:r>
+        <w:rPr>
+          <w:i/>
+        </w:rPr>
+        <w:t>Descanso intercambiado con</w:t>
+      </w:r>
+      <w:r>
+        <w:t xml:space="preserve"> él en el que descansas— y la fecha de aprobación. Ver el apartado 3.2 &lt;!-- fuente: static/js/mis_turnos.js:455; static/js/utils/detalle-dia-mensajes.js (conQuien, mensajeDescanso) --&gt;</w:t>
       </w:r>
     </w:p>
     <w:p>
@@ -14512,6 +15611,29 @@
     <w:p>
       <w:r>
         <w:t>&lt;!-- fuente: solicitudes/services/strategies/cambio_descanso_strategy.py; solicitud_orchestrator.py:190-290 --&gt;</w:t>
+      </w:r>
+    </w:p>
+    <w:p>
+      <w:r>
+        <w:t xml:space="preserve">Además, si pasan 45 segundos sin respuesta el envío deja de esperar y sale </w:t>
+      </w:r>
+      <w:r>
+        <w:rPr>
+          <w:i/>
+        </w:rPr>
+        <w:t>"La solicitud está tardando demasiado"</w:t>
+      </w:r>
+      <w:r>
+        <w:t xml:space="preserve">. No significa que haya fallado: comprueba </w:t>
+      </w:r>
+      <w:r>
+        <w:rPr>
+          <w:b/>
+        </w:rPr>
+        <w:t>Mis Solicitudes</w:t>
+      </w:r>
+      <w:r>
+        <w:t xml:space="preserve"> antes de reenviar. Ver el apartado 7.1. &lt;!-- fuente: static/js/loading-ui.js:43, :50-52, :133-152 --&gt;</w:t>
       </w:r>
     </w:p>
     <w:p>
@@ -16759,7 +17881,7 @@
         <w:t>DÍA COMPLETO (AM + PM)</w:t>
       </w:r>
       <w:r>
-        <w:t xml:space="preserve"> en fin de semana. &lt;!-- fuente: static/js/mis_turnos.js:459,742 --&gt;</w:t>
+        <w:t xml:space="preserve"> en fin de semana. Al tocarlos, el día que cediste dice qué compañero está trabajando por ti, y el de pago, a quién estás cubriendo o a quién le devuelves el favor, con la fecha de aprobación. Ver el apartado 3.2 &lt;!-- fuente: static/js/mis_turnos.js:459; static/js/utils/detalle-dia-mensajes.js --&gt;</w:t>
       </w:r>
     </w:p>
     <w:p>
@@ -18153,6 +19275,29 @@
     <w:p>
       <w:r>
         <w:t>&lt;!-- fuente: solicitudes/services/validators/doblada_validator.py; base_validator.py; strategies/doblada_strategy.py --&gt;</w:t>
+      </w:r>
+    </w:p>
+    <w:p>
+      <w:r>
+        <w:t xml:space="preserve">Además, si pasan 45 segundos sin respuesta el envío deja de esperar y sale </w:t>
+      </w:r>
+      <w:r>
+        <w:rPr>
+          <w:i/>
+        </w:rPr>
+        <w:t>"La solicitud está tardando demasiado"</w:t>
+      </w:r>
+      <w:r>
+        <w:t xml:space="preserve">. No significa que haya fallado: comprueba </w:t>
+      </w:r>
+      <w:r>
+        <w:rPr>
+          <w:b/>
+        </w:rPr>
+        <w:t>Mis Solicitudes</w:t>
+      </w:r>
+      <w:r>
+        <w:t xml:space="preserve"> antes de reenviar. Ver el apartado 7.1. &lt;!-- fuente: static/js/loading-ui.js:43, :50-52, :133-152 --&gt;</w:t>
       </w:r>
     </w:p>
     <w:p>
@@ -19802,7 +20947,7 @@
         <w:t>DOBLADA (AM + PM)</w:t>
       </w:r>
       <w:r>
-        <w:t>.</w:t>
+        <w:t>. El detalle de cada uno nombra al compañero y la fecha de aprobación; en este trámite antes no se decía con quién era el acuerdo. Ver el apartado 3.2 &lt;!-- fuente: solicitudes/services/acuerdo_por_dia_service.py; solicitudes/services/descanso_solicitud_service.py (rama DOBLADA PERMANENTE) --&gt;</w:t>
       </w:r>
     </w:p>
     <w:p>
@@ -20914,6 +22059,29 @@
     <w:p>
       <w:r>
         <w:t>&lt;!-- fuente: solicitudes/services/strategies/doblada_permanente_strategy.py; solicitud_orchestrator.py --&gt;</w:t>
+      </w:r>
+    </w:p>
+    <w:p>
+      <w:r>
+        <w:t xml:space="preserve">Además, si pasan 45 segundos sin respuesta el envío deja de esperar y sale </w:t>
+      </w:r>
+      <w:r>
+        <w:rPr>
+          <w:i/>
+        </w:rPr>
+        <w:t>"La solicitud está tardando demasiado"</w:t>
+      </w:r>
+      <w:r>
+        <w:t xml:space="preserve">. No significa que haya fallado: comprueba </w:t>
+      </w:r>
+      <w:r>
+        <w:rPr>
+          <w:b/>
+        </w:rPr>
+        <w:t>Mis Solicitudes</w:t>
+      </w:r>
+      <w:r>
+        <w:t xml:space="preserve"> antes de reenviar. Ver el apartado 7.1. &lt;!-- fuente: static/js/loading-ui.js:43, :50-52, :133-152 --&gt;</w:t>
       </w:r>
     </w:p>
     <w:p>
@@ -22303,7 +23471,7 @@
         <w:t>DÍA COMPLETO (AM + PM)</w:t>
       </w:r>
       <w:r>
-        <w:t xml:space="preserve">. Además, este trámite se refleja en </w:t>
+        <w:t xml:space="preserve">; el detalle de cada uno nombra al compañero y la fecha de aprobación. Ver el apartado 3.2. Además, este trámite se refleja en </w:t>
       </w:r>
       <w:r>
         <w:rPr>
@@ -23143,6 +24311,29 @@
     </w:p>
     <w:p>
       <w:r>
+        <w:t xml:space="preserve">Además, si pasan 45 segundos sin respuesta el envío deja de esperar y sale </w:t>
+      </w:r>
+      <w:r>
+        <w:rPr>
+          <w:i/>
+        </w:rPr>
+        <w:t>"La solicitud está tardando demasiado"</w:t>
+      </w:r>
+      <w:r>
+        <w:t xml:space="preserve">. No significa que haya fallado: comprueba </w:t>
+      </w:r>
+      <w:r>
+        <w:rPr>
+          <w:b/>
+        </w:rPr>
+        <w:t>Mis Solicitudes</w:t>
+      </w:r>
+      <w:r>
+        <w:t xml:space="preserve"> antes de reenviar. Ver el apartado 7.1. &lt;!-- fuente: static/js/loading-ui.js:43, :50-52, :133-152 --&gt;</w:t>
+      </w:r>
+    </w:p>
+    <w:p>
+      <w:r>
         <w:rPr>
           <w:b/>
         </w:rPr>
@@ -23595,7 +24786,7 @@
               <w:rPr>
                 <w:sz w:val="20"/>
               </w:rPr>
-              <w:t>No trabajas porque cediste tu jornada en una doblada</w:t>
+              <w:t>No trabajas porque un compañero cubre tu jornada en una doblada. El detalle del día dice cuál es y con quién (apartado 3.2)</w:t>
             </w:r>
           </w:p>
         </w:tc>
@@ -27540,7 +28731,7 @@
         <w:pStyle w:val="Heading3"/>
       </w:pPr>
       <w:r>
-        <w:t>6.9 Cuando las horas te las deben a ti</w:t>
+        <w:t>6.10 Cuando las horas te las deben a ti</w:t>
       </w:r>
     </w:p>
     <w:p>
@@ -27715,6 +28906,225 @@
     <w:p>
       <w:r>
         <w:t>Los mensajes propios de cada formulario están en su ficha, punto 14. Aquí van los que pueden aparecer en cualquiera de los seis.</w:t>
+      </w:r>
+    </w:p>
+    <w:p>
+      <w:pPr>
+        <w:pStyle w:val="Heading4"/>
+      </w:pPr>
+      <w:r>
+        <w:t>Cuando el envío tarda demasiado: comprueba antes de reenviar</w:t>
+      </w:r>
+    </w:p>
+    <w:p>
+      <w:r>
+        <w:t xml:space="preserve">Al pulsar el botón de envío aparece </w:t>
+      </w:r>
+      <w:r>
+        <w:rPr>
+          <w:i/>
+        </w:rPr>
+        <w:t>"Enviando solicitud..."</w:t>
+      </w:r>
+      <w:r>
+        <w:t xml:space="preserve">. Si pasan </w:t>
+      </w:r>
+      <w:r>
+        <w:rPr>
+          <w:b/>
+        </w:rPr>
+        <w:t>45 segundos</w:t>
+      </w:r>
+      <w:r>
+        <w:t xml:space="preserve"> sin que llegue la respuesta, la pantalla deja de esperar y muestra un aviso de advertencia. Ocurre en los seis formularios. &lt;!-- fuente: static/js/loading-ui.js:43 (LIMITE_ENVIO_MS = 45000) y :101-131 (fetchLimitado); mostrar('Enviando solicitud...') en solicitar_cambio_turno.js:385, solicitar_ct_permanente.js:1687,1720, solicitar_doblada.js:2827,2884, solicitar_doblada_permanente.js:711, solicitar_d_fds.js:418, solicitar_cambio_descanso.js:1287; fetchLimitado en :387, :1689,:1722, :2829,:2886, :716, :422, :1294 --&gt;</w:t>
+      </w:r>
+    </w:p>
+    <w:p>
+      <w:r>
+        <w:t xml:space="preserve">El título es </w:t>
+      </w:r>
+      <w:r>
+        <w:rPr>
+          <w:i/>
+        </w:rPr>
+        <w:t>"La solicitud está tardando demasiado"</w:t>
+      </w:r>
+      <w:r>
+        <w:t xml:space="preserve"> y el texto, </w:t>
+      </w:r>
+      <w:r>
+        <w:rPr>
+          <w:i/>
+        </w:rPr>
+        <w:t>"Dejamos de esperar la respuesta del servidor. Es posible que la solicitud SÍ se haya enviado: revisa "Mis Solicitudes" antes de volver a intentarlo."</w:t>
+      </w:r>
+      <w:r>
+        <w:t xml:space="preserve"> &lt;!-- fuente: static/js/loading-ui.js:50-52 (TITULO_TIEMPO, TEXTO_TIEMPO) --&gt;</w:t>
+      </w:r>
+    </w:p>
+    <w:p>
+      <w:r>
+        <w:rPr>
+          <w:b/>
+        </w:rPr>
+        <w:t>Este aviso no dice que el envío haya fallado.</w:t>
+      </w:r>
+      <w:r>
+        <w:t xml:space="preserve"> Dice que se dejó de esperar la respuesta. La solicitud puede haberse creado igualmente: reenviar a ciegas puede dejarte el mismo acuerdo por duplicado. Haz esto, en este orden:</w:t>
+      </w:r>
+    </w:p>
+    <w:p>
+      <w:pPr>
+        <w:pStyle w:val="ListNumber"/>
+      </w:pPr>
+      <w:r>
+        <w:t>Cierra el aviso con su botón de confirmación.</w:t>
+      </w:r>
+    </w:p>
+    <w:p>
+      <w:pPr>
+        <w:pStyle w:val="ListNumber"/>
+      </w:pPr>
+      <w:r>
+        <w:t xml:space="preserve">Entra en </w:t>
+      </w:r>
+      <w:r>
+        <w:rPr>
+          <w:b/>
+        </w:rPr>
+        <w:t>Mis Solicitudes</w:t>
+      </w:r>
+      <w:r>
+        <w:t>.</w:t>
+      </w:r>
+    </w:p>
+    <w:p>
+      <w:pPr>
+        <w:pStyle w:val="ListNumber"/>
+      </w:pPr>
+      <w:r>
+        <w:t>Si la solicitud aparece, ya está enviada: no hagas nada más.</w:t>
+      </w:r>
+    </w:p>
+    <w:p>
+      <w:pPr>
+        <w:pStyle w:val="ListNumber"/>
+      </w:pPr>
+      <w:r>
+        <w:t>Si no aparece, vuelve al formulario y envíala de nuevo.</w:t>
+      </w:r>
+    </w:p>
+    <w:p>
+      <w:r>
+        <w:t>&lt;!-- fuente: static/js/loading-ui.js:45-52 y :133-152 (avisoDeFallo); tests_js/loading-ui.test.cjs ("el corte por tiempo trae titulo propio y manda a comprobar") --&gt;</w:t>
+      </w:r>
+    </w:p>
+    <w:p>
+      <w:r>
+        <w:t xml:space="preserve">Es el caso contrario al de </w:t>
+      </w:r>
+      <w:r>
+        <w:rPr>
+          <w:i/>
+        </w:rPr>
+        <w:t>"Ocurrió un error de red. Intenta de nuevo."</w:t>
+      </w:r>
+      <w:r>
+        <w:t xml:space="preserve">: ahí la solicitud no salió y reintentar es lo correcto. Por eso, en </w:t>
+      </w:r>
+      <w:r>
+        <w:rPr>
+          <w:b/>
+        </w:rPr>
+        <w:t>Cambio de Turno</w:t>
+      </w:r>
+      <w:r>
+        <w:t xml:space="preserve"> y en </w:t>
+      </w:r>
+      <w:r>
+        <w:rPr>
+          <w:b/>
+        </w:rPr>
+        <w:t>Cambio de Turno Permanente</w:t>
+      </w:r>
+      <w:r>
+        <w:t xml:space="preserve">, el aviso de tiempo se cierra con </w:t>
+      </w:r>
+      <w:r>
+        <w:rPr>
+          <w:b/>
+        </w:rPr>
+        <w:t>Entendido</w:t>
+      </w:r>
+      <w:r>
+        <w:t xml:space="preserve"> mientras que el de red te ofrece </w:t>
+      </w:r>
+      <w:r>
+        <w:rPr>
+          <w:b/>
+        </w:rPr>
+        <w:t>Reintentar</w:t>
+      </w:r>
+      <w:r>
+        <w:t xml:space="preserve">. En </w:t>
+      </w:r>
+      <w:r>
+        <w:rPr>
+          <w:b/>
+        </w:rPr>
+        <w:t>Doblada de Fin de Semana</w:t>
+      </w:r>
+      <w:r>
+        <w:t xml:space="preserve"> y en </w:t>
+      </w:r>
+      <w:r>
+        <w:rPr>
+          <w:b/>
+        </w:rPr>
+        <w:t>Doblada Permanente</w:t>
+      </w:r>
+      <w:r>
+        <w:t xml:space="preserve"> el botón es siempre </w:t>
+      </w:r>
+      <w:r>
+        <w:rPr>
+          <w:b/>
+        </w:rPr>
+        <w:t>Entendido</w:t>
+      </w:r>
+      <w:r>
+        <w:t>. &lt;!-- fuente: static/js/cambio-turno/solicitar_cambio_turno.js:462-470 y solicitar_ct_permanente.js:1760-1768 (confirmButtonText: 'Entendido' si el corte fue por tiempo, 'Reintentar' si no); solicitar_d_fds.js:47-51 y solicitar_doblada_permanente.js:42-46 (notificar fija 'Entendido') --&gt;</w:t>
+      </w:r>
+    </w:p>
+    <w:p>
+      <w:r>
+        <w:t xml:space="preserve">Este aviso concreto </w:t>
+      </w:r>
+      <w:r>
+        <w:rPr>
+          <w:b/>
+        </w:rPr>
+        <w:t>no</w:t>
+      </w:r>
+      <w:r>
+        <w:t xml:space="preserve"> trae </w:t>
+      </w:r>
+      <w:r>
+        <w:rPr>
+          <w:b/>
+        </w:rPr>
+        <w:t>Código de referencia</w:t>
+      </w:r>
+      <w:r>
+        <w:t>, y no hace falta: no hay ningún fallo que reportar, solo una respuesta que no llegó a tiempo. &lt;!-- fuente: static/js/cambio-turno/solicitar_ct_permanente.js:1739, solicitar_doblada.js:2904, solicitar_doblada_permanente.js:735, solicitar_d_fds.js:448, solicitar_cambio_descanso.js:1306 (CodigoReferencia.htmlMensaje solo se aplica cuando NO es corte por tiempo); solicitar_cambio_turno.js:464-467 (el aviso del .catch nunca lo lleva) --&gt;</w:t>
+      </w:r>
+    </w:p>
+    <w:p>
+      <w:pPr>
+        <w:pStyle w:val="Heading4"/>
+      </w:pPr>
+      <w:r>
+        <w:t>Los demás avisos comunes a los seis formularios</w:t>
       </w:r>
     </w:p>
     <w:tbl>
@@ -28822,25 +30232,38 @@
               <w:rPr>
                 <w:sz w:val="20"/>
               </w:rPr>
-              <w:t>"Ocurrió un error de red. Intenta de nuevo."</w:t>
-            </w:r>
-          </w:p>
-        </w:tc>
-        <w:tc>
-          <w:tcPr>
-            <w:tcW w:type="dxa" w:w="2880"/>
-          </w:tcPr>
-          <w:p>
-            <w:r>
-              <w:rPr>
-                <w:sz w:val="20"/>
-              </w:rPr>
-            </w:r>
-            <w:r>
-              <w:rPr>
-                <w:sz w:val="20"/>
-              </w:rPr>
-              <w:t>El envío no llegó a completarse</w:t>
+              <w:t>"La solicitud está tardando demasiado" — "Dejamos de esperar la respuesta del servidor. Es posible que la solicitud SÍ se haya enviado: revisa "Mis Solicitudes" antes de volver a intentarlo."</w:t>
+            </w:r>
+          </w:p>
+        </w:tc>
+        <w:tc>
+          <w:tcPr>
+            <w:tcW w:type="dxa" w:w="2880"/>
+          </w:tcPr>
+          <w:p>
+            <w:r>
+              <w:rPr>
+                <w:sz w:val="20"/>
+              </w:rPr>
+            </w:r>
+            <w:r>
+              <w:rPr>
+                <w:sz w:val="20"/>
+              </w:rPr>
+              <w:t xml:space="preserve">Pasaron 45 segundos sin respuesta y la pantalla dejó de esperar. </w:t>
+            </w:r>
+            <w:r>
+              <w:rPr>
+                <w:b/>
+                <w:sz w:val="20"/>
+              </w:rPr>
+              <w:t>No</w:t>
+            </w:r>
+            <w:r>
+              <w:rPr>
+                <w:sz w:val="20"/>
+              </w:rPr>
+              <w:t xml:space="preserve"> significa que el envío haya fallado</w:t>
             </w:r>
           </w:p>
         </w:tc>
@@ -28871,20 +30294,7 @@
               <w:rPr>
                 <w:sz w:val="20"/>
               </w:rPr>
-              <w:t xml:space="preserve"> antes de reenviar. Si el aviso incluye un </w:t>
-            </w:r>
-            <w:r>
-              <w:rPr>
-                <w:b/>
-                <w:sz w:val="20"/>
-              </w:rPr>
-              <w:t>Código de referencia</w:t>
-            </w:r>
-            <w:r>
-              <w:rPr>
-                <w:sz w:val="20"/>
-              </w:rPr>
-              <w:t>, apúntalo: ver el apartado 7.3 &lt;!-- fuente: static/js/cambio-turno/solicitar_d_fds.js:442; solicitar_doblada_permanente.js:705 --&gt;</w:t>
+              <w:t>; solo si no aparece nada, envíala de nuevo. Ver el bloque justo encima de esta tabla &lt;!-- fuente: static/js/loading-ui.js:50-52, :43, :147-152 --&gt;</w:t>
             </w:r>
           </w:p>
         </w:tc>
@@ -28904,57 +30314,69 @@
               <w:rPr>
                 <w:sz w:val="20"/>
               </w:rPr>
-              <w:t xml:space="preserve">"Intenta de nuevo." bajo el título </w:t>
-            </w:r>
-            <w:r>
-              <w:rPr>
-                <w:i/>
-                <w:sz w:val="20"/>
-              </w:rPr>
-              <w:t>Error de red</w:t>
-            </w:r>
-          </w:p>
-        </w:tc>
-        <w:tc>
-          <w:tcPr>
-            <w:tcW w:type="dxa" w:w="2880"/>
-          </w:tcPr>
-          <w:p>
-            <w:r>
-              <w:rPr>
-                <w:sz w:val="20"/>
-              </w:rPr>
-            </w:r>
-            <w:r>
-              <w:rPr>
-                <w:sz w:val="20"/>
-              </w:rPr>
-              <w:t xml:space="preserve">Lo mismo, en </w:t>
+              <w:t>"Ocurrió un error de red. Intenta de nuevo."</w:t>
+            </w:r>
+          </w:p>
+        </w:tc>
+        <w:tc>
+          <w:tcPr>
+            <w:tcW w:type="dxa" w:w="2880"/>
+          </w:tcPr>
+          <w:p>
+            <w:r>
+              <w:rPr>
+                <w:sz w:val="20"/>
+              </w:rPr>
+            </w:r>
+            <w:r>
+              <w:rPr>
+                <w:sz w:val="20"/>
+              </w:rPr>
+              <w:t>El envío no llegó a completarse</w:t>
+            </w:r>
+          </w:p>
+        </w:tc>
+        <w:tc>
+          <w:tcPr>
+            <w:tcW w:type="dxa" w:w="2880"/>
+          </w:tcPr>
+          <w:p>
+            <w:r>
+              <w:rPr>
+                <w:sz w:val="20"/>
+              </w:rPr>
+            </w:r>
+            <w:r>
+              <w:rPr>
+                <w:sz w:val="20"/>
+              </w:rPr>
+              <w:t xml:space="preserve">Comprueba </w:t>
             </w:r>
             <w:r>
               <w:rPr>
                 <w:b/>
                 <w:sz w:val="20"/>
               </w:rPr>
-              <w:t>Cambio de Día de Descanso</w:t>
-            </w:r>
-          </w:p>
-        </w:tc>
-        <w:tc>
-          <w:tcPr>
-            <w:tcW w:type="dxa" w:w="2880"/>
-          </w:tcPr>
-          <w:p>
-            <w:r>
-              <w:rPr>
-                <w:sz w:val="20"/>
-              </w:rPr>
-            </w:r>
-            <w:r>
-              <w:rPr>
-                <w:sz w:val="20"/>
-              </w:rPr>
-              <w:t>Igual que el anterior &lt;!-- fuente: static/js/cambio-turno/solicitar_cambio_descanso.js:1328,1362,1382 --&gt;</w:t>
+              <w:t>Mis Solicitudes</w:t>
+            </w:r>
+            <w:r>
+              <w:rPr>
+                <w:sz w:val="20"/>
+              </w:rPr>
+              <w:t xml:space="preserve"> antes de reenviar. Si el aviso incluye un </w:t>
+            </w:r>
+            <w:r>
+              <w:rPr>
+                <w:b/>
+                <w:sz w:val="20"/>
+              </w:rPr>
+              <w:t>Código de referencia</w:t>
+            </w:r>
+            <w:r>
+              <w:rPr>
+                <w:sz w:val="20"/>
+              </w:rPr>
+              <w:t>, apúntalo: ver el apartado 7.3 &lt;!-- fuente: static/js/cambio-turno/solicitar_d_fds.js:445; solicitar_doblada_permanente.js:732 --&gt;</w:t>
             </w:r>
           </w:p>
         </w:tc>
@@ -28974,7 +30396,14 @@
               <w:rPr>
                 <w:sz w:val="20"/>
               </w:rPr>
-              <w:t>"Ocurrió un error de red."</w:t>
+              <w:t xml:space="preserve">"Intenta de nuevo." bajo el título </w:t>
+            </w:r>
+            <w:r>
+              <w:rPr>
+                <w:i/>
+                <w:sz w:val="20"/>
+              </w:rPr>
+              <w:t>Error de red</w:t>
             </w:r>
           </w:p>
         </w:tc>
@@ -28999,38 +30428,25 @@
                 <w:b/>
                 <w:sz w:val="20"/>
               </w:rPr>
-              <w:t>Cambio de Turno Permanente</w:t>
-            </w:r>
-            <w:r>
-              <w:rPr>
-                <w:sz w:val="20"/>
-              </w:rPr>
-              <w:t xml:space="preserve"> y en </w:t>
-            </w:r>
-            <w:r>
-              <w:rPr>
-                <w:b/>
-                <w:sz w:val="20"/>
-              </w:rPr>
-              <w:t>Doblada</w:t>
-            </w:r>
-          </w:p>
-        </w:tc>
-        <w:tc>
-          <w:tcPr>
-            <w:tcW w:type="dxa" w:w="2880"/>
-          </w:tcPr>
-          <w:p>
-            <w:r>
-              <w:rPr>
-                <w:sz w:val="20"/>
-              </w:rPr>
-            </w:r>
-            <w:r>
-              <w:rPr>
-                <w:sz w:val="20"/>
-              </w:rPr>
-              <w:t>Igual que el anterior &lt;!-- fuente: static/js/cambio-turno/solicitar_ct_permanente.js:1748; solicitar_doblada.js:2862 --&gt;</w:t>
+              <w:t>Cambio de Día de Descanso</w:t>
+            </w:r>
+          </w:p>
+        </w:tc>
+        <w:tc>
+          <w:tcPr>
+            <w:tcW w:type="dxa" w:w="2880"/>
+          </w:tcPr>
+          <w:p>
+            <w:r>
+              <w:rPr>
+                <w:sz w:val="20"/>
+              </w:rPr>
+            </w:r>
+            <w:r>
+              <w:rPr>
+                <w:sz w:val="20"/>
+              </w:rPr>
+              <w:t>Igual que el anterior &lt;!-- fuente: static/js/cambio-turno/solicitar_cambio_descanso.js:1302 (avisarFallo), usada desde :1340, :1374 y :1394 --&gt;</w:t>
             </w:r>
           </w:p>
         </w:tc>
@@ -29050,6 +30466,82 @@
               <w:rPr>
                 <w:sz w:val="20"/>
               </w:rPr>
+              <w:t>"Ocurrió un error de red."</w:t>
+            </w:r>
+          </w:p>
+        </w:tc>
+        <w:tc>
+          <w:tcPr>
+            <w:tcW w:type="dxa" w:w="2880"/>
+          </w:tcPr>
+          <w:p>
+            <w:r>
+              <w:rPr>
+                <w:sz w:val="20"/>
+              </w:rPr>
+            </w:r>
+            <w:r>
+              <w:rPr>
+                <w:sz w:val="20"/>
+              </w:rPr>
+              <w:t xml:space="preserve">Lo mismo, en </w:t>
+            </w:r>
+            <w:r>
+              <w:rPr>
+                <w:b/>
+                <w:sz w:val="20"/>
+              </w:rPr>
+              <w:t>Cambio de Turno Permanente</w:t>
+            </w:r>
+            <w:r>
+              <w:rPr>
+                <w:sz w:val="20"/>
+              </w:rPr>
+              <w:t xml:space="preserve"> y en </w:t>
+            </w:r>
+            <w:r>
+              <w:rPr>
+                <w:b/>
+                <w:sz w:val="20"/>
+              </w:rPr>
+              <w:t>Doblada</w:t>
+            </w:r>
+          </w:p>
+        </w:tc>
+        <w:tc>
+          <w:tcPr>
+            <w:tcW w:type="dxa" w:w="2880"/>
+          </w:tcPr>
+          <w:p>
+            <w:r>
+              <w:rPr>
+                <w:sz w:val="20"/>
+              </w:rPr>
+            </w:r>
+            <w:r>
+              <w:rPr>
+                <w:sz w:val="20"/>
+              </w:rPr>
+              <w:t>Igual que el anterior &lt;!-- fuente: static/js/cambio-turno/solicitar_ct_permanente.js:1735; solicitar_doblada.js:2900 --&gt;</w:t>
+            </w:r>
+          </w:p>
+        </w:tc>
+      </w:tr>
+      <w:tr>
+        <w:tc>
+          <w:tcPr>
+            <w:tcW w:type="dxa" w:w="2880"/>
+          </w:tcPr>
+          <w:p>
+            <w:r>
+              <w:rPr>
+                <w:sz w:val="20"/>
+              </w:rPr>
+            </w:r>
+            <w:r>
+              <w:rPr>
+                <w:sz w:val="20"/>
+              </w:rPr>
               <w:t>"Ocurrió un error al procesar la solicitud"</w:t>
             </w:r>
           </w:p>
@@ -29113,6 +30605,108 @@
                 <w:sz w:val="20"/>
               </w:rPr>
               <w:t xml:space="preserve"> antes de reenviar &lt;!-- fuente: static/js/cambio-turno/solicitar_cambio_turno.js:421 --&gt;</w:t>
+            </w:r>
+          </w:p>
+        </w:tc>
+      </w:tr>
+      <w:tr>
+        <w:tc>
+          <w:tcPr>
+            <w:tcW w:type="dxa" w:w="2880"/>
+          </w:tcPr>
+          <w:p>
+            <w:r>
+              <w:rPr>
+                <w:sz w:val="20"/>
+              </w:rPr>
+            </w:r>
+            <w:r>
+              <w:rPr>
+                <w:sz w:val="20"/>
+              </w:rPr>
+              <w:t xml:space="preserve">"No se pudo enviar la solicitud. Inténtalo de nuevo." bajo el título </w:t>
+            </w:r>
+            <w:r>
+              <w:rPr>
+                <w:i/>
+                <w:sz w:val="20"/>
+              </w:rPr>
+              <w:t>Error de conexión</w:t>
+            </w:r>
+          </w:p>
+        </w:tc>
+        <w:tc>
+          <w:tcPr>
+            <w:tcW w:type="dxa" w:w="2880"/>
+          </w:tcPr>
+          <w:p>
+            <w:r>
+              <w:rPr>
+                <w:sz w:val="20"/>
+              </w:rPr>
+            </w:r>
+            <w:r>
+              <w:rPr>
+                <w:sz w:val="20"/>
+              </w:rPr>
+              <w:t xml:space="preserve">El envío de </w:t>
+            </w:r>
+            <w:r>
+              <w:rPr>
+                <w:b/>
+                <w:sz w:val="20"/>
+              </w:rPr>
+              <w:t>Cambio de Turno</w:t>
+            </w:r>
+            <w:r>
+              <w:rPr>
+                <w:sz w:val="20"/>
+              </w:rPr>
+              <w:t xml:space="preserve"> o de </w:t>
+            </w:r>
+            <w:r>
+              <w:rPr>
+                <w:b/>
+                <w:sz w:val="20"/>
+              </w:rPr>
+              <w:t>Cambio de Turno Permanente</w:t>
+            </w:r>
+            <w:r>
+              <w:rPr>
+                <w:sz w:val="20"/>
+              </w:rPr>
+              <w:t xml:space="preserve"> no llegó a salir</w:t>
+            </w:r>
+          </w:p>
+        </w:tc>
+        <w:tc>
+          <w:tcPr>
+            <w:tcW w:type="dxa" w:w="2880"/>
+          </w:tcPr>
+          <w:p>
+            <w:r>
+              <w:rPr>
+                <w:sz w:val="20"/>
+              </w:rPr>
+            </w:r>
+            <w:r>
+              <w:rPr>
+                <w:sz w:val="20"/>
+              </w:rPr>
+              <w:t xml:space="preserve">Pulsa </w:t>
+            </w:r>
+            <w:r>
+              <w:rPr>
+                <w:b/>
+                <w:sz w:val="20"/>
+              </w:rPr>
+              <w:t>Reintentar</w:t>
+            </w:r>
+            <w:r>
+              <w:rPr>
+                <w:sz w:val="20"/>
+              </w:rPr>
+              <w:t xml:space="preserve"> &lt;!-- fuente: static/js/cambio-turno/solicitar_cambio_turno.js:463; solicitar_ct_permanente.js:1761 --&gt;</w:t>
             </w:r>
           </w:p>
         </w:tc>
@@ -32192,7 +33786,7 @@
     </w:p>
     <w:p>
       <w:r>
-        <w:t>Es el mismo tipo de código que el de las pantallas completas: 12 caracteres, distinto en cada caso. Vale para los seis formularios de solicitud de cambio de turno. &lt;!-- fuente: static/js/utils/codigo-referencia.js:73 (filtro [A-Za-z0-9]); core/errors.py:68; static/js/cambio-turno/solicitar_cambio_turno.js:421, solicitar_ct_permanente.js:1748, solicitar_doblada.js:2862, solicitar_doblada_permanente.js:705, solicitar_d_fds.js:442, solicitar_cambio_descanso.js:1328,1362,1382 --&gt;</w:t>
+        <w:t>Es el mismo tipo de código que el de las pantallas completas: 12 caracteres, distinto en cada caso. Vale para los seis formularios de solicitud de cambio de turno. &lt;!-- fuente: static/js/utils/codigo-referencia.js:73 (filtro [A-Za-z0-9]); core/errors.py:68; static/js/cambio-turno/solicitar_cambio_turno.js:421, solicitar_ct_permanente.js:1739, solicitar_doblada.js:2904, solicitar_doblada_permanente.js:735, solicitar_d_fds.js:448, solicitar_cambio_descanso.js:1306 --&gt;</w:t>
       </w:r>
     </w:p>
     <w:p>
@@ -32204,6 +33798,20 @@
       </w:r>
       <w:r>
         <w:t xml:space="preserve"> El código solo existe si el servidor llegó a responder. Si se te cayó la conexión del todo y la petición nunca llegó, el aviso sale igual que antes, sin recuadro: no hay nada registrado que el equipo pueda buscar. En ese caso, reporta simplemente qué estabas haciendo y a qué hora. &lt;!-- fuente: static/js/utils/codigo-referencia.js:71-72 (sin código se devuelve el aviso tal cual) y :103-106 (un fallo de red no deja cabecera que leer) --&gt;</w:t>
+      </w:r>
+    </w:p>
+    <w:p>
+      <w:r>
+        <w:t xml:space="preserve">Tampoco lo lleva el aviso </w:t>
+      </w:r>
+      <w:r>
+        <w:rPr>
+          <w:i/>
+        </w:rPr>
+        <w:t>"La solicitud está tardando demasiado"</w:t>
+      </w:r>
+      <w:r>
+        <w:t>, y ahí es a propósito: no hay ningún fallo registrado, solo una respuesta que no llegó a tiempo. Lo que toca hacer con ese aviso está en el apartado 7.1. &lt;!-- fuente: static/js/cambio-turno/solicitar_d_fds.js:448 y las otras cinco pantallas de envío: CodigoReferencia solo se aplica cuando el fallo NO es un corte por tiempo --&gt;</w:t>
       </w:r>
     </w:p>
     <w:p>
@@ -32770,6 +34378,26 @@
       </w:r>
       <w:r>
         <w:t xml:space="preserve"> y pégalo en tu reporte. Es lo único que el equipo necesita para encontrar tu caso; el detalle técnico les llega solo. &lt;!-- fuente: templates/errors/_base_error.html (bloque meta); core/errors.py:18-29 --&gt;</w:t>
+      </w:r>
+    </w:p>
+    <w:p>
+      <w:r>
+        <w:rPr>
+          <w:b/>
+        </w:rPr>
+        <w:t>Salió "La solicitud está tardando demasiado". ¿La envío otra vez?</w:t>
+      </w:r>
+      <w:r>
+        <w:t xml:space="preserve"> Todavía no. Ese aviso significa que la pantalla dejó de esperar la respuesta, no que el envío haya fallado: la solicitud puede haberse creado igualmente. Entra primero en </w:t>
+      </w:r>
+      <w:r>
+        <w:rPr>
+          <w:b/>
+        </w:rPr>
+        <w:t>Mis Solicitudes</w:t>
+      </w:r>
+      <w:r>
+        <w:t>. Si está ahí, ya no hay nada que hacer; si no está, vuelve al formulario y envíala. Reenviar sin comprobar puede dejar el mismo acuerdo por duplicado. Ver el apartado 7.1. &lt;!-- fuente: static/js/loading-ui.js:45-52 y :133-152 (avisoDeFallo) --&gt;</w:t>
       </w:r>
     </w:p>
     <w:p>
@@ -33326,7 +34954,7 @@
                 <w:b/>
                 <w:sz w:val="20"/>
               </w:rPr>
-              <w:t>Nuevo: horas a favor del explorador</w:t>
+              <w:t>El detalle del día dice ahora con quién es el acuerdo</w:t>
             </w:r>
           </w:p>
         </w:tc>
@@ -33344,7 +34972,20 @@
               <w:rPr>
                 <w:sz w:val="20"/>
               </w:rPr>
-              <w:t>Si tu supervisor o la corporación te deben horas —te pidieron entrar antes de tu turno, por ejemplo—, ahora quedan registradas y se descuentan de lo que tú debas. Lo que sobre no se pierde: sigue a tu favor para la próxima. Ver § 6.9</w:t>
+              <w:t xml:space="preserve">En </w:t>
+            </w:r>
+            <w:r>
+              <w:rPr>
+                <w:b/>
+                <w:sz w:val="20"/>
+              </w:rPr>
+              <w:t>Mis Turnos</w:t>
+            </w:r>
+            <w:r>
+              <w:rPr>
+                <w:sz w:val="20"/>
+              </w:rPr>
+              <w:t>, cualquier día que cambió por una solicitud aprobada nombra el trámite, al compañero con nombre y apellido, el papel de cada uno y la fecha de aprobación. Antes faltaba el compañero en la doblada permanente, en el cambio de turno permanente salvo el primer día del rango, y en parte de los cambios de día de descanso. Ver el apartado 3.2 &lt;!-- fuente: solicitudes/services/acuerdo_por_dia_service.py; static/js/utils/detalle-dia-mensajes.js --&gt;</w:t>
             </w:r>
           </w:p>
         </w:tc>
@@ -33365,7 +35006,7 @@
                 <w:b/>
                 <w:sz w:val="20"/>
               </w:rPr>
-              <w:t>Cancelar un cambio aprobado ya no es cosa tuya sola: se le pide al compañero</w:t>
+              <w:t>Los días de descanso dicen de qué trámite vienen</w:t>
             </w:r>
           </w:p>
         </w:tc>
@@ -33383,20 +35024,33 @@
               <w:rPr>
                 <w:sz w:val="20"/>
               </w:rPr>
-              <w:t xml:space="preserve">Antes cancelabas de inmediato y él se enteraba después. Ahora pulsas </w:t>
-            </w:r>
-            <w:r>
-              <w:rPr>
-                <w:b/>
-                <w:sz w:val="20"/>
-              </w:rPr>
-              <w:t>Pedir cancelación</w:t>
-            </w:r>
-            <w:r>
-              <w:rPr>
-                <w:sz w:val="20"/>
-              </w:rPr>
-              <w:t xml:space="preserve"> y él aprueba o rechaza. Aplica a los seis formularios. Ver el apartado 6.3 &lt;!-- fuente: solicitudes/use_cases/cancelar_solicitud.py (_pedir_cancelacion, responder_cancelacion) --&gt;</w:t>
+              <w:t>Un día libre o un descanso que sale de una solicitud aprobada muestra el nombre del acuerdo —</w:t>
+            </w:r>
+            <w:r>
+              <w:rPr>
+                <w:i/>
+                <w:sz w:val="20"/>
+              </w:rPr>
+              <w:t>Doblada permanente</w:t>
+            </w:r>
+            <w:r>
+              <w:rPr>
+                <w:sz w:val="20"/>
+              </w:rPr>
+              <w:t xml:space="preserve">, por ejemplo, en lugar del genérico </w:t>
+            </w:r>
+            <w:r>
+              <w:rPr>
+                <w:i/>
+                <w:sz w:val="20"/>
+              </w:rPr>
+              <w:t>Día libre</w:t>
+            </w:r>
+            <w:r>
+              <w:rPr>
+                <w:sz w:val="20"/>
+              </w:rPr>
+              <w:t>— y cuándo se aprobó. Un descanso de tu programación (mantenimiento, temporada o fin de semana) sigue sin compañero ni fecha, porque no lo pactó nadie contigo &lt;!-- fuente: solicitudes/services/descanso_solicitud_service.py; static/js/utils/detalle-dia-mensajes.js (mensajeDescanso) --&gt;</w:t>
             </w:r>
           </w:p>
         </w:tc>
@@ -33417,7 +35071,7 @@
                 <w:b/>
                 <w:sz w:val="20"/>
               </w:rPr>
-              <w:t>Mientras nadie responde, el cambio sigue vigente</w:t>
+              <w:t>El pago reprogramado nombra la doblada que quedó pendiente</w:t>
             </w:r>
           </w:p>
         </w:tc>
@@ -33435,7 +35089,7 @@
               <w:rPr>
                 <w:sz w:val="20"/>
               </w:rPr>
-              <w:t>Pedir la cancelación no mueve ningún turno. Solo la aprobación del compañero los devuelve a como estaban &lt;!-- fuente: solicitudes/use_cases/cancelar_solicitud.py (_pedir_cancelacion) --&gt;</w:t>
+              <w:t>El día que tu supervisor programa para pagar una doblada que no cumpliste dice ahora con qué compañero era esa doblada, además de indicar que lo programó el supervisor &lt;!-- fuente: solicitudes/services/acuerdo_por_dia_service.py (_agregar_pagos_reprogramados) --&gt;</w:t>
             </w:r>
           </w:p>
         </w:tc>
@@ -33456,7 +35110,7 @@
                 <w:b/>
                 <w:sz w:val="20"/>
               </w:rPr>
-              <w:t>El plazo pasó de 30 minutos a 24 horas</w:t>
+              <w:t>Nuevo: horas a favor del explorador</w:t>
             </w:r>
           </w:p>
         </w:tc>
@@ -33474,7 +35128,7 @@
               <w:rPr>
                 <w:sz w:val="20"/>
               </w:rPr>
-              <w:t>Tienes 24 horas desde la aprobación para pedir la cancelación, y tu compañero otras 24 para responderte &lt;!-- fuente: core/constants.py (VENTANA_PEDIR_CANCELACION_HORAS, VENTANA_RESPONDER_CANCELACION_HORAS) --&gt;</w:t>
+              <w:t>Si tu supervisor o la corporación te deben horas —te pidieron entrar antes de tu turno, por ejemplo—, ahora quedan registradas y se descuentan de lo que tú debas. Lo que sobre no se pierde: sigue a tu favor para la próxima. Ver § 6.10</w:t>
             </w:r>
           </w:p>
         </w:tc>
@@ -33495,7 +35149,7 @@
                 <w:b/>
                 <w:sz w:val="20"/>
               </w:rPr>
-              <w:t>Un rechazo, o el silencio, dejan el cambio firme</w:t>
+              <w:t>Cancelar un cambio aprobado ya no es cosa tuya sola: se le pide al compañero</w:t>
             </w:r>
           </w:p>
         </w:tc>
@@ -33513,7 +35167,20 @@
               <w:rPr>
                 <w:sz w:val="20"/>
               </w:rPr>
-              <w:t>No se puede volver a pedir la cancelación: o solicitas un cambio nuevo, o se lo pides a tu supervisor &lt;!-- fuente: solicitudes/use_cases/cancelar_solicitud.py (_mensaje_cancelacion_cerrada) --&gt;</w:t>
+              <w:t xml:space="preserve">Antes cancelabas de inmediato y él se enteraba después. Ahora pulsas </w:t>
+            </w:r>
+            <w:r>
+              <w:rPr>
+                <w:b/>
+                <w:sz w:val="20"/>
+              </w:rPr>
+              <w:t>Pedir cancelación</w:t>
+            </w:r>
+            <w:r>
+              <w:rPr>
+                <w:sz w:val="20"/>
+              </w:rPr>
+              <w:t xml:space="preserve"> y él aprueba o rechaza. Aplica a los seis formularios. Ver el apartado 6.3 &lt;!-- fuente: solicitudes/use_cases/cancelar_solicitud.py (_pedir_cancelacion, responder_cancelacion) --&gt;</w:t>
             </w:r>
           </w:p>
         </w:tc>
@@ -33534,7 +35201,7 @@
                 <w:b/>
                 <w:sz w:val="20"/>
               </w:rPr>
-              <w:t>Tarjeta nueva en Solicitudes Pendientes: "Cancelaciones que esperan tu respuesta"</w:t>
+              <w:t>Mientras nadie responde, el cambio sigue vigente</w:t>
             </w:r>
           </w:p>
         </w:tc>
@@ -33552,33 +35219,7 @@
               <w:rPr>
                 <w:sz w:val="20"/>
               </w:rPr>
-              <w:t xml:space="preserve">Si eres el compañero, ahí ves quién pide qué, con qué motivo y desde cuándo, con los botones </w:t>
-            </w:r>
-            <w:r>
-              <w:rPr>
-                <w:b/>
-                <w:sz w:val="20"/>
-              </w:rPr>
-              <w:t>Aprobar cancelación</w:t>
-            </w:r>
-            <w:r>
-              <w:rPr>
-                <w:sz w:val="20"/>
-              </w:rPr>
-              <w:t xml:space="preserve"> y </w:t>
-            </w:r>
-            <w:r>
-              <w:rPr>
-                <w:b/>
-                <w:sz w:val="20"/>
-              </w:rPr>
-              <w:t>Rechazar</w:t>
-            </w:r>
-            <w:r>
-              <w:rPr>
-                <w:sz w:val="20"/>
-              </w:rPr>
-              <w:t xml:space="preserve"> &lt;!-- fuente: templates/solicitudes/solicitudes_pendientes_list.html --&gt;</w:t>
+              <w:t>Pedir la cancelación no mueve ningún turno. Solo la aprobación del compañero los devuelve a como estaban &lt;!-- fuente: solicitudes/use_cases/cancelar_solicitud.py (_pedir_cancelacion) --&gt;</w:t>
             </w:r>
           </w:p>
         </w:tc>
@@ -33599,7 +35240,7 @@
                 <w:b/>
                 <w:sz w:val="20"/>
               </w:rPr>
-              <w:t>En Mis Solicitudes hay tres etiquetas nuevas</w:t>
+              <w:t>El plazo pasó de 30 minutos a 24 horas</w:t>
             </w:r>
           </w:p>
         </w:tc>
@@ -33615,42 +35256,9 @@
             </w:r>
             <w:r>
               <w:rPr>
-                <w:b/>
-                <w:sz w:val="20"/>
-              </w:rPr>
-              <w:t>Cancelación pendiente</w:t>
-            </w:r>
-            <w:r>
-              <w:rPr>
-                <w:sz w:val="20"/>
-              </w:rPr>
-              <w:t xml:space="preserve">, </w:t>
-            </w:r>
-            <w:r>
-              <w:rPr>
-                <w:b/>
-                <w:sz w:val="20"/>
-              </w:rPr>
-              <w:t>Cancelación rechazada</w:t>
-            </w:r>
-            <w:r>
-              <w:rPr>
-                <w:sz w:val="20"/>
-              </w:rPr>
-              <w:t xml:space="preserve"> y </w:t>
-            </w:r>
-            <w:r>
-              <w:rPr>
-                <w:b/>
-                <w:sz w:val="20"/>
-              </w:rPr>
-              <w:t>Cancelación caducada</w:t>
-            </w:r>
-            <w:r>
-              <w:rPr>
-                <w:sz w:val="20"/>
-              </w:rPr>
-              <w:t xml:space="preserve"> te dicen en qué punto está tu petición &lt;!-- fuente: templates/solicitudes/mis_solicitudes_list.html --&gt;</w:t>
+                <w:sz w:val="20"/>
+              </w:rPr>
+              <w:t>Tienes 24 horas desde la aprobación para pedir la cancelación, y tu compañero otras 24 para responderte &lt;!-- fuente: core/constants.py (VENTANA_PEDIR_CANCELACION_HORAS, VENTANA_RESPONDER_CANCELACION_HORAS) --&gt;</w:t>
             </w:r>
           </w:p>
         </w:tc>
@@ -33671,7 +35279,7 @@
                 <w:b/>
                 <w:sz w:val="20"/>
               </w:rPr>
-              <w:t>El permiso de media jornada de temporada sigue la misma regla</w:t>
+              <w:t>Un rechazo, o el silencio, dejan el cambio firme</w:t>
             </w:r>
           </w:p>
         </w:tc>
@@ -33689,7 +35297,7 @@
               <w:rPr>
                 <w:sz w:val="20"/>
               </w:rPr>
-              <w:t>Aprobado el permiso, ya no lo cancelas tú: lo pides y lo decide tu supervisor, con los mismos plazos &lt;!-- fuente: permisos/views.py (PermisoMediaJornadaCancelView) --&gt;</w:t>
+              <w:t>No se puede volver a pedir la cancelación: o solicitas un cambio nuevo, o se lo pides a tu supervisor &lt;!-- fuente: solicitudes/use_cases/cancelar_solicitud.py (_mensaje_cancelacion_cerrada) --&gt;</w:t>
             </w:r>
           </w:p>
         </w:tc>
@@ -33710,7 +35318,7 @@
                 <w:b/>
                 <w:sz w:val="20"/>
               </w:rPr>
-              <w:t>Las 24 horas del permiso cuentan desde su aprobación</w:t>
+              <w:t>Tarjeta nueva en Solicitudes Pendientes: "Cancelaciones que esperan tu respuesta"</w:t>
             </w:r>
           </w:p>
         </w:tc>
@@ -33728,7 +35336,33 @@
               <w:rPr>
                 <w:sz w:val="20"/>
               </w:rPr>
-              <w:t>Antes el plazo se movía con cualquier edición posterior del permiso, así que podía alargarse solo. Ahora arranca en el momento en que tu supervisor lo aprueba, tanto desde su pantalla como desde el enlace del correo &lt;!-- fuente: permisos/models.py (fecha_aprobacion); permisos/views.py --&gt;</w:t>
+              <w:t xml:space="preserve">Si eres el compañero, ahí ves quién pide qué, con qué motivo y desde cuándo, con los botones </w:t>
+            </w:r>
+            <w:r>
+              <w:rPr>
+                <w:b/>
+                <w:sz w:val="20"/>
+              </w:rPr>
+              <w:t>Aprobar cancelación</w:t>
+            </w:r>
+            <w:r>
+              <w:rPr>
+                <w:sz w:val="20"/>
+              </w:rPr>
+              <w:t xml:space="preserve"> y </w:t>
+            </w:r>
+            <w:r>
+              <w:rPr>
+                <w:b/>
+                <w:sz w:val="20"/>
+              </w:rPr>
+              <w:t>Rechazar</w:t>
+            </w:r>
+            <w:r>
+              <w:rPr>
+                <w:sz w:val="20"/>
+              </w:rPr>
+              <w:t xml:space="preserve"> &lt;!-- fuente: templates/solicitudes/solicitudes_pendientes_list.html --&gt;</w:t>
             </w:r>
           </w:p>
         </w:tc>
@@ -33749,7 +35383,7 @@
                 <w:b/>
                 <w:sz w:val="20"/>
               </w:rPr>
-              <w:t>Sobre tu propio permiso siempre se pide la cancelación</w:t>
+              <w:t>En Mis Solicitudes hay tres etiquetas nuevas</w:t>
             </w:r>
           </w:p>
         </w:tc>
@@ -33765,9 +35399,42 @@
             </w:r>
             <w:r>
               <w:rPr>
-                <w:sz w:val="20"/>
-              </w:rPr>
-              <w:t>Antes, si eras explorador y además supervisor, cancelabas tu permiso de un clic. Ahora la decide otra persona, y no puedes responder tu propia petición &lt;!-- fuente: permisos/views.py (PermisoMediaJornadaCancelView.post, _puede_responder_cancelacion) --&gt;</w:t>
+                <w:b/>
+                <w:sz w:val="20"/>
+              </w:rPr>
+              <w:t>Cancelación pendiente</w:t>
+            </w:r>
+            <w:r>
+              <w:rPr>
+                <w:sz w:val="20"/>
+              </w:rPr>
+              <w:t xml:space="preserve">, </w:t>
+            </w:r>
+            <w:r>
+              <w:rPr>
+                <w:b/>
+                <w:sz w:val="20"/>
+              </w:rPr>
+              <w:t>Cancelación rechazada</w:t>
+            </w:r>
+            <w:r>
+              <w:rPr>
+                <w:sz w:val="20"/>
+              </w:rPr>
+              <w:t xml:space="preserve"> y </w:t>
+            </w:r>
+            <w:r>
+              <w:rPr>
+                <w:b/>
+                <w:sz w:val="20"/>
+              </w:rPr>
+              <w:t>Cancelación caducada</w:t>
+            </w:r>
+            <w:r>
+              <w:rPr>
+                <w:sz w:val="20"/>
+              </w:rPr>
+              <w:t xml:space="preserve"> te dicen en qué punto está tu petición &lt;!-- fuente: templates/solicitudes/mis_solicitudes_list.html --&gt;</w:t>
             </w:r>
           </w:p>
         </w:tc>
@@ -33788,7 +35455,7 @@
                 <w:b/>
                 <w:sz w:val="20"/>
               </w:rPr>
-              <w:t>La cancelación de un permiso la responde su supervisor</w:t>
+              <w:t>El permiso de media jornada de temporada sigue la misma regla</w:t>
             </w:r>
           </w:p>
         </w:tc>
@@ -33806,7 +35473,7 @@
               <w:rPr>
                 <w:sz w:val="20"/>
               </w:rPr>
-              <w:t>Antes bastaba con tener rol de supervisor para decidir sobre el permiso de cualquiera. Ahora responde el supervisor que aprobó ese permiso; los botones de aprobar y rechazar solo salen sobre permisos ajenos &lt;!-- fuente: permisos/views.py (_supervisor_del_permiso, _puede_responder_cancelacion); templates/permisos/permisos_especiales_list.html --&gt;</w:t>
+              <w:t>Aprobado el permiso, ya no lo cancelas tú: lo pides y lo decide tu supervisor, con los mismos plazos &lt;!-- fuente: permisos/views.py (PermisoMediaJornadaCancelView) --&gt;</w:t>
             </w:r>
           </w:p>
         </w:tc>
@@ -33827,7 +35494,7 @@
                 <w:b/>
                 <w:sz w:val="20"/>
               </w:rPr>
-              <w:t>Un intercambio de descanso ya no reserva el día durante 30 minutos</w:t>
+              <w:t>Las 24 horas del permiso cuentan desde su aprobación</w:t>
             </w:r>
           </w:p>
         </w:tc>
@@ -33845,7 +35512,7 @@
               <w:rPr>
                 <w:sz w:val="20"/>
               </w:rPr>
-              <w:t>Antes, tras aprobarse un intercambio, sus días quedaban bloqueados media hora: no se podían elegir en el selector de fines de semana ni al enviar el formulario. Ahora el día queda libre desde que se aplica el intercambio. A cambio, si alguien lo reutiliza antes de que se resuelva tu petición de cancelación, ya no podrás deshacer tu cambio &lt;!-- fuente: solicitudes/services/cambio_descanso_aplicacion_service.py (dia_bloqueado_para_nuevo_cambio) --&gt;</w:t>
+              <w:t>Antes el plazo se movía con cualquier edición posterior del permiso, así que podía alargarse solo. Ahora arranca en el momento en que tu supervisor lo aprueba, tanto desde su pantalla como desde el enlace del correo &lt;!-- fuente: permisos/models.py (fecha_aprobacion); permisos/views.py --&gt;</w:t>
             </w:r>
           </w:p>
         </w:tc>
@@ -33866,7 +35533,7 @@
                 <w:b/>
                 <w:sz w:val="20"/>
               </w:rPr>
-              <w:t>El aviso de día bloqueado en el cambio de descanso dice qué hacer</w:t>
+              <w:t>Sobre tu propio permiso siempre se pide la cancelación</w:t>
             </w:r>
           </w:p>
         </w:tc>
@@ -33884,7 +35551,7 @@
               <w:rPr>
                 <w:sz w:val="20"/>
               </w:rPr>
-              <w:t>Solo aparece cuando el día tiene aplicado otro tipo de cambio, y te indica que hay que deshacerlo primero, pidiéndoselo a tu compañero si aún está en plazo o a tu supervisor &lt;!-- fuente: solicitudes/services/strategies/cambio_descanso_strategy.py (_trabaja_dia) --&gt;</w:t>
+              <w:t>Antes, si eras explorador y además supervisor, cancelabas tu permiso de un clic. Ahora la decide otra persona, y no puedes responder tu propia petición &lt;!-- fuente: permisos/views.py (PermisoMediaJornadaCancelView.post, _puede_responder_cancelacion) --&gt;</w:t>
             </w:r>
           </w:p>
         </w:tc>
@@ -33905,6 +35572,123 @@
                 <w:b/>
                 <w:sz w:val="20"/>
               </w:rPr>
+              <w:t>La cancelación de un permiso la responde su supervisor</w:t>
+            </w:r>
+          </w:p>
+        </w:tc>
+        <w:tc>
+          <w:tcPr>
+            <w:tcW w:type="dxa" w:w="4320"/>
+          </w:tcPr>
+          <w:p>
+            <w:r>
+              <w:rPr>
+                <w:sz w:val="20"/>
+              </w:rPr>
+            </w:r>
+            <w:r>
+              <w:rPr>
+                <w:sz w:val="20"/>
+              </w:rPr>
+              <w:t>Antes bastaba con tener rol de supervisor para decidir sobre el permiso de cualquiera. Ahora responde el supervisor que aprobó ese permiso; los botones de aprobar y rechazar solo salen sobre permisos ajenos &lt;!-- fuente: permisos/views.py (_supervisor_del_permiso, _puede_responder_cancelacion); templates/permisos/permisos_especiales_list.html --&gt;</w:t>
+            </w:r>
+          </w:p>
+        </w:tc>
+      </w:tr>
+      <w:tr>
+        <w:tc>
+          <w:tcPr>
+            <w:tcW w:type="dxa" w:w="4320"/>
+          </w:tcPr>
+          <w:p>
+            <w:r>
+              <w:rPr>
+                <w:sz w:val="20"/>
+              </w:rPr>
+            </w:r>
+            <w:r>
+              <w:rPr>
+                <w:b/>
+                <w:sz w:val="20"/>
+              </w:rPr>
+              <w:t>Un intercambio de descanso ya no reserva el día durante 30 minutos</w:t>
+            </w:r>
+          </w:p>
+        </w:tc>
+        <w:tc>
+          <w:tcPr>
+            <w:tcW w:type="dxa" w:w="4320"/>
+          </w:tcPr>
+          <w:p>
+            <w:r>
+              <w:rPr>
+                <w:sz w:val="20"/>
+              </w:rPr>
+            </w:r>
+            <w:r>
+              <w:rPr>
+                <w:sz w:val="20"/>
+              </w:rPr>
+              <w:t>Antes, tras aprobarse un intercambio, sus días quedaban bloqueados media hora: no se podían elegir en el selector de fines de semana ni al enviar el formulario. Ahora el día queda libre desde que se aplica el intercambio. A cambio, si alguien lo reutiliza antes de que se resuelva tu petición de cancelación, ya no podrás deshacer tu cambio &lt;!-- fuente: solicitudes/services/cambio_descanso_aplicacion_service.py (dia_bloqueado_para_nuevo_cambio) --&gt;</w:t>
+            </w:r>
+          </w:p>
+        </w:tc>
+      </w:tr>
+      <w:tr>
+        <w:tc>
+          <w:tcPr>
+            <w:tcW w:type="dxa" w:w="4320"/>
+          </w:tcPr>
+          <w:p>
+            <w:r>
+              <w:rPr>
+                <w:sz w:val="20"/>
+              </w:rPr>
+            </w:r>
+            <w:r>
+              <w:rPr>
+                <w:b/>
+                <w:sz w:val="20"/>
+              </w:rPr>
+              <w:t>El aviso de día bloqueado en el cambio de descanso dice qué hacer</w:t>
+            </w:r>
+          </w:p>
+        </w:tc>
+        <w:tc>
+          <w:tcPr>
+            <w:tcW w:type="dxa" w:w="4320"/>
+          </w:tcPr>
+          <w:p>
+            <w:r>
+              <w:rPr>
+                <w:sz w:val="20"/>
+              </w:rPr>
+            </w:r>
+            <w:r>
+              <w:rPr>
+                <w:sz w:val="20"/>
+              </w:rPr>
+              <w:t>Solo aparece cuando el día tiene aplicado otro tipo de cambio, y te indica que hay que deshacerlo primero, pidiéndoselo a tu compañero si aún está en plazo o a tu supervisor &lt;!-- fuente: solicitudes/services/strategies/cambio_descanso_strategy.py (_trabaja_dia) --&gt;</w:t>
+            </w:r>
+          </w:p>
+        </w:tc>
+      </w:tr>
+      <w:tr>
+        <w:tc>
+          <w:tcPr>
+            <w:tcW w:type="dxa" w:w="4320"/>
+          </w:tcPr>
+          <w:p>
+            <w:r>
+              <w:rPr>
+                <w:sz w:val="20"/>
+              </w:rPr>
+            </w:r>
+            <w:r>
+              <w:rPr>
+                <w:b/>
+                <w:sz w:val="20"/>
+              </w:rPr>
               <w:t>Tres avisos nuevos en la campana</w:t>
             </w:r>
           </w:p>
@@ -33924,6 +35708,188 @@
                 <w:sz w:val="20"/>
               </w:rPr>
               <w:t>"Te piden cancelar un cambio ya aprobado", "Cancelación aprobada" y "Cancelación rechazada". Solo dentro de la aplicación; no se envían por correo &lt;!-- fuente: solicitudes/services/notificacion_service.py --&gt;</w:t>
+            </w:r>
+          </w:p>
+        </w:tc>
+      </w:tr>
+      <w:tr>
+        <w:tc>
+          <w:tcPr>
+            <w:tcW w:type="dxa" w:w="4320"/>
+          </w:tcPr>
+          <w:p>
+            <w:r>
+              <w:rPr>
+                <w:sz w:val="20"/>
+              </w:rPr>
+            </w:r>
+            <w:r>
+              <w:rPr>
+                <w:b/>
+                <w:sz w:val="20"/>
+              </w:rPr>
+              <w:t>Nuevo: el envío de una solicitud ya no se queda esperando sin fin</w:t>
+            </w:r>
+          </w:p>
+        </w:tc>
+        <w:tc>
+          <w:tcPr>
+            <w:tcW w:type="dxa" w:w="4320"/>
+          </w:tcPr>
+          <w:p>
+            <w:r>
+              <w:rPr>
+                <w:sz w:val="20"/>
+              </w:rPr>
+            </w:r>
+            <w:r>
+              <w:rPr>
+                <w:sz w:val="20"/>
+              </w:rPr>
+              <w:t xml:space="preserve">Antes, si el envío se colgaba, el aviso </w:t>
+            </w:r>
+            <w:r>
+              <w:rPr>
+                <w:i/>
+                <w:sz w:val="20"/>
+              </w:rPr>
+              <w:t>"Enviando solicitud..."</w:t>
+            </w:r>
+            <w:r>
+              <w:rPr>
+                <w:sz w:val="20"/>
+              </w:rPr>
+              <w:t xml:space="preserve"> podía quedarse en pantalla de forma indefinida, sin botón ni forma de cerrarlo salvo recargar la página, que es justo lo que ese aviso pide no hacer. Ahora, a los 45 segundos sin respuesta, la pantalla deja de esperar y siempre te da una salida. Afecta a los seis formularios &lt;!-- fuente: static/js/loading-ui.js:27-35, :43, :101-131 --&gt;</w:t>
+            </w:r>
+          </w:p>
+        </w:tc>
+      </w:tr>
+      <w:tr>
+        <w:tc>
+          <w:tcPr>
+            <w:tcW w:type="dxa" w:w="4320"/>
+          </w:tcPr>
+          <w:p>
+            <w:r>
+              <w:rPr>
+                <w:sz w:val="20"/>
+              </w:rPr>
+            </w:r>
+            <w:r>
+              <w:rPr>
+                <w:b/>
+                <w:sz w:val="20"/>
+              </w:rPr>
+              <w:t>Aviso nuevo: "La solicitud está tardando demasiado"</w:t>
+            </w:r>
+          </w:p>
+        </w:tc>
+        <w:tc>
+          <w:tcPr>
+            <w:tcW w:type="dxa" w:w="4320"/>
+          </w:tcPr>
+          <w:p>
+            <w:r>
+              <w:rPr>
+                <w:sz w:val="20"/>
+              </w:rPr>
+            </w:r>
+            <w:r>
+              <w:rPr>
+                <w:sz w:val="20"/>
+              </w:rPr>
+              <w:t xml:space="preserve">Es el aviso de ese corte por tiempo, y no dice que el envío haya fallado: te manda a comprobar </w:t>
+            </w:r>
+            <w:r>
+              <w:rPr>
+                <w:b/>
+                <w:sz w:val="20"/>
+              </w:rPr>
+              <w:t>Mis Solicitudes</w:t>
+            </w:r>
+            <w:r>
+              <w:rPr>
+                <w:sz w:val="20"/>
+              </w:rPr>
+              <w:t xml:space="preserve"> antes de reenviar, porque la solicitud puede haberse creado igualmente. Por eso, donde el aviso de error de red ofrece </w:t>
+            </w:r>
+            <w:r>
+              <w:rPr>
+                <w:b/>
+                <w:sz w:val="20"/>
+              </w:rPr>
+              <w:t>Reintentar</w:t>
+            </w:r>
+            <w:r>
+              <w:rPr>
+                <w:sz w:val="20"/>
+              </w:rPr>
+              <w:t xml:space="preserve">, este se cierra con </w:t>
+            </w:r>
+            <w:r>
+              <w:rPr>
+                <w:b/>
+                <w:sz w:val="20"/>
+              </w:rPr>
+              <w:t>Entendido</w:t>
+            </w:r>
+            <w:r>
+              <w:rPr>
+                <w:sz w:val="20"/>
+              </w:rPr>
+              <w:t>. Ver el apartado 7.1 &lt;!-- fuente: static/js/loading-ui.js:50-52, :133-152; solicitar_cambio_turno.js:470; solicitar_ct_permanente.js:1768 --&gt;</w:t>
+            </w:r>
+          </w:p>
+        </w:tc>
+      </w:tr>
+      <w:tr>
+        <w:tc>
+          <w:tcPr>
+            <w:tcW w:type="dxa" w:w="4320"/>
+          </w:tcPr>
+          <w:p>
+            <w:r>
+              <w:rPr>
+                <w:sz w:val="20"/>
+              </w:rPr>
+            </w:r>
+            <w:r>
+              <w:rPr>
+                <w:b/>
+                <w:sz w:val="20"/>
+              </w:rPr>
+              <w:t>El envío es más rápido</w:t>
+            </w:r>
+          </w:p>
+        </w:tc>
+        <w:tc>
+          <w:tcPr>
+            <w:tcW w:type="dxa" w:w="4320"/>
+          </w:tcPr>
+          <w:p>
+            <w:r>
+              <w:rPr>
+                <w:sz w:val="20"/>
+              </w:rPr>
+            </w:r>
+            <w:r>
+              <w:rPr>
+                <w:sz w:val="20"/>
+              </w:rPr>
+              <w:t xml:space="preserve">Los correos de aviso al supervisor y al compañero ya no se mandan mientras esperas: salen por su cuenta en cuanto la solicitud queda guardada. No cambia ninguna regla ni ningún paso; solo que </w:t>
+            </w:r>
+            <w:r>
+              <w:rPr>
+                <w:i/>
+                <w:sz w:val="20"/>
+              </w:rPr>
+              <w:t>"Enviando solicitud..."</w:t>
+            </w:r>
+            <w:r>
+              <w:rPr>
+                <w:sz w:val="20"/>
+              </w:rPr>
+              <w:t xml:space="preserve"> dura mucho menos. Los correos siguen llegando a las mismas personas &lt;!-- fuente: solicitudes/services/email_outbox_service.py:303-325 (enviar_tras_commit) y :327-359 (envio_agrupado); config/settings.py:271 (EMAIL_SEND_ASYNC) --&gt;</w:t>
             </w:r>
           </w:p>
         </w:tc>
@@ -35740,6 +37706,118 @@
               <w:rPr>
                 <w:sz w:val="20"/>
               </w:rPr>
+              <w:t>Si los acuerdos aprobados hace tiempo también nombran al compañero en el detalle del día</w:t>
+            </w:r>
+          </w:p>
+        </w:tc>
+        <w:tc>
+          <w:tcPr>
+            <w:tcW w:type="dxa" w:w="2880"/>
+          </w:tcPr>
+          <w:p>
+            <w:r>
+              <w:rPr>
+                <w:sz w:val="20"/>
+              </w:rPr>
+            </w:r>
+            <w:r>
+              <w:rPr>
+                <w:sz w:val="20"/>
+              </w:rPr>
+              <w:t>Servicio que resuelve qué acuerdo cambió cada día y el registro que deja cada trámite al aplicarse</w:t>
+            </w:r>
+          </w:p>
+        </w:tc>
+        <w:tc>
+          <w:tcPr>
+            <w:tcW w:type="dxa" w:w="2880"/>
+          </w:tcPr>
+          <w:p>
+            <w:r>
+              <w:rPr>
+                <w:sz w:val="20"/>
+              </w:rPr>
+            </w:r>
+            <w:r>
+              <w:rPr>
+                <w:sz w:val="20"/>
+              </w:rPr>
+              <w:t>El compañero sale del registro que escribe el trámite en el momento de aplicarse. Los seis lo escriben hoy; no se pudo comprobar con datos reales qué muestran los acuerdos aprobados antes de que ese registro existiera</w:t>
+            </w:r>
+          </w:p>
+        </w:tc>
+      </w:tr>
+      <w:tr>
+        <w:tc>
+          <w:tcPr>
+            <w:tcW w:type="dxa" w:w="2880"/>
+          </w:tcPr>
+          <w:p>
+            <w:r>
+              <w:rPr>
+                <w:sz w:val="20"/>
+              </w:rPr>
+            </w:r>
+            <w:r>
+              <w:rPr>
+                <w:sz w:val="20"/>
+              </w:rPr>
+              <w:t>Qué compañero se nombra en un día que dos acuerdos aprobados tocaron</w:t>
+            </w:r>
+          </w:p>
+        </w:tc>
+        <w:tc>
+          <w:tcPr>
+            <w:tcW w:type="dxa" w:w="2880"/>
+          </w:tcPr>
+          <w:p>
+            <w:r>
+              <w:rPr>
+                <w:sz w:val="20"/>
+              </w:rPr>
+            </w:r>
+            <w:r>
+              <w:rPr>
+                <w:sz w:val="20"/>
+              </w:rPr>
+              <w:t>Servicio que resuelve el acuerdo de cada día</w:t>
+            </w:r>
+          </w:p>
+        </w:tc>
+        <w:tc>
+          <w:tcPr>
+            <w:tcW w:type="dxa" w:w="2880"/>
+          </w:tcPr>
+          <w:p>
+            <w:r>
+              <w:rPr>
+                <w:sz w:val="20"/>
+              </w:rPr>
+            </w:r>
+            <w:r>
+              <w:rPr>
+                <w:sz w:val="20"/>
+              </w:rPr>
+              <w:t>Manda el último aprobado (apartado 6.1); no se pudo reproducir en pantalla un día con dos acuerdos para confirmar qué nombre aparece</w:t>
+            </w:r>
+          </w:p>
+        </w:tc>
+      </w:tr>
+      <w:tr>
+        <w:tc>
+          <w:tcPr>
+            <w:tcW w:type="dxa" w:w="2880"/>
+          </w:tcPr>
+          <w:p>
+            <w:r>
+              <w:rPr>
+                <w:sz w:val="20"/>
+              </w:rPr>
+            </w:r>
+            <w:r>
+              <w:rPr>
+                <w:sz w:val="20"/>
+              </w:rPr>
               <w:t>Si las horas a favor caducan pasado un tiempo</w:t>
             </w:r>
           </w:p>
@@ -37080,6 +39158,151 @@
                 <w:sz w:val="20"/>
               </w:rPr>
               <w:t>Se comprobó la validación al enviar, común a los seis; no se localizó un aviso equivalente en la propia pantalla</w:t>
+            </w:r>
+          </w:p>
+        </w:tc>
+      </w:tr>
+      <w:tr>
+        <w:tc>
+          <w:tcPr>
+            <w:tcW w:type="dxa" w:w="2880"/>
+          </w:tcPr>
+          <w:p>
+            <w:r>
+              <w:rPr>
+                <w:sz w:val="20"/>
+              </w:rPr>
+            </w:r>
+            <w:r>
+              <w:rPr>
+                <w:sz w:val="20"/>
+              </w:rPr>
+              <w:t xml:space="preserve">Qué texto lleva el botón del aviso "La solicitud está tardando demasiado" en </w:t>
+            </w:r>
+            <w:r>
+              <w:rPr>
+                <w:b/>
+                <w:sz w:val="20"/>
+              </w:rPr>
+              <w:t>Cambio de Día de Descanso</w:t>
+            </w:r>
+            <w:r>
+              <w:rPr>
+                <w:sz w:val="20"/>
+              </w:rPr>
+              <w:t xml:space="preserve"> y en </w:t>
+            </w:r>
+            <w:r>
+              <w:rPr>
+                <w:b/>
+                <w:sz w:val="20"/>
+              </w:rPr>
+              <w:t>Doblada</w:t>
+            </w:r>
+          </w:p>
+        </w:tc>
+        <w:tc>
+          <w:tcPr>
+            <w:tcW w:type="dxa" w:w="2880"/>
+          </w:tcPr>
+          <w:p>
+            <w:r>
+              <w:rPr>
+                <w:sz w:val="20"/>
+              </w:rPr>
+            </w:r>
+            <w:r>
+              <w:rPr>
+                <w:sz w:val="20"/>
+              </w:rPr>
+              <w:t>Pantallas de envío de esos dos formularios</w:t>
+            </w:r>
+          </w:p>
+        </w:tc>
+        <w:tc>
+          <w:tcPr>
+            <w:tcW w:type="dxa" w:w="2880"/>
+          </w:tcPr>
+          <w:p>
+            <w:r>
+              <w:rPr>
+                <w:sz w:val="20"/>
+              </w:rPr>
+            </w:r>
+            <w:r>
+              <w:rPr>
+                <w:sz w:val="20"/>
+              </w:rPr>
+              <w:t xml:space="preserve">Los otros cuatro fijan </w:t>
+            </w:r>
+            <w:r>
+              <w:rPr>
+                <w:b/>
+                <w:sz w:val="20"/>
+              </w:rPr>
+              <w:t>Entendido</w:t>
+            </w:r>
+            <w:r>
+              <w:rPr>
+                <w:sz w:val="20"/>
+              </w:rPr>
+              <w:t xml:space="preserve"> de forma explícita; estos dos no lo indican y muestran el botón por defecto del componente de avisos. No se comprobó en pantalla qué palabra aparece ahí</w:t>
+            </w:r>
+          </w:p>
+        </w:tc>
+      </w:tr>
+      <w:tr>
+        <w:tc>
+          <w:tcPr>
+            <w:tcW w:type="dxa" w:w="2880"/>
+          </w:tcPr>
+          <w:p>
+            <w:r>
+              <w:rPr>
+                <w:sz w:val="20"/>
+              </w:rPr>
+            </w:r>
+            <w:r>
+              <w:rPr>
+                <w:sz w:val="20"/>
+              </w:rPr>
+              <w:t>Si el aviso de tiempo puede salir cuando la solicitud ya se guardó y el compañero ya recibió el correo</w:t>
+            </w:r>
+          </w:p>
+        </w:tc>
+        <w:tc>
+          <w:tcPr>
+            <w:tcW w:type="dxa" w:w="2880"/>
+          </w:tcPr>
+          <w:p>
+            <w:r>
+              <w:rPr>
+                <w:sz w:val="20"/>
+              </w:rPr>
+            </w:r>
+            <w:r>
+              <w:rPr>
+                <w:sz w:val="20"/>
+              </w:rPr>
+              <w:t>Envío de solicitudes y cola de correo</w:t>
+            </w:r>
+          </w:p>
+        </w:tc>
+        <w:tc>
+          <w:tcPr>
+            <w:tcW w:type="dxa" w:w="2880"/>
+          </w:tcPr>
+          <w:p>
+            <w:r>
+              <w:rPr>
+                <w:sz w:val="20"/>
+              </w:rPr>
+            </w:r>
+            <w:r>
+              <w:rPr>
+                <w:sz w:val="20"/>
+              </w:rPr>
+              <w:t>Es posible en teoría, porque el corte solo detiene la espera y no cancela nada en el servidor; no se pudo reproducir para confirmar qué avisos llegan en ese caso</w:t>
             </w:r>
           </w:p>
         </w:tc>

--- a/AppTurnosExplora/docs/pdf/Manual_Usuario.docx
+++ b/AppTurnosExplora/docs/pdf/Manual_Usuario.docx
@@ -42,7 +42,7 @@
           <w:color w:val="606060"/>
           <w:sz w:val="20"/>
         </w:rPr>
-        <w:t>Version 1.0  |  09/09/2026</w:t>
+        <w:t>Version 1.0  |  10/09/2026</w:t>
       </w:r>
     </w:p>
     <w:p>
@@ -11318,7 +11318,16 @@
         <w:t>Entre semana</w:t>
       </w:r>
       <w:r>
-        <w:t>, además, decidir cuál de las cinco opciones quieres.</w:t>
+        <w:t xml:space="preserve">, además, decidir qué quieres hacer esa semana: de las cinco opciones que se muestran, </w:t>
+      </w:r>
+      <w:r>
+        <w:rPr>
+          <w:b/>
+        </w:rPr>
+        <w:t>Cambio de doblada</w:t>
+      </w:r>
+      <w:r>
+        <w:t xml:space="preserve"> está deshabilitada por ahora, así que puedes elegir entre las otras cuatro. &lt;!-- fuente: templates/solicitudes/solicitar_cambio_descanso.html:128-133; solicitudes/services/strategies/cambio_descanso_strategy.py:53 --&gt;</w:t>
       </w:r>
     </w:p>
     <w:p>
@@ -11559,7 +11568,30 @@
         <w:t>¿Qué quieres hacer?</w:t>
       </w:r>
       <w:r>
-        <w:t>, elige una de las cinco opciones (ver punto 8).</w:t>
+        <w:t>, elige una de las cuatro opciones disponibles (ver punto 8).</w:t>
+      </w:r>
+    </w:p>
+    <w:p>
+      <w:r>
+        <w:t xml:space="preserve">La quinta tarjeta, </w:t>
+      </w:r>
+      <w:r>
+        <w:rPr>
+          <w:b/>
+        </w:rPr>
+        <w:t>Cambio de doblada</w:t>
+      </w:r>
+      <w:r>
+        <w:t xml:space="preserve">, aparece atenuada con la nota </w:t>
+      </w:r>
+      <w:r>
+        <w:rPr>
+          <w:i/>
+        </w:rPr>
+        <w:t>No disponible por ahora</w:t>
+      </w:r>
+      <w:r>
+        <w:t xml:space="preserve"> y no se selecciona aunque la pulses.</w:t>
       </w:r>
     </w:p>
     <w:p>
@@ -12340,7 +12372,20 @@
               <w:rPr>
                 <w:sz w:val="20"/>
               </w:rPr>
-              <w:t>Una de las cinco opciones</w:t>
+              <w:t xml:space="preserve">Una de las cuatro opciones disponibles; </w:t>
+            </w:r>
+            <w:r>
+              <w:rPr>
+                <w:b/>
+                <w:sz w:val="20"/>
+              </w:rPr>
+              <w:t>Cambio de doblada</w:t>
+            </w:r>
+            <w:r>
+              <w:rPr>
+                <w:sz w:val="20"/>
+              </w:rPr>
+              <w:t xml:space="preserve"> está deshabilitada</w:t>
             </w:r>
           </w:p>
         </w:tc>
@@ -12717,7 +12762,7 @@
               <w:rPr>
                 <w:sz w:val="20"/>
               </w:rPr>
-              <w:t>Ninguno</w:t>
+              <w:t>Tu día de descanso de esa semana</w:t>
             </w:r>
           </w:p>
         </w:tc>
@@ -12735,7 +12780,46 @@
               <w:rPr>
                 <w:sz w:val="20"/>
               </w:rPr>
-              <w:t>Debe ser de la misma semana</w:t>
+              <w:t xml:space="preserve">Debe ser de la misma semana. Con </w:t>
+            </w:r>
+            <w:r>
+              <w:rPr>
+                <w:b/>
+                <w:sz w:val="20"/>
+              </w:rPr>
+              <w:t>Día completo (2 compañeros)</w:t>
+            </w:r>
+            <w:r>
+              <w:rPr>
+                <w:sz w:val="20"/>
+              </w:rPr>
+              <w:t xml:space="preserve"> tiene que ser un día en el que estés </w:t>
+            </w:r>
+            <w:r>
+              <w:rPr>
+                <w:b/>
+                <w:sz w:val="20"/>
+              </w:rPr>
+              <w:t>libre</w:t>
+            </w:r>
+            <w:r>
+              <w:rPr>
+                <w:sz w:val="20"/>
+              </w:rPr>
+              <w:t xml:space="preserve">. Los días de </w:t>
+            </w:r>
+            <w:r>
+              <w:rPr>
+                <w:b/>
+                <w:sz w:val="20"/>
+              </w:rPr>
+              <w:t>mantenimiento</w:t>
+            </w:r>
+            <w:r>
+              <w:rPr>
+                <w:sz w:val="20"/>
+              </w:rPr>
+              <w:t xml:space="preserve"> salen deshabilitados: ese día no opera nadie</w:t>
             </w:r>
           </w:p>
         </w:tc>
@@ -13014,6 +13098,12 @@
                 <w:sz w:val="20"/>
               </w:rPr>
               <w:t>Cambio de doblada</w:t>
+            </w:r>
+            <w:r>
+              <w:rPr>
+                <w:sz w:val="20"/>
+              </w:rPr>
+              <w:t>, que está deshabilitada por ahora: hoy este campo no llegas a verlo</w:t>
             </w:r>
           </w:p>
         </w:tc>
@@ -13613,9 +13703,16 @@
             </w:r>
             <w:r>
               <w:rPr>
-                <w:sz w:val="20"/>
-              </w:rPr>
-              <w:t>Tomas la doblada que un compañero ya tiene esa semana y él toma tu día completo. Sin deuda, porque ambos ya doblaban.</w:t>
+                <w:b/>
+                <w:sz w:val="20"/>
+              </w:rPr>
+              <w:t>No disponible por ahora.</w:t>
+            </w:r>
+            <w:r>
+              <w:rPr>
+                <w:sz w:val="20"/>
+              </w:rPr>
+              <w:t xml:space="preserve"> Cuando esté activa: tomas la doblada que un compañero ya tiene esa semana y él toma tu día completo. Sin deuda, porque ambos ya doblaban.</w:t>
             </w:r>
           </w:p>
         </w:tc>
@@ -13683,6 +13780,40 @@
     <w:p>
       <w:r>
         <w:t>&lt;!-- fuente: templates/solicitudes/solicitar_cambio_descanso.html:116-135 --&gt;</w:t>
+      </w:r>
+    </w:p>
+    <w:p>
+      <w:r>
+        <w:rPr>
+          <w:b/>
+        </w:rPr>
+        <w:t>Sobre la opción que está deshabilitada.</w:t>
+      </w:r>
+      <w:r>
+        <w:t xml:space="preserve"> La tarjeta ♻️ </w:t>
+      </w:r>
+      <w:r>
+        <w:rPr>
+          <w:b/>
+        </w:rPr>
+        <w:t>Cambio de doblada</w:t>
+      </w:r>
+      <w:r>
+        <w:t xml:space="preserve"> sigue en pantalla, atenuada y con la nota </w:t>
+      </w:r>
+      <w:r>
+        <w:rPr>
+          <w:i/>
+        </w:rPr>
+        <w:t>No disponible por ahora</w:t>
+      </w:r>
+      <w:r>
+        <w:t>, pero no se puede elegir: al pulsarla no ocurre nada y no se abre su bloque de campos. &lt;!-- fuente: templates/solicitudes/solicitar_cambio_descanso.html:128-133; static/js/cambio-turno/solicitar_cambio_descanso.js:780-786 --&gt;</w:t>
+      </w:r>
+    </w:p>
+    <w:p>
+      <w:r>
+        <w:t>Se mantiene a la vista, con su descripción, porque es una pausa y no una retirada: puede volver a activarse. Mientras tanto, para esa semana usa una de las otras cuatro opciones. El bloqueo no depende de la pantalla: aunque la solicitud llegue por otra vía, el sistema la rechaza igual (ver el punto 10). &lt;!-- fuente: solicitudes/services/strategies/cambio_descanso_strategy.py:53,248-256 --&gt;</w:t>
       </w:r>
     </w:p>
     <w:tbl>
@@ -13860,7 +13991,20 @@
               <w:rPr>
                 <w:sz w:val="20"/>
               </w:rPr>
-              <w:t xml:space="preserve"> solicitudes en un solo envío: o se crean las dos o ninguna. Después cada una se aprueba por separado.</w:t>
+              <w:t xml:space="preserve"> solicitudes en un solo envío: o se crean las dos o ninguna. Después cada una se aprueba por separado. </w:t>
+            </w:r>
+            <w:r>
+              <w:rPr>
+                <w:b/>
+                <w:sz w:val="20"/>
+              </w:rPr>
+              <w:t>El día de pago tiene que estar libre</w:t>
+            </w:r>
+            <w:r>
+              <w:rPr>
+                <w:sz w:val="20"/>
+              </w:rPr>
+              <w:t xml:space="preserve"> (ver abajo).</w:t>
             </w:r>
           </w:p>
         </w:tc>
@@ -13869,6 +14013,81 @@
     <w:p/>
     <w:p>
       <w:r>
+        <w:rPr>
+          <w:b/>
+        </w:rPr>
+        <w:t>Por qué el día completo exige pagar en un día libre.</w:t>
+      </w:r>
+      <w:r>
+        <w:t xml:space="preserve"> Con dos compañeros, ese día de pago se usa </w:t>
+      </w:r>
+      <w:r>
+        <w:rPr>
+          <w:b/>
+        </w:rPr>
+        <w:t>dos veces</w:t>
+      </w:r>
+      <w:r>
+        <w:t xml:space="preserve">: le devuelves media jornada a uno (la AM) y media al otro (la PM). O sea que ese día terminas trabajando </w:t>
+      </w:r>
+      <w:r>
+        <w:rPr>
+          <w:b/>
+        </w:rPr>
+        <w:t>AM+PM</w:t>
+      </w:r>
+      <w:r>
+        <w:t>, y eso solo cabe si llegabas libre. Si ese día ya trabajas media jornada, solo alcanza para pagarle a uno y el otro te habría cubierto gratis.</w:t>
+      </w:r>
+    </w:p>
+    <w:p>
+      <w:r>
+        <w:t xml:space="preserve">Un </w:t>
+      </w:r>
+      <w:r>
+        <w:rPr>
+          <w:b/>
+        </w:rPr>
+        <w:t>Cambio de Turno</w:t>
+      </w:r>
+      <w:r>
+        <w:t xml:space="preserve"> no lo resuelve: girar tu jornada solo traslada el choque al otro compañero. Y si el día de pago fuera de mantenimiento, ese día ni siquiera se puede pedir un Cambio de Turno. Las salidas reales son dos: </w:t>
+      </w:r>
+      <w:r>
+        <w:rPr>
+          <w:b/>
+        </w:rPr>
+        <w:t>elegir tu día libre</w:t>
+      </w:r>
+      <w:r>
+        <w:t xml:space="preserve"> de esa semana, o pedir que te cubran </w:t>
+      </w:r>
+      <w:r>
+        <w:rPr>
+          <w:b/>
+        </w:rPr>
+        <w:t>solo la AM</w:t>
+      </w:r>
+      <w:r>
+        <w:t xml:space="preserve"> o </w:t>
+      </w:r>
+      <w:r>
+        <w:rPr>
+          <w:b/>
+        </w:rPr>
+        <w:t>solo la PM</w:t>
+      </w:r>
+      <w:r>
+        <w:t xml:space="preserve"> (ahí sí basta con tener libre esa mitad).</w:t>
+      </w:r>
+    </w:p>
+    <w:p>
+      <w:r>
+        <w:t>&lt;!-- fuente: solicitudes/services/solicitud_orchestrator.py (_pago_dos_debe_estar_libre) --&gt; &lt;!-- fuente: static/js/cambio-turno/solicitar_cambio_descanso.js (mostrarAvisoDosDiaLibre) --&gt;</w:t>
+      </w:r>
+    </w:p>
+    <w:p>
+      <w:r>
         <w:t>&lt;!-- fuente: templates/solicitudes/solicitar_cambio_descanso.html:153-155,187-188 --&gt; &lt;!-- fuente: solicitudes/services/solicitud_orchestrator.py:190-290 --&gt;</w:t>
       </w:r>
     </w:p>
@@ -14015,12 +14234,30 @@
         <w:pStyle w:val="ListBullet"/>
       </w:pPr>
       <w:r>
-        <w:t>*"En el día de pago tienes la misma jornada que el compañero: primero haz un Cambio de</w:t>
-      </w:r>
-    </w:p>
-    <w:p>
-      <w:r>
-        <w:t>Turno sencillo."*</w:t>
+        <w:t xml:space="preserve">Solo en </w:t>
+      </w:r>
+      <w:r>
+        <w:rPr>
+          <w:b/>
+        </w:rPr>
+        <w:t>Día completo (2 compañeros)</w:t>
+      </w:r>
+      <w:r>
+        <w:t>, y en cuanto eliges un día de pago en el que ya</w:t>
+      </w:r>
+    </w:p>
+    <w:p>
+      <w:r>
+        <w:t xml:space="preserve">trabajas, un recuadro rojo: </w:t>
+      </w:r>
+      <w:r>
+        <w:rPr>
+          <w:i/>
+        </w:rPr>
+        <w:t>"Para el día completo el día de pago debe estar LIBRE. Ese día le devuelves media jornada a cada compañero (AM a uno y PM al otro), o sea que trabajas AM+PM. El dd/mm/aaaa ya trabajas AM, así que solo podrías pagarle a uno. Un Cambio de Turno no lo arregla: te dejaría chocando con el otro. Elige tu día libre (lunes 09/03), o pide que te cubran solo la AM o solo la PM."</w:t>
+      </w:r>
+      <w:r>
+        <w:t xml:space="preserve"> Es palabra por palabra lo que responde el sistema si envías igualmente (punto 14); lo único que añade la pantalla es el nombre y la fecha de tu día libre de esa semana, que solo se propone si sigue disponible en el desplegable. &lt;!-- fuente: static/js/cambio-turno/solicitar_cambio_descanso.js:1064-1095 (mostrarAvisoDosDiaLibre); solicitudes/services/solicitud_orchestrator.py:201-235 --&gt;</w:t>
       </w:r>
     </w:p>
     <w:p>
@@ -14028,19 +14265,45 @@
         <w:pStyle w:val="ListBullet"/>
       </w:pPr>
       <w:r>
+        <w:t xml:space="preserve">Si pulsas </w:t>
+      </w:r>
+      <w:r>
+        <w:rPr>
+          <w:b/>
+        </w:rPr>
+        <w:t>Enviar Solicitud</w:t>
+      </w:r>
+      <w:r>
+        <w:t xml:space="preserve"> sin corregirlo, la lista de </w:t>
+      </w:r>
+      <w:r>
         <w:rPr>
           <w:i/>
         </w:rPr>
-        <w:t>"Selecciona la doblada que tomas."</w:t>
-      </w:r>
-      <w:r>
-        <w:t xml:space="preserve">, </w:t>
-      </w:r>
+        <w:t>Faltan datos</w:t>
+      </w:r>
+      <w:r>
+        <w:t xml:space="preserve"> dice lo mismo:</w:t>
+      </w:r>
+    </w:p>
+    <w:p>
       <w:r>
         <w:rPr>
           <w:i/>
         </w:rPr>
-        <w:t>"Elige qué media jornada trabajas tu día."</w:t>
+        <w:t>"Para el día completo (2 compañeros) el día de pago debe estar LIBRE. Ese día le devuelves media jornada a cada compañero (AM a uno y PM al otro), o sea que trabajas AM+PM. Elige un día de esa semana en el que estés libre, o pide que te cubran solo la AM o solo la PM."</w:t>
+      </w:r>
+      <w:r>
+        <w:t xml:space="preserve"> Frente al recuadro rojo se ahorra dos cosas que ahí ya tienes delante: qué jornada trabajas ese día y la advertencia de que un </w:t>
+      </w:r>
+      <w:r>
+        <w:rPr>
+          <w:b/>
+        </w:rPr>
+        <w:t>Cambio de Turno</w:t>
+      </w:r>
+      <w:r>
+        <w:t xml:space="preserve"> no lo arregla. &lt;!-- fuente: static/js/cambio-turno/solicitar_cambio_descanso.js:1064-1067 (literales compartidos), :1294-1296 --&gt;</w:t>
       </w:r>
     </w:p>
     <w:p>
@@ -14048,10 +14311,12 @@
         <w:pStyle w:val="ListBullet"/>
       </w:pPr>
       <w:r>
-        <w:rPr>
-          <w:i/>
-        </w:rPr>
-        <w:t>"Ingresa un comentario."</w:t>
+        <w:t>*"En el día de pago tienes la misma jornada que el compañero: primero haz un Cambio de</w:t>
+      </w:r>
+    </w:p>
+    <w:p>
+      <w:r>
+        <w:t>Turno sencillo."*</w:t>
       </w:r>
     </w:p>
     <w:p>
@@ -14059,12 +14324,33 @@
         <w:pStyle w:val="ListBullet"/>
       </w:pPr>
       <w:r>
-        <w:t>Si el mes tiene 5 domingos: *"Uno trabajará 3 domingos y el otro 2. Confirmen ambos antes</w:t>
-      </w:r>
-    </w:p>
-    <w:p>
-      <w:r>
-        <w:t>de continuar."*</w:t>
+        <w:rPr>
+          <w:i/>
+        </w:rPr>
+        <w:t>"Elige qué media jornada trabajas tu día."</w:t>
+      </w:r>
+      <w:r>
+        <w:t xml:space="preserve"> (El aviso </w:t>
+      </w:r>
+      <w:r>
+        <w:rPr>
+          <w:i/>
+        </w:rPr>
+        <w:t>"Selecciona la doblada que tomas."</w:t>
+      </w:r>
+    </w:p>
+    <w:p>
+      <w:r>
+        <w:t xml:space="preserve">pertenece a </w:t>
+      </w:r>
+      <w:r>
+        <w:rPr>
+          <w:b/>
+        </w:rPr>
+        <w:t>Cambio de doblada</w:t>
+      </w:r>
+      <w:r>
+        <w:t xml:space="preserve"> y hoy no llegas a verlo: esa opción está deshabilitada.)</w:t>
       </w:r>
     </w:p>
     <w:p>
@@ -14072,12 +14358,21 @@
         <w:pStyle w:val="ListBullet"/>
       </w:pPr>
       <w:r>
-        <w:t>Si no hay descanso contrario esa semana: *"Esta semana no hay un descanso del grupo</w:t>
-      </w:r>
-    </w:p>
-    <w:p>
-      <w:r>
-        <w:t>contrario para intercambiar."*</w:t>
+        <w:t xml:space="preserve">La tarjeta ♻️ </w:t>
+      </w:r>
+      <w:r>
+        <w:rPr>
+          <w:b/>
+        </w:rPr>
+        <w:t>Cambio de doblada</w:t>
+      </w:r>
+      <w:r>
+        <w:t xml:space="preserve"> no responde al clic: no se marca ni abre campos.</w:t>
+      </w:r>
+    </w:p>
+    <w:p>
+      <w:r>
+        <w:t>&lt;!-- fuente: static/js/cambio-turno/solicitar_cambio_descanso.js:780-786 --&gt;</w:t>
       </w:r>
     </w:p>
     <w:p>
@@ -14085,39 +14380,10 @@
         <w:pStyle w:val="ListBullet"/>
       </w:pPr>
       <w:r>
-        <w:t>Si el mes no sirve: *"En este mes descansas todos los fines de semana o ya pasaron.</w:t>
-      </w:r>
-    </w:p>
-    <w:p>
-      <w:r>
-        <w:t>Prueba con otro mes."*</w:t>
-      </w:r>
-    </w:p>
-    <w:p>
-      <w:r>
-        <w:t>&lt;!-- fuente: static/js/cambio-turno/solicitar_cambio_descanso.js --&gt; &lt;!-- fuente: templates/solicitudes/solicitar_cambio_descanso.html:105 --&gt;</w:t>
-      </w:r>
-    </w:p>
-    <w:p>
-      <w:r>
-        <w:rPr>
-          <w:b/>
-        </w:rPr>
-        <w:t>10. Qué valida el sistema al enviar.</w:t>
-      </w:r>
-    </w:p>
-    <w:p>
-      <w:r>
-        <w:t xml:space="preserve">En modalidad </w:t>
-      </w:r>
-      <w:r>
-        <w:rPr>
-          <w:b/>
-        </w:rPr>
-        <w:t>Fin de semana</w:t>
-      </w:r>
-      <w:r>
-        <w:t>:</w:t>
+        <w:rPr>
+          <w:i/>
+        </w:rPr>
+        <w:t>"Ingresa un comentario."</w:t>
       </w:r>
     </w:p>
     <w:p>
@@ -14125,12 +14391,12 @@
         <w:pStyle w:val="ListBullet"/>
       </w:pPr>
       <w:r>
-        <w:t>Que el día que cambias y el de devolución sean fines de semana, distintos, futuros y del</w:t>
-      </w:r>
-    </w:p>
-    <w:p>
-      <w:r>
-        <w:t>mismo tipo de día (sábado por sábado, domingo por domingo), para mantener el balance de domingos del mes. &lt;!-- fuente: solicitudes/services/strategies/cambio_descanso_strategy.py --&gt;</w:t>
+        <w:t>Si el mes tiene 5 domingos: *"Uno trabajará 3 domingos y el otro 2. Confirmen ambos antes</w:t>
+      </w:r>
+    </w:p>
+    <w:p>
+      <w:r>
+        <w:t>de continuar."*</w:t>
       </w:r>
     </w:p>
     <w:p>
@@ -14138,12 +14404,12 @@
         <w:pStyle w:val="ListBullet"/>
       </w:pPr>
       <w:r>
-        <w:t>Que el compañero sea del grupo contrario y que ninguno de los dos trabaje ya el día que</w:t>
-      </w:r>
-    </w:p>
-    <w:p>
-      <w:r>
-        <w:t>va a recibir.</w:t>
+        <w:t>Si no hay descanso contrario esa semana: *"Esta semana no hay un descanso del grupo</w:t>
+      </w:r>
+    </w:p>
+    <w:p>
+      <w:r>
+        <w:t>contrario para intercambiar."*</w:t>
       </w:r>
     </w:p>
     <w:p>
@@ -14151,41 +14417,36 @@
         <w:pStyle w:val="ListBullet"/>
       </w:pPr>
       <w:r>
-        <w:t xml:space="preserve">Que ese día no tenga aplicado un cambio de </w:t>
-      </w:r>
+        <w:t>Si el mes no sirve: *"En este mes descansas todos los fines de semana o ya pasaron.</w:t>
+      </w:r>
+    </w:p>
+    <w:p>
+      <w:r>
+        <w:t>Prueba con otro mes."*</w:t>
+      </w:r>
+    </w:p>
+    <w:p>
+      <w:r>
+        <w:t>&lt;!-- fuente: static/js/cambio-turno/solicitar_cambio_descanso.js --&gt; &lt;!-- fuente: templates/solicitudes/solicitar_cambio_descanso.html:105 --&gt;</w:t>
+      </w:r>
+    </w:p>
+    <w:p>
       <w:r>
         <w:rPr>
           <w:b/>
         </w:rPr>
-        <w:t>otro tipo</w:t>
-      </w:r>
-      <w:r>
-        <w:t xml:space="preserve"> (doblada, cambio de día de fin</w:t>
-      </w:r>
-    </w:p>
-    <w:p>
-      <w:r>
-        <w:t xml:space="preserve">de semana, cambio de turno o sus versiones permanentes) ni haya un intercambio idéntico pendiente. Un intercambio de descanso anterior sobre ese día </w:t>
+        <w:t>10. Qué valida el sistema al enviar.</w:t>
+      </w:r>
+    </w:p>
+    <w:p>
+      <w:r>
+        <w:t xml:space="preserve">En modalidad </w:t>
       </w:r>
       <w:r>
         <w:rPr>
           <w:b/>
         </w:rPr>
-        <w:t>no</w:t>
-      </w:r>
-      <w:r>
-        <w:t xml:space="preserve"> lo bloquea. &lt;!-- fuente: solicitudes/services/cambio_descanso_aplicacion_service.py (dia_bloqueado_para_nuevo_cambio) --&gt;</w:t>
-      </w:r>
-    </w:p>
-    <w:p>
-      <w:r>
-        <w:t xml:space="preserve">En modalidad </w:t>
-      </w:r>
-      <w:r>
-        <w:rPr>
-          <w:b/>
-        </w:rPr>
-        <w:t>Entre semana</w:t>
+        <w:t>Fin de semana</w:t>
       </w:r>
       <w:r>
         <w:t>:</w:t>
@@ -14196,7 +14457,12 @@
         <w:pStyle w:val="ListBullet"/>
       </w:pPr>
       <w:r>
-        <w:t>Que ambos días sean de lunes a viernes, distintos y futuros.</w:t>
+        <w:t>Que el día que cambias y el de devolución sean fines de semana, distintos, futuros y del</w:t>
+      </w:r>
+    </w:p>
+    <w:p>
+      <w:r>
+        <w:t>mismo tipo de día (sábado por sábado, domingo por domingo), para mantener el balance de domingos del mes. &lt;!-- fuente: solicitudes/services/strategies/cambio_descanso_strategy.py --&gt;</w:t>
       </w:r>
     </w:p>
     <w:p>
@@ -14204,16 +14470,12 @@
         <w:pStyle w:val="ListBullet"/>
       </w:pPr>
       <w:r>
-        <w:t xml:space="preserve">Que el descanso del compañero sea de la </w:t>
-      </w:r>
-      <w:r>
-        <w:rPr>
-          <w:b/>
-        </w:rPr>
-        <w:t>misma semana</w:t>
-      </w:r>
-      <w:r>
-        <w:t xml:space="preserve"> que el tuyo.</w:t>
+        <w:t>Que el compañero sea del grupo contrario y que ninguno de los dos trabaje ya el día que</w:t>
+      </w:r>
+    </w:p>
+    <w:p>
+      <w:r>
+        <w:t>va a recibir.</w:t>
       </w:r>
     </w:p>
     <w:p>
@@ -14221,7 +14483,44 @@
         <w:pStyle w:val="ListBullet"/>
       </w:pPr>
       <w:r>
-        <w:t>Que esa semana tenga descansos de temporada configurados.</w:t>
+        <w:t xml:space="preserve">Que ese día no tenga aplicado un cambio de </w:t>
+      </w:r>
+      <w:r>
+        <w:rPr>
+          <w:b/>
+        </w:rPr>
+        <w:t>otro tipo</w:t>
+      </w:r>
+      <w:r>
+        <w:t xml:space="preserve"> (doblada, cambio de día de fin</w:t>
+      </w:r>
+    </w:p>
+    <w:p>
+      <w:r>
+        <w:t xml:space="preserve">de semana, cambio de turno o sus versiones permanentes) ni haya un intercambio idéntico pendiente. Un intercambio de descanso anterior sobre ese día </w:t>
+      </w:r>
+      <w:r>
+        <w:rPr>
+          <w:b/>
+        </w:rPr>
+        <w:t>no</w:t>
+      </w:r>
+      <w:r>
+        <w:t xml:space="preserve"> lo bloquea. &lt;!-- fuente: solicitudes/services/cambio_descanso_aplicacion_service.py (dia_bloqueado_para_nuevo_cambio) --&gt;</w:t>
+      </w:r>
+    </w:p>
+    <w:p>
+      <w:r>
+        <w:t xml:space="preserve">En modalidad </w:t>
+      </w:r>
+      <w:r>
+        <w:rPr>
+          <w:b/>
+        </w:rPr>
+        <w:t>Entre semana</w:t>
+      </w:r>
+      <w:r>
+        <w:t>:</w:t>
       </w:r>
     </w:p>
     <w:p>
@@ -14229,7 +14528,7 @@
         <w:pStyle w:val="ListBullet"/>
       </w:pPr>
       <w:r>
-        <w:t>Que la compensación sea en la misma semana.</w:t>
+        <w:t>Que ambos días sean de lunes a viernes, distintos y futuros.</w:t>
       </w:r>
     </w:p>
     <w:p>
@@ -14237,12 +14536,107 @@
         <w:pStyle w:val="ListBullet"/>
       </w:pPr>
       <w:r>
+        <w:t xml:space="preserve">Que el descanso del compañero sea de la </w:t>
+      </w:r>
+      <w:r>
+        <w:rPr>
+          <w:b/>
+        </w:rPr>
+        <w:t>misma semana</w:t>
+      </w:r>
+      <w:r>
+        <w:t xml:space="preserve"> que el tuyo.</w:t>
+      </w:r>
+    </w:p>
+    <w:p>
+      <w:pPr>
+        <w:pStyle w:val="ListBullet"/>
+      </w:pPr>
+      <w:r>
+        <w:t>Que esa semana tenga descansos de temporada configurados.</w:t>
+      </w:r>
+    </w:p>
+    <w:p>
+      <w:pPr>
+        <w:pStyle w:val="ListBullet"/>
+      </w:pPr>
+      <w:r>
+        <w:t>Que la compensación sea en la misma semana.</w:t>
+      </w:r>
+    </w:p>
+    <w:p>
+      <w:pPr>
+        <w:pStyle w:val="ListBullet"/>
+      </w:pPr>
+      <w:r>
         <w:t>Que el compañero sea del grupo contrario y que ambos tengáis realmente ese descanso</w:t>
       </w:r>
     </w:p>
     <w:p>
       <w:r>
         <w:t>asignado.</w:t>
+      </w:r>
+    </w:p>
+    <w:p>
+      <w:pPr>
+        <w:pStyle w:val="ListBullet"/>
+      </w:pPr>
+      <w:r>
+        <w:t xml:space="preserve">Que la opción elegida esté disponible. </w:t>
+      </w:r>
+      <w:r>
+        <w:rPr>
+          <w:b/>
+        </w:rPr>
+        <w:t>Cambio de doblada</w:t>
+      </w:r>
+      <w:r>
+        <w:t xml:space="preserve"> está deshabilitada: si la</w:t>
+      </w:r>
+    </w:p>
+    <w:p>
+      <w:r>
+        <w:t xml:space="preserve">solicitud llega igualmente, se rechaza con </w:t>
+      </w:r>
+      <w:r>
+        <w:rPr>
+          <w:i/>
+        </w:rPr>
+        <w:t>"«Cambio de doblada de la semana» está deshabilitado por ahora. Elige otra de las opciones de esa semana."</w:t>
+      </w:r>
+      <w:r>
+        <w:t>. La misma comprobación se repite al aprobar, así que una solicitud de esa opción enviada antes de que se apagara tampoco se puede aprobar: el compañero o el supervisor ven ese mismo texto y deben rechazarla. &lt;!-- fuente: solicitudes/services/strategies/cambio_descanso_strategy.py:53,248-256; solicitudes/tests/test_cambio_doblada_deshabilitado.py --&gt;</w:t>
+      </w:r>
+    </w:p>
+    <w:p>
+      <w:pPr>
+        <w:pStyle w:val="ListBullet"/>
+      </w:pPr>
+      <w:r>
+        <w:t xml:space="preserve">En </w:t>
+      </w:r>
+      <w:r>
+        <w:rPr>
+          <w:b/>
+        </w:rPr>
+        <w:t>Que me cubran mi día</w:t>
+      </w:r>
+      <w:r>
+        <w:t xml:space="preserve"> con </w:t>
+      </w:r>
+      <w:r>
+        <w:rPr>
+          <w:b/>
+        </w:rPr>
+        <w:t>Día completo (2 compañeros)</w:t>
+      </w:r>
+      <w:r>
+        <w:t>, que el día de pago sea un</w:t>
+      </w:r>
+    </w:p>
+    <w:p>
+      <w:r>
+        <w:t>día en el que estés libre. Se comprueba antes de crear nada, así que no queda ninguna de las dos solicitudes a medias. &lt;!-- fuente: solicitudes/services/solicitud_orchestrator.py:201-235,294-296 --&gt;</w:t>
       </w:r>
     </w:p>
     <w:p>
@@ -15602,6 +15996,196 @@
                 <w:sz w:val="20"/>
               </w:rPr>
               <w:t>Corrige y vuelve a enviar; no quedó nada a medias</w:t>
+            </w:r>
+          </w:p>
+        </w:tc>
+      </w:tr>
+      <w:tr>
+        <w:tc>
+          <w:tcPr>
+            <w:tcW w:type="dxa" w:w="2880"/>
+          </w:tcPr>
+          <w:p>
+            <w:r>
+              <w:rPr>
+                <w:sz w:val="20"/>
+              </w:rPr>
+            </w:r>
+            <w:r>
+              <w:rPr>
+                <w:sz w:val="20"/>
+              </w:rPr>
+              <w:t>"Para el día completo el día de pago debe estar LIBRE. Ese día le devuelves media jornada a cada compañero (AM a uno y PM al otro), o sea que trabajas AM+PM. El dd/mm/aaaa ya trabajas AM, así que solo podrías pagarle a uno. Un Cambio de Turno no lo arregla: te dejaría chocando con el otro. Elige un día de esa semana en el que estés libre, o pide que te cubran solo la AM o solo la PM."</w:t>
+            </w:r>
+          </w:p>
+        </w:tc>
+        <w:tc>
+          <w:tcPr>
+            <w:tcW w:type="dxa" w:w="2880"/>
+          </w:tcPr>
+          <w:p>
+            <w:r>
+              <w:rPr>
+                <w:sz w:val="20"/>
+              </w:rPr>
+            </w:r>
+            <w:r>
+              <w:rPr>
+                <w:sz w:val="20"/>
+              </w:rPr>
+              <w:t xml:space="preserve">Con dos compañeros pagas </w:t>
+            </w:r>
+            <w:r>
+              <w:rPr>
+                <w:b/>
+                <w:sz w:val="20"/>
+              </w:rPr>
+              <w:t>dos</w:t>
+            </w:r>
+            <w:r>
+              <w:rPr>
+                <w:sz w:val="20"/>
+              </w:rPr>
+              <w:t xml:space="preserve"> medias jornadas ese día, así que acabarías en AM+PM; ya trabajabas media. En lugar de AM ves lo que trabajas de verdad ese día: </w:t>
+            </w:r>
+            <w:r>
+              <w:rPr>
+                <w:b/>
+                <w:sz w:val="20"/>
+              </w:rPr>
+              <w:t>AM</w:t>
+            </w:r>
+            <w:r>
+              <w:rPr>
+                <w:sz w:val="20"/>
+              </w:rPr>
+              <w:t xml:space="preserve">, </w:t>
+            </w:r>
+            <w:r>
+              <w:rPr>
+                <w:b/>
+                <w:sz w:val="20"/>
+              </w:rPr>
+              <w:t>PM</w:t>
+            </w:r>
+            <w:r>
+              <w:rPr>
+                <w:sz w:val="20"/>
+              </w:rPr>
+              <w:t xml:space="preserve"> o </w:t>
+            </w:r>
+            <w:r>
+              <w:rPr>
+                <w:b/>
+                <w:sz w:val="20"/>
+              </w:rPr>
+              <w:t>AM+PM (doblada)</w:t>
+            </w:r>
+            <w:r>
+              <w:rPr>
+                <w:sz w:val="20"/>
+              </w:rPr>
+              <w:t>. Es el mismo texto del recuadro rojo del formulario (punto 9)</w:t>
+            </w:r>
+          </w:p>
+        </w:tc>
+        <w:tc>
+          <w:tcPr>
+            <w:tcW w:type="dxa" w:w="2880"/>
+          </w:tcPr>
+          <w:p>
+            <w:r>
+              <w:rPr>
+                <w:sz w:val="20"/>
+              </w:rPr>
+            </w:r>
+            <w:r>
+              <w:rPr>
+                <w:sz w:val="20"/>
+              </w:rPr>
+              <w:t xml:space="preserve">Elige un día libre de esa semana, o pide solo AM o solo PM. Un Cambio de Turno </w:t>
+            </w:r>
+            <w:r>
+              <w:rPr>
+                <w:b/>
+                <w:sz w:val="20"/>
+              </w:rPr>
+              <w:t>no</w:t>
+            </w:r>
+            <w:r>
+              <w:rPr>
+                <w:sz w:val="20"/>
+              </w:rPr>
+              <w:t xml:space="preserve"> lo arregla: movería el choque al otro compañero &lt;!-- fuente: solicitudes/services/solicitud_orchestrator.py:201-235 --&gt;</w:t>
+            </w:r>
+          </w:p>
+        </w:tc>
+      </w:tr>
+      <w:tr>
+        <w:tc>
+          <w:tcPr>
+            <w:tcW w:type="dxa" w:w="2880"/>
+          </w:tcPr>
+          <w:p>
+            <w:r>
+              <w:rPr>
+                <w:sz w:val="20"/>
+              </w:rPr>
+            </w:r>
+            <w:r>
+              <w:rPr>
+                <w:sz w:val="20"/>
+              </w:rPr>
+              <w:t>"«Cambio de doblada de la semana» está deshabilitado por ahora. Elige otra de las opciones de esa semana."</w:t>
+            </w:r>
+          </w:p>
+        </w:tc>
+        <w:tc>
+          <w:tcPr>
+            <w:tcW w:type="dxa" w:w="2880"/>
+          </w:tcPr>
+          <w:p>
+            <w:r>
+              <w:rPr>
+                <w:sz w:val="20"/>
+              </w:rPr>
+            </w:r>
+            <w:r>
+              <w:rPr>
+                <w:sz w:val="20"/>
+              </w:rPr>
+              <w:t xml:space="preserve">La opción ♻️ </w:t>
+            </w:r>
+            <w:r>
+              <w:rPr>
+                <w:b/>
+                <w:sz w:val="20"/>
+              </w:rPr>
+              <w:t>Cambio de doblada</w:t>
+            </w:r>
+            <w:r>
+              <w:rPr>
+                <w:sz w:val="20"/>
+              </w:rPr>
+              <w:t xml:space="preserve"> no está disponible. Sale si la solicitud se envía de todos modos, y también al intentar aprobar una enviada antes de que se apagara</w:t>
+            </w:r>
+          </w:p>
+        </w:tc>
+        <w:tc>
+          <w:tcPr>
+            <w:tcW w:type="dxa" w:w="2880"/>
+          </w:tcPr>
+          <w:p>
+            <w:r>
+              <w:rPr>
+                <w:sz w:val="20"/>
+              </w:rPr>
+            </w:r>
+            <w:r>
+              <w:rPr>
+                <w:sz w:val="20"/>
+              </w:rPr>
+              <w:t>Elige otra de las cuatro opciones de esa semana. Si la solicitud ya existe y está pendiente, hay que rechazarla &lt;!-- fuente: solicitudes/services/strategies/cambio_descanso_strategy.py:248-256 --&gt;</w:t>
             </w:r>
           </w:p>
         </w:tc>
@@ -20862,7 +21446,27 @@
         <w:pStyle w:val="ListBullet"/>
       </w:pPr>
       <w:r>
-        <w:t>Que el compañero no tenga ya otra doblada permanente en esas fechas.</w:t>
+        <w:t xml:space="preserve">Que el compañero no tenga ya otra doblada permanente sobre esas fechas, esté </w:t>
+      </w:r>
+      <w:r>
+        <w:rPr>
+          <w:b/>
+        </w:rPr>
+        <w:t>aprobada</w:t>
+      </w:r>
+    </w:p>
+    <w:p>
+      <w:r>
+        <w:t xml:space="preserve">o solo </w:t>
+      </w:r>
+      <w:r>
+        <w:rPr>
+          <w:b/>
+        </w:rPr>
+        <w:t>pendiente</w:t>
+      </w:r>
+      <w:r>
+        <w:t>. Una solicitud pendiente reserva las fechas desde que se envía: hasta que se apruebe o se cancele, esas fechas no se pueden comprometer otra vez. El aviso te dice en cuál de las dos situaciones estás y qué hacer en cada caso (punto 14). &lt;!-- fuente: solicitudes/services/strategies/doblada_permanente_strategy.py:264-293 --&gt;</w:t>
       </w:r>
     </w:p>
     <w:p>
@@ -21845,43 +22449,207 @@
               <w:rPr>
                 <w:sz w:val="20"/>
               </w:rPr>
-              <w:t>"… ya tiene una doblada permanente en esas fechas. Elige otras fechas u otro compañero."</w:t>
-            </w:r>
-          </w:p>
-        </w:tc>
-        <w:tc>
-          <w:tcPr>
-            <w:tcW w:type="dxa" w:w="2880"/>
-          </w:tcPr>
-          <w:p>
-            <w:r>
-              <w:rPr>
-                <w:sz w:val="20"/>
-              </w:rPr>
-            </w:r>
-            <w:r>
-              <w:rPr>
-                <w:sz w:val="20"/>
-              </w:rPr>
-              <w:t>Solapamiento</w:t>
-            </w:r>
-          </w:p>
-        </w:tc>
-        <w:tc>
-          <w:tcPr>
-            <w:tcW w:type="dxa" w:w="2880"/>
-          </w:tcPr>
-          <w:p>
-            <w:r>
-              <w:rPr>
-                <w:sz w:val="20"/>
-              </w:rPr>
-            </w:r>
-            <w:r>
-              <w:rPr>
-                <w:sz w:val="20"/>
-              </w:rPr>
-              <w:t>Ajusta</w:t>
+              <w:t>"NOMBRE APELLIDO ya tiene una doblada permanente aprobada en esas fechas (dd/mm/aaaa). Elige otras fechas u otro compañero."</w:t>
+            </w:r>
+          </w:p>
+        </w:tc>
+        <w:tc>
+          <w:tcPr>
+            <w:tcW w:type="dxa" w:w="2880"/>
+          </w:tcPr>
+          <w:p>
+            <w:r>
+              <w:rPr>
+                <w:sz w:val="20"/>
+              </w:rPr>
+            </w:r>
+            <w:r>
+              <w:rPr>
+                <w:sz w:val="20"/>
+              </w:rPr>
+              <w:t xml:space="preserve">El compañero ya tiene un acuerdo </w:t>
+            </w:r>
+            <w:r>
+              <w:rPr>
+                <w:b/>
+                <w:sz w:val="20"/>
+              </w:rPr>
+              <w:t>en firme</w:t>
+            </w:r>
+            <w:r>
+              <w:rPr>
+                <w:sz w:val="20"/>
+              </w:rPr>
+              <w:t xml:space="preserve"> sobre esas fechas; entre paréntesis salen las que chocan</w:t>
+            </w:r>
+          </w:p>
+        </w:tc>
+        <w:tc>
+          <w:tcPr>
+            <w:tcW w:type="dxa" w:w="2880"/>
+          </w:tcPr>
+          <w:p>
+            <w:r>
+              <w:rPr>
+                <w:sz w:val="20"/>
+              </w:rPr>
+            </w:r>
+            <w:r>
+              <w:rPr>
+                <w:sz w:val="20"/>
+              </w:rPr>
+              <w:t>Cambia esas fechas o elige a otra persona &lt;!-- fuente: solicitudes/services/strategies/doblada_permanente_strategy.py:290-293 --&gt;</w:t>
+            </w:r>
+          </w:p>
+        </w:tc>
+      </w:tr>
+      <w:tr>
+        <w:tc>
+          <w:tcPr>
+            <w:tcW w:type="dxa" w:w="2880"/>
+          </w:tcPr>
+          <w:p>
+            <w:r>
+              <w:rPr>
+                <w:sz w:val="20"/>
+              </w:rPr>
+            </w:r>
+            <w:r>
+              <w:rPr>
+                <w:sz w:val="20"/>
+              </w:rPr>
+              <w:t>"NOMBRE APELLIDO tiene una solicitud de doblada permanente PENDIENTE de aprobación que ya compromete esas fechas (dd/mm/aaaa). Espera a que se apruebe o se cancele, o elige otras fechas u otro compañero."</w:t>
+            </w:r>
+          </w:p>
+        </w:tc>
+        <w:tc>
+          <w:tcPr>
+            <w:tcW w:type="dxa" w:w="2880"/>
+          </w:tcPr>
+          <w:p>
+            <w:r>
+              <w:rPr>
+                <w:sz w:val="20"/>
+              </w:rPr>
+            </w:r>
+            <w:r>
+              <w:rPr>
+                <w:sz w:val="20"/>
+              </w:rPr>
+              <w:t xml:space="preserve">El acuerdo del compañero es con </w:t>
+            </w:r>
+            <w:r>
+              <w:rPr>
+                <w:b/>
+                <w:sz w:val="20"/>
+              </w:rPr>
+              <w:t>otra persona</w:t>
+            </w:r>
+            <w:r>
+              <w:rPr>
+                <w:sz w:val="20"/>
+              </w:rPr>
+              <w:t xml:space="preserve"> y todavía no está aprobado, pero esas fechas ya están reservadas</w:t>
+            </w:r>
+          </w:p>
+        </w:tc>
+        <w:tc>
+          <w:tcPr>
+            <w:tcW w:type="dxa" w:w="2880"/>
+          </w:tcPr>
+          <w:p>
+            <w:r>
+              <w:rPr>
+                <w:sz w:val="20"/>
+              </w:rPr>
+            </w:r>
+            <w:r>
+              <w:rPr>
+                <w:sz w:val="20"/>
+              </w:rPr>
+              <w:t>Espera a que se resuelva, o cambia las fechas o el compañero &lt;!-- fuente: solicitudes/services/strategies/doblada_permanente_strategy.py:285-289 --&gt;</w:t>
+            </w:r>
+          </w:p>
+        </w:tc>
+      </w:tr>
+      <w:tr>
+        <w:tc>
+          <w:tcPr>
+            <w:tcW w:type="dxa" w:w="2880"/>
+          </w:tcPr>
+          <w:p>
+            <w:r>
+              <w:rPr>
+                <w:sz w:val="20"/>
+              </w:rPr>
+            </w:r>
+            <w:r>
+              <w:rPr>
+                <w:sz w:val="20"/>
+              </w:rPr>
+              <w:t>"Ya enviaste una doblada permanente a NOMBRE APELLIDO que compromete esas fechas (dd/mm/aaaa) y sigue PENDIENTE de aprobación. Espera a que se apruebe o se cancele, o elige otras fechas."</w:t>
+            </w:r>
+          </w:p>
+        </w:tc>
+        <w:tc>
+          <w:tcPr>
+            <w:tcW w:type="dxa" w:w="2880"/>
+          </w:tcPr>
+          <w:p>
+            <w:r>
+              <w:rPr>
+                <w:sz w:val="20"/>
+              </w:rPr>
+            </w:r>
+            <w:r>
+              <w:rPr>
+                <w:sz w:val="20"/>
+              </w:rPr>
+              <w:t xml:space="preserve">La solicitud que bloquea es </w:t>
+            </w:r>
+            <w:r>
+              <w:rPr>
+                <w:b/>
+                <w:sz w:val="20"/>
+              </w:rPr>
+              <w:t>tuya</w:t>
+            </w:r>
+            <w:r>
+              <w:rPr>
+                <w:sz w:val="20"/>
+              </w:rPr>
+              <w:t>, y con ese mismo compañero</w:t>
+            </w:r>
+          </w:p>
+        </w:tc>
+        <w:tc>
+          <w:tcPr>
+            <w:tcW w:type="dxa" w:w="2880"/>
+          </w:tcPr>
+          <w:p>
+            <w:r>
+              <w:rPr>
+                <w:sz w:val="20"/>
+              </w:rPr>
+            </w:r>
+            <w:r>
+              <w:rPr>
+                <w:sz w:val="20"/>
+              </w:rPr>
+              <w:t xml:space="preserve">Espera su respuesta, o retírala desde </w:t>
+            </w:r>
+            <w:r>
+              <w:rPr>
+                <w:b/>
+                <w:sz w:val="20"/>
+              </w:rPr>
+              <w:t>Mis Solicitudes</w:t>
+            </w:r>
+            <w:r>
+              <w:rPr>
+                <w:sz w:val="20"/>
+              </w:rPr>
+              <w:t xml:space="preserve"> y vuelve a enviarla con otras fechas. Cambiar de compañero no hace falta &lt;!-- fuente: solicitudes/services/strategies/doblada_permanente_strategy.py:278-284 --&gt;</w:t>
             </w:r>
           </w:p>
         </w:tc>
@@ -22059,6 +22827,40 @@
     <w:p>
       <w:r>
         <w:t>&lt;!-- fuente: solicitudes/services/strategies/doblada_permanente_strategy.py; solicitud_orchestrator.py --&gt;</w:t>
+      </w:r>
+    </w:p>
+    <w:p>
+      <w:r>
+        <w:rPr>
+          <w:b/>
+        </w:rPr>
+        <w:t>Sobre los tres avisos de fechas ya comprometidas.</w:t>
+      </w:r>
+      <w:r>
+        <w:t xml:space="preserve"> Los tres significan lo mismo —esas fechas no están libres— y el bloqueo es idéntico: una doblada permanente </w:t>
+      </w:r>
+      <w:r>
+        <w:rPr>
+          <w:b/>
+        </w:rPr>
+        <w:t>pendiente</w:t>
+      </w:r>
+      <w:r>
+        <w:t xml:space="preserve"> reserva sus fechas desde que se envía, igual que una aprobada, y las mantiene reservadas hasta que se apruebe o se cancele. Lo que cambia es a quién le toca mover ficha.</w:t>
+      </w:r>
+    </w:p>
+    <w:p>
+      <w:r>
+        <w:t xml:space="preserve">Si el acuerdo está aprobado, no hay nada que esperar: cambia las fechas o el compañero. Si solo está pendiente, tienes dos caminos: esperar a que se resuelva o buscar otras fechas. Y si la pendiente es la que tú mismo enviaste a esa persona, cambiar de compañero no sirve de nada; lo que hay que mover son las fechas, o retirar tu propia solicitud desde </w:t>
+      </w:r>
+      <w:r>
+        <w:rPr>
+          <w:b/>
+        </w:rPr>
+        <w:t>Mis Solicitudes</w:t>
+      </w:r>
+      <w:r>
+        <w:t>. &lt;!-- fuente: solicitudes/services/strategies/doblada_permanente_strategy.py:264-293 --&gt;</w:t>
       </w:r>
     </w:p>
     <w:p>
@@ -25240,9 +26042,16 @@
             </w:r>
             <w:r>
               <w:rPr>
-                <w:sz w:val="20"/>
-              </w:rPr>
-              <w:t>Tomas la doblada que él ya tenía y él toma tu día. Sin deuda</w:t>
+                <w:b/>
+                <w:sz w:val="20"/>
+              </w:rPr>
+              <w:t>No disponible por ahora</w:t>
+            </w:r>
+            <w:r>
+              <w:rPr>
+                <w:sz w:val="20"/>
+              </w:rPr>
+              <w:t>: la tarjeta sale atenuada y no se puede elegir. Cuando esté activa, tomas la doblada que él ya tenía y él toma tu día. Sin deuda</w:t>
             </w:r>
           </w:p>
         </w:tc>
@@ -25426,7 +26235,7 @@
               <w:rPr>
                 <w:sz w:val="20"/>
               </w:rPr>
-              <w:t>Dos solicitudes en un solo envío, todo o nada</w:t>
+              <w:t>Dos solicitudes en un solo envío, todo o nada. El día de pago debe estar libre: ahí le devuelves media jornada a cada uno</w:t>
             </w:r>
           </w:p>
         </w:tc>
@@ -37587,6 +38396,175 @@
           </w:p>
         </w:tc>
       </w:tr>
+      <w:tr>
+        <w:tc>
+          <w:tcPr>
+            <w:tcW w:type="dxa" w:w="4320"/>
+          </w:tcPr>
+          <w:p>
+            <w:r>
+              <w:rPr>
+                <w:sz w:val="20"/>
+              </w:rPr>
+            </w:r>
+            <w:r>
+              <w:rPr>
+                <w:b/>
+                <w:sz w:val="20"/>
+              </w:rPr>
+              <w:t>En Doblada Permanente, el aviso de fechas ocupadas dice si el otro acuerdo está aprobado o solo pendiente</w:t>
+            </w:r>
+          </w:p>
+        </w:tc>
+        <w:tc>
+          <w:tcPr>
+            <w:tcW w:type="dxa" w:w="4320"/>
+          </w:tcPr>
+          <w:p>
+            <w:r>
+              <w:rPr>
+                <w:sz w:val="20"/>
+              </w:rPr>
+            </w:r>
+            <w:r>
+              <w:rPr>
+                <w:sz w:val="20"/>
+              </w:rPr>
+              <w:t>Antes salía siempre el mismo texto —"ya tiene una doblada permanente en esas fechas"— aunque el acuerdo del compañero estuviera todavía esperando aprobación, y eso hacía pensar que ya estaba en firme. Ahora hay tres avisos: acuerdo aprobado, solicitud pendiente de otra pareja, y solicitud pendiente que enviaste tú mismo a esa persona; cada uno indica qué hacer. La regla no cambió: una solicitud pendiente sigue reservando esas fechas hasta que se apruebe o se cancele. Ver el apartado 4.5 &lt;!-- fuente: solicitudes/services/strategies/doblada_permanente_strategy.py:264-293 --&gt;</w:t>
+            </w:r>
+          </w:p>
+        </w:tc>
+      </w:tr>
+      <w:tr>
+        <w:tc>
+          <w:tcPr>
+            <w:tcW w:type="dxa" w:w="4320"/>
+          </w:tcPr>
+          <w:p>
+            <w:r>
+              <w:rPr>
+                <w:sz w:val="20"/>
+              </w:rPr>
+            </w:r>
+            <w:r>
+              <w:rPr>
+                <w:b/>
+                <w:sz w:val="20"/>
+              </w:rPr>
+              <w:t>En Cambio de Día de Descanso, la opción "Cambio de doblada" está deshabilitada</w:t>
+            </w:r>
+          </w:p>
+        </w:tc>
+        <w:tc>
+          <w:tcPr>
+            <w:tcW w:type="dxa" w:w="4320"/>
+          </w:tcPr>
+          <w:p>
+            <w:r>
+              <w:rPr>
+                <w:sz w:val="20"/>
+              </w:rPr>
+            </w:r>
+            <w:r>
+              <w:rPr>
+                <w:sz w:val="20"/>
+              </w:rPr>
+              <w:t xml:space="preserve">La tarjeta ♻️ </w:t>
+            </w:r>
+            <w:r>
+              <w:rPr>
+                <w:b/>
+                <w:sz w:val="20"/>
+              </w:rPr>
+              <w:t>Cambio de doblada</w:t>
+            </w:r>
+            <w:r>
+              <w:rPr>
+                <w:sz w:val="20"/>
+              </w:rPr>
+              <w:t xml:space="preserve"> de la modalidad </w:t>
+            </w:r>
+            <w:r>
+              <w:rPr>
+                <w:b/>
+                <w:sz w:val="20"/>
+              </w:rPr>
+              <w:t>Entre semana</w:t>
+            </w:r>
+            <w:r>
+              <w:rPr>
+                <w:sz w:val="20"/>
+              </w:rPr>
+              <w:t xml:space="preserve"> sigue a la vista con su descripción, pero atenuada y con la nota </w:t>
+            </w:r>
+            <w:r>
+              <w:rPr>
+                <w:i/>
+                <w:sz w:val="20"/>
+              </w:rPr>
+              <w:t>No disponible por ahora</w:t>
+            </w:r>
+            <w:r>
+              <w:rPr>
+                <w:sz w:val="20"/>
+              </w:rPr>
+              <w:t>: no se puede seleccionar. Es una pausa, no una retirada. Las otras cuatro opciones de la semana funcionan igual que antes. Ver el apartado 4.3 &lt;!-- fuente: templates/solicitudes/solicitar_cambio_descanso.html:128-133; solicitudes/services/strategies/cambio_descanso_strategy.py:53,248-256 --&gt;</w:t>
+            </w:r>
+          </w:p>
+        </w:tc>
+      </w:tr>
+      <w:tr>
+        <w:tc>
+          <w:tcPr>
+            <w:tcW w:type="dxa" w:w="4320"/>
+          </w:tcPr>
+          <w:p>
+            <w:r>
+              <w:rPr>
+                <w:sz w:val="20"/>
+              </w:rPr>
+            </w:r>
+            <w:r>
+              <w:rPr>
+                <w:b/>
+                <w:sz w:val="20"/>
+              </w:rPr>
+              <w:t>La cobertura de día completo con dos compañeros exige pagar en un día libre</w:t>
+            </w:r>
+          </w:p>
+        </w:tc>
+        <w:tc>
+          <w:tcPr>
+            <w:tcW w:type="dxa" w:w="4320"/>
+          </w:tcPr>
+          <w:p>
+            <w:r>
+              <w:rPr>
+                <w:sz w:val="20"/>
+              </w:rPr>
+            </w:r>
+            <w:r>
+              <w:rPr>
+                <w:sz w:val="20"/>
+              </w:rPr>
+              <w:t xml:space="preserve">Ese día devuelves media jornada a cada uno (la AM a uno y la PM al otro), o sea que acabas trabajando el día entero. Si ya trabajabas media jornada, el envío se detiene antes de crear nada y el aviso explica el motivo: solo alcanzarías para pagarle a uno. Un </w:t>
+            </w:r>
+            <w:r>
+              <w:rPr>
+                <w:b/>
+                <w:sz w:val="20"/>
+              </w:rPr>
+              <w:t>Cambio de Turno</w:t>
+            </w:r>
+            <w:r>
+              <w:rPr>
+                <w:sz w:val="20"/>
+              </w:rPr>
+              <w:t xml:space="preserve"> no lo resuelve, porque traslada el choque al otro compañero. Esta regla se anuncia en tres momentos —el recuadro rojo bajo el día de pago, la lista de datos que faltan al enviar y la respuesta del sistema— y los tres la cuentan ahora con las mismas palabras. Antes cada uno la contaba a su manera y parecían reglas distintas. Lo único que cambia entre ellos es cuánto detalle repiten: el recuadro añade qué jornada trabajas ese día y te nombra tu día libre. Ver el apartado 4.3 &lt;!-- fuente: solicitudes/services/solicitud_orchestrator.py:201-235,294-296; static/js/cambio-turno/solicitar_cambio_descanso.js:1064-1067,1090-1095,1294-1296 --&gt;</w:t>
+            </w:r>
+          </w:p>
+        </w:tc>
+      </w:tr>
     </w:tbl>
     <w:p/>
     <w:p>
@@ -39303,6 +40281,151 @@
                 <w:sz w:val="20"/>
               </w:rPr>
               <w:t>Es posible en teoría, porque el corte solo detiene la espera y no cancela nada en el servidor; no se pudo reproducir para confirmar qué avisos llegan en ese caso</w:t>
+            </w:r>
+          </w:p>
+        </w:tc>
+      </w:tr>
+      <w:tr>
+        <w:tc>
+          <w:tcPr>
+            <w:tcW w:type="dxa" w:w="2880"/>
+          </w:tcPr>
+          <w:p>
+            <w:r>
+              <w:rPr>
+                <w:sz w:val="20"/>
+              </w:rPr>
+            </w:r>
+            <w:r>
+              <w:rPr>
+                <w:sz w:val="20"/>
+              </w:rPr>
+              <w:t xml:space="preserve">Hasta cuándo estará deshabilitada la opción ♻️ </w:t>
+            </w:r>
+            <w:r>
+              <w:rPr>
+                <w:b/>
+                <w:sz w:val="20"/>
+              </w:rPr>
+              <w:t>Cambio de doblada</w:t>
+            </w:r>
+            <w:r>
+              <w:rPr>
+                <w:sz w:val="20"/>
+              </w:rPr>
+              <w:t xml:space="preserve"> del cambio de descanso entre semana</w:t>
+            </w:r>
+          </w:p>
+        </w:tc>
+        <w:tc>
+          <w:tcPr>
+            <w:tcW w:type="dxa" w:w="2880"/>
+          </w:tcPr>
+          <w:p>
+            <w:r>
+              <w:rPr>
+                <w:sz w:val="20"/>
+              </w:rPr>
+            </w:r>
+            <w:r>
+              <w:rPr>
+                <w:sz w:val="20"/>
+              </w:rPr>
+              <w:t>Formulario, pantalla de envío y comprobación del servidor</w:t>
+            </w:r>
+          </w:p>
+        </w:tc>
+        <w:tc>
+          <w:tcPr>
+            <w:tcW w:type="dxa" w:w="2880"/>
+          </w:tcPr>
+          <w:p>
+            <w:r>
+              <w:rPr>
+                <w:sz w:val="20"/>
+              </w:rPr>
+            </w:r>
+            <w:r>
+              <w:rPr>
+                <w:sz w:val="20"/>
+              </w:rPr>
+              <w:t>El apagado está hecho para poder revertirse, pero no hay ninguna fecha ni condición escrita para reactivarlo: es una decisión que se toma fuera de la aplicación</w:t>
+            </w:r>
+          </w:p>
+        </w:tc>
+      </w:tr>
+      <w:tr>
+        <w:tc>
+          <w:tcPr>
+            <w:tcW w:type="dxa" w:w="2880"/>
+          </w:tcPr>
+          <w:p>
+            <w:r>
+              <w:rPr>
+                <w:sz w:val="20"/>
+              </w:rPr>
+            </w:r>
+            <w:r>
+              <w:rPr>
+                <w:sz w:val="20"/>
+              </w:rPr>
+              <w:t xml:space="preserve">Qué ve un explorador cuya solicitud de </w:t>
+            </w:r>
+            <w:r>
+              <w:rPr>
+                <w:b/>
+                <w:sz w:val="20"/>
+              </w:rPr>
+              <w:t>Cambio de doblada</w:t>
+            </w:r>
+            <w:r>
+              <w:rPr>
+                <w:sz w:val="20"/>
+              </w:rPr>
+              <w:t xml:space="preserve"> quedó pendiente antes de que se deshabilitara la opción</w:t>
+            </w:r>
+          </w:p>
+        </w:tc>
+        <w:tc>
+          <w:tcPr>
+            <w:tcW w:type="dxa" w:w="2880"/>
+          </w:tcPr>
+          <w:p>
+            <w:r>
+              <w:rPr>
+                <w:sz w:val="20"/>
+              </w:rPr>
+            </w:r>
+            <w:r>
+              <w:rPr>
+                <w:sz w:val="20"/>
+              </w:rPr>
+              <w:t>Comprobación del servidor y pantalla de solicitudes pendientes</w:t>
+            </w:r>
+          </w:p>
+        </w:tc>
+        <w:tc>
+          <w:tcPr>
+            <w:tcW w:type="dxa" w:w="2880"/>
+          </w:tcPr>
+          <w:p>
+            <w:r>
+              <w:rPr>
+                <w:sz w:val="20"/>
+              </w:rPr>
+            </w:r>
+            <w:r>
+              <w:rPr>
+                <w:sz w:val="20"/>
+              </w:rPr>
+              <w:t xml:space="preserve">Se verificó que esa solicitud ya no se puede aprobar y que quien intente aprobarla ve el aviso de opción deshabilitada; no se pudo comprobar con datos reales si queda alguna en esa situación ni qué se muestra en </w:t>
+            </w:r>
+            <w:r>
+              <w:rPr>
+                <w:b/>
+                <w:sz w:val="20"/>
+              </w:rPr>
+              <w:t>Mis Solicitudes</w:t>
             </w:r>
           </w:p>
         </w:tc>
